--- a/Printed Exam Notes/Unit 2 Printed Notes.docx
+++ b/Printed Exam Notes/Unit 2 Printed Notes.docx
@@ -6,10 +6,12 @@
       <w:pPr>
         <w:pStyle w:val="Notestitle"/>
       </w:pPr>
+      <w:bookmarkStart w:id="1" w:name="t23"/>
       <w:r>
         <w:rPr/>
         <w:t>Ch. 23: Plant Evolution and Diversity</w:t>
       </w:r>
+      <w:bookmarkEnd w:id="1"/>
     </w:p>
     <w:p>
       <w:pPr>
@@ -52,7 +54,7 @@
         <w:rPr/>
         <w:t>3.</w:t>
         <w:tab/>
-        <w:t>Go to that slide in the main notes: slides are in order, and every page header shows its slide codes.</w:t>
+        <w:t>Go to that page and slide in the main notes. Index codes are chapter.page.slide (the page number at the bottom of the main notes, then the slide); in the main notes each slide is headed chapter.section.slide.</w:t>
       </w:r>
     </w:p>
     <w:p>
@@ -81,10 +83,14 @@
       <w:pPr>
         <w:sectPr>
           <w:headerReference w:type="default" r:id="rId9"/>
-          <w:footerReference w:type="default" r:id="rId10"/>
+          <w:headerReference w:type="first" r:id="rId10"/>
+          <w:footerReference w:type="default" r:id="rId11"/>
+          <w:footerReference w:type="first" r:id="rId12"/>
+          <w:type w:val="oddPage"/>
           <w:pgSz w:w="12240" w:h="15840"/>
           <w:pgMar w:top="792" w:right="576" w:bottom="720" w:left="576" w:header="432" w:footer="360" w:gutter="0"/>
           <w:cols w:space="720"/>
+          <w:titlePg/>
           <w:docGrid w:linePitch="360"/>
         </w:sectPr>
       </w:pPr>
@@ -102,7 +108,7 @@
       <w:pPr>
         <w:pStyle w:val="Slideheading"/>
       </w:pPr>
-      <w:bookmarkStart w:id="1" w:name="s231003"/>
+      <w:bookmarkStart w:id="2" w:name="s231003"/>
       <w:r>
         <w:rPr>
           <w:rStyle w:val="Slidecode"/>
@@ -110,7 +116,7 @@
         </w:rPr>
         <w:t>23.1.3</w:t>
       </w:r>
-      <w:bookmarkEnd w:id="1"/>
+      <w:bookmarkEnd w:id="2"/>
     </w:p>
     <w:p>
       <w:pPr>
@@ -220,7 +226,7 @@
       <w:pPr>
         <w:pStyle w:val="Slideheading"/>
       </w:pPr>
-      <w:bookmarkStart w:id="2" w:name="s231004"/>
+      <w:bookmarkStart w:id="3" w:name="s231004"/>
       <w:r>
         <w:rPr>
           <w:rStyle w:val="Slidecode"/>
@@ -234,7 +240,7 @@
         </w:rPr>
         <w:t xml:space="preserve"> Characteristics of Plants</w:t>
       </w:r>
-      <w:bookmarkEnd w:id="2"/>
+      <w:bookmarkEnd w:id="3"/>
     </w:p>
     <w:p>
       <w:pPr>
@@ -334,7 +340,7 @@
       <w:pPr>
         <w:pStyle w:val="Slideheading"/>
       </w:pPr>
-      <w:bookmarkStart w:id="3" w:name="s231005"/>
+      <w:bookmarkStart w:id="4" w:name="s231005"/>
       <w:r>
         <w:rPr>
           <w:rStyle w:val="Slidecode"/>
@@ -348,7 +354,7 @@
         </w:rPr>
         <w:t xml:space="preserve"> The Ancestry of Land Plants</w:t>
       </w:r>
-      <w:bookmarkEnd w:id="3"/>
+      <w:bookmarkEnd w:id="4"/>
     </w:p>
     <w:p>
       <w:pPr>
@@ -406,7 +412,7 @@
       <w:pPr>
         <w:pStyle w:val="Slideheading"/>
       </w:pPr>
-      <w:bookmarkStart w:id="4" w:name="s231006"/>
+      <w:bookmarkStart w:id="5" w:name="s231006"/>
       <w:r>
         <w:rPr>
           <w:rStyle w:val="Slidecode"/>
@@ -420,7 +426,7 @@
         </w:rPr>
         <w:t xml:space="preserve"> Evolutionary History of Plants</w:t>
       </w:r>
-      <w:bookmarkEnd w:id="4"/>
+      <w:bookmarkEnd w:id="5"/>
     </w:p>
     <w:p>
       <w:pPr>
@@ -441,7 +447,7 @@
       <w:pPr>
         <w:pStyle w:val="Slideheading"/>
       </w:pPr>
-      <w:bookmarkStart w:id="5" w:name="s231007"/>
+      <w:bookmarkStart w:id="6" w:name="s231007"/>
       <w:r>
         <w:rPr>
           <w:rStyle w:val="Slidecode"/>
@@ -455,7 +461,7 @@
         </w:rPr>
         <w:t xml:space="preserve"> Embryo Difference in Green Algae and Land Plants</w:t>
       </w:r>
-      <w:bookmarkEnd w:id="5"/>
+      <w:bookmarkEnd w:id="6"/>
     </w:p>
     <w:p>
       <w:pPr>
@@ -476,7 +482,7 @@
       <w:pPr>
         <w:pStyle w:val="Slideheading"/>
       </w:pPr>
-      <w:bookmarkStart w:id="6" w:name="s231008"/>
+      <w:bookmarkStart w:id="7" w:name="s231008"/>
       <w:r>
         <w:rPr>
           <w:rStyle w:val="Slidecode"/>
@@ -490,7 +496,7 @@
         </w:rPr>
         <w:t xml:space="preserve"> Charophytes</w:t>
       </w:r>
-      <w:bookmarkEnd w:id="6"/>
+      <w:bookmarkEnd w:id="7"/>
     </w:p>
     <w:p>
       <w:pPr>
@@ -526,7 +532,7 @@
       <w:pPr>
         <w:pStyle w:val="Slideheading"/>
       </w:pPr>
-      <w:bookmarkStart w:id="7" w:name="s231009"/>
+      <w:bookmarkStart w:id="8" w:name="s231009"/>
       <w:r>
         <w:rPr>
           <w:rStyle w:val="Slidecode"/>
@@ -540,7 +546,7 @@
         </w:rPr>
         <w:t xml:space="preserve"> Adaptation to Land</w:t>
       </w:r>
-      <w:bookmarkEnd w:id="7"/>
+      <w:bookmarkEnd w:id="8"/>
     </w:p>
     <w:p>
       <w:pPr>
@@ -627,7 +633,7 @@
       <w:pPr>
         <w:pStyle w:val="Slideheading"/>
       </w:pPr>
-      <w:bookmarkStart w:id="8" w:name="s231010"/>
+      <w:bookmarkStart w:id="9" w:name="s231010"/>
       <w:r>
         <w:rPr>
           <w:rStyle w:val="Slidecode"/>
@@ -641,7 +647,7 @@
         </w:rPr>
         <w:t xml:space="preserve"> Leaf Adaptation to Prevent Desiccation</w:t>
       </w:r>
-      <w:bookmarkEnd w:id="8"/>
+      <w:bookmarkEnd w:id="9"/>
     </w:p>
     <w:p>
       <w:pPr>
@@ -662,7 +668,7 @@
       <w:pPr>
         <w:pStyle w:val="Slideheading"/>
       </w:pPr>
-      <w:bookmarkStart w:id="9" w:name="s231011"/>
+      <w:bookmarkStart w:id="10" w:name="s231011"/>
       <w:r>
         <w:rPr>
           <w:rStyle w:val="Slidecode"/>
@@ -676,7 +682,7 @@
         </w:rPr>
         <w:t xml:space="preserve"> Land Plants</w:t>
       </w:r>
-      <w:bookmarkEnd w:id="9"/>
+      <w:bookmarkEnd w:id="10"/>
     </w:p>
     <w:p>
       <w:pPr>
@@ -734,7 +740,7 @@
       <w:pPr>
         <w:pStyle w:val="Slideheading"/>
       </w:pPr>
-      <w:bookmarkStart w:id="10" w:name="s231012"/>
+      <w:bookmarkStart w:id="11" w:name="s231012"/>
       <w:r>
         <w:rPr>
           <w:rStyle w:val="Slidecode"/>
@@ -748,7 +754,7 @@
         </w:rPr>
         <w:t xml:space="preserve"> Alternation of Generations</w:t>
       </w:r>
-      <w:bookmarkEnd w:id="10"/>
+      <w:bookmarkEnd w:id="11"/>
     </w:p>
     <w:p>
       <w:pPr>
@@ -884,7 +890,7 @@
       <w:pPr>
         <w:pStyle w:val="Slideheading"/>
       </w:pPr>
-      <w:bookmarkStart w:id="11" w:name="s231013"/>
+      <w:bookmarkStart w:id="12" w:name="s231013"/>
       <w:r>
         <w:rPr>
           <w:rStyle w:val="Slidecode"/>
@@ -898,7 +904,7 @@
         </w:rPr>
         <w:t xml:space="preserve"> Alternation of Generations in Land Plants</w:t>
       </w:r>
-      <w:bookmarkEnd w:id="11"/>
+      <w:bookmarkEnd w:id="12"/>
     </w:p>
     <w:p>
       <w:pPr>
@@ -919,7 +925,7 @@
       <w:pPr>
         <w:pStyle w:val="Slideheading"/>
       </w:pPr>
-      <w:bookmarkStart w:id="12" w:name="s231014"/>
+      <w:bookmarkStart w:id="13" w:name="s231014"/>
       <w:r>
         <w:rPr>
           <w:rStyle w:val="Slidecode"/>
@@ -933,7 +939,7 @@
         </w:rPr>
         <w:t xml:space="preserve"> Dominant Generation</w:t>
       </w:r>
-      <w:bookmarkEnd w:id="12"/>
+      <w:bookmarkEnd w:id="13"/>
     </w:p>
     <w:p>
       <w:pPr>
@@ -1017,7 +1023,7 @@
       <w:pPr>
         <w:pStyle w:val="Slideheading"/>
       </w:pPr>
-      <w:bookmarkStart w:id="13" w:name="s231015"/>
+      <w:bookmarkStart w:id="14" w:name="s231015"/>
       <w:r>
         <w:rPr>
           <w:rStyle w:val="Slidecode"/>
@@ -1031,7 +1037,7 @@
         </w:rPr>
         <w:t xml:space="preserve"> Reduction in the Size of the Gametophyte</w:t>
       </w:r>
-      <w:bookmarkEnd w:id="13"/>
+      <w:bookmarkEnd w:id="14"/>
     </w:p>
     <w:p>
       <w:pPr>
@@ -1076,7 +1082,7 @@
       <w:pPr>
         <w:pStyle w:val="Slideheading"/>
       </w:pPr>
-      <w:bookmarkStart w:id="14" w:name="s232016"/>
+      <w:bookmarkStart w:id="15" w:name="s232016"/>
       <w:r>
         <w:rPr>
           <w:rStyle w:val="Slidecode"/>
@@ -1084,7 +1090,7 @@
         </w:rPr>
         <w:t>23.2.16</w:t>
       </w:r>
-      <w:bookmarkEnd w:id="14"/>
+      <w:bookmarkEnd w:id="15"/>
     </w:p>
     <w:p>
       <w:pPr>
@@ -1207,7 +1213,7 @@
       <w:pPr>
         <w:pStyle w:val="Slideheading"/>
       </w:pPr>
-      <w:bookmarkStart w:id="15" w:name="s232017"/>
+      <w:bookmarkStart w:id="16" w:name="s232017"/>
       <w:r>
         <w:rPr>
           <w:rStyle w:val="Slidecode"/>
@@ -1221,7 +1227,7 @@
         </w:rPr>
         <w:t xml:space="preserve"> Liverworts</w:t>
       </w:r>
-      <w:bookmarkEnd w:id="15"/>
+      <w:bookmarkEnd w:id="16"/>
     </w:p>
     <w:p>
       <w:pPr>
@@ -1357,7 +1363,7 @@
       <w:pPr>
         <w:pStyle w:val="Slideheading"/>
       </w:pPr>
-      <w:bookmarkStart w:id="16" w:name="s232018"/>
+      <w:bookmarkStart w:id="17" w:name="s232018"/>
       <w:r>
         <w:rPr>
           <w:rStyle w:val="Slidecode"/>
@@ -1371,7 +1377,7 @@
         </w:rPr>
         <w:t xml:space="preserve"> Liverwort, Marchantia</w:t>
       </w:r>
-      <w:bookmarkEnd w:id="16"/>
+      <w:bookmarkEnd w:id="17"/>
     </w:p>
     <w:p>
       <w:pPr>
@@ -1392,7 +1398,7 @@
       <w:pPr>
         <w:pStyle w:val="Slideheading"/>
       </w:pPr>
-      <w:bookmarkStart w:id="17" w:name="s232019"/>
+      <w:bookmarkStart w:id="18" w:name="s232019"/>
       <w:r>
         <w:rPr>
           <w:rStyle w:val="Slidecode"/>
@@ -1406,7 +1412,7 @@
         </w:rPr>
         <w:t xml:space="preserve"> Hornworts</w:t>
       </w:r>
-      <w:bookmarkEnd w:id="17"/>
+      <w:bookmarkEnd w:id="18"/>
     </w:p>
     <w:p>
       <w:pPr>
@@ -1477,7 +1483,7 @@
       <w:pPr>
         <w:pStyle w:val="Slideheading"/>
       </w:pPr>
-      <w:bookmarkStart w:id="18" w:name="s232020"/>
+      <w:bookmarkStart w:id="19" w:name="s232020"/>
       <w:r>
         <w:rPr>
           <w:rStyle w:val="Slidecode"/>
@@ -1491,7 +1497,7 @@
         </w:rPr>
         <w:t xml:space="preserve"> Hornwort, Anthoceros sp.</w:t>
       </w:r>
-      <w:bookmarkEnd w:id="18"/>
+      <w:bookmarkEnd w:id="19"/>
     </w:p>
     <w:p>
       <w:pPr>
@@ -1512,7 +1518,7 @@
       <w:pPr>
         <w:pStyle w:val="Slideheading"/>
       </w:pPr>
-      <w:bookmarkStart w:id="19" w:name="s232021"/>
+      <w:bookmarkStart w:id="20" w:name="s232021"/>
       <w:r>
         <w:rPr>
           <w:rStyle w:val="Slidecode"/>
@@ -1526,7 +1532,7 @@
         </w:rPr>
         <w:t xml:space="preserve"> Mosses</w:t>
       </w:r>
-      <w:bookmarkEnd w:id="19"/>
+      <w:bookmarkEnd w:id="20"/>
     </w:p>
     <w:p>
       <w:pPr>
@@ -1636,7 +1642,7 @@
       <w:pPr>
         <w:pStyle w:val="Slideheading"/>
       </w:pPr>
-      <w:bookmarkStart w:id="20" w:name="s232022"/>
+      <w:bookmarkStart w:id="21" w:name="s232022"/>
       <w:r>
         <w:rPr>
           <w:rStyle w:val="Slidecode"/>
@@ -1650,7 +1656,7 @@
         </w:rPr>
         <w:t xml:space="preserve"> Life Cycle of Moss</w:t>
       </w:r>
-      <w:bookmarkEnd w:id="20"/>
+      <w:bookmarkEnd w:id="21"/>
     </w:p>
     <w:p>
       <w:pPr>
@@ -1777,7 +1783,7 @@
         <w:pStyle w:val="Slideheading"/>
         <w:keepNext w:val="0"/>
       </w:pPr>
-      <w:bookmarkStart w:id="21" w:name="s232023"/>
+      <w:bookmarkStart w:id="22" w:name="s232023"/>
       <w:r>
         <w:rPr>
           <w:rStyle w:val="Slidecode"/>
@@ -1795,14 +1801,14 @@
         <w:rPr/>
         <w:t xml:space="preserve"> · Step 1 (mature gametophytes); full description at 23.2.30.</w:t>
       </w:r>
-      <w:bookmarkEnd w:id="21"/>
+      <w:bookmarkEnd w:id="22"/>
     </w:p>
     <w:p>
       <w:pPr>
         <w:pStyle w:val="Slideheading"/>
         <w:keepNext w:val="0"/>
       </w:pPr>
-      <w:bookmarkStart w:id="22" w:name="s232024"/>
+      <w:bookmarkStart w:id="23" w:name="s232024"/>
       <w:r>
         <w:rPr>
           <w:rStyle w:val="Slidecode"/>
@@ -1820,14 +1826,14 @@
         <w:rPr/>
         <w:t xml:space="preserve"> · Step 2 (fertilization); full description at 23.2.30.</w:t>
       </w:r>
-      <w:bookmarkEnd w:id="22"/>
+      <w:bookmarkEnd w:id="23"/>
     </w:p>
     <w:p>
       <w:pPr>
         <w:pStyle w:val="Slideheading"/>
         <w:keepNext w:val="0"/>
       </w:pPr>
-      <w:bookmarkStart w:id="23" w:name="s232025"/>
+      <w:bookmarkStart w:id="24" w:name="s232025"/>
       <w:r>
         <w:rPr>
           <w:rStyle w:val="Slidecode"/>
@@ -1845,14 +1851,14 @@
         <w:rPr/>
         <w:t xml:space="preserve"> · Step 3 (zygote); full description at 23.2.30.</w:t>
       </w:r>
-      <w:bookmarkEnd w:id="23"/>
+      <w:bookmarkEnd w:id="24"/>
     </w:p>
     <w:p>
       <w:pPr>
         <w:pStyle w:val="Slideheading"/>
         <w:keepNext w:val="0"/>
       </w:pPr>
-      <w:bookmarkStart w:id="24" w:name="s232026"/>
+      <w:bookmarkStart w:id="25" w:name="s232026"/>
       <w:r>
         <w:rPr>
           <w:rStyle w:val="Slidecode"/>
@@ -1870,14 +1876,14 @@
         <w:rPr/>
         <w:t xml:space="preserve"> · Step 4 (sporophyte); full description at 23.2.30.</w:t>
       </w:r>
-      <w:bookmarkEnd w:id="24"/>
+      <w:bookmarkEnd w:id="25"/>
     </w:p>
     <w:p>
       <w:pPr>
         <w:pStyle w:val="Slideheading"/>
         <w:keepNext w:val="0"/>
       </w:pPr>
-      <w:bookmarkStart w:id="25" w:name="s232027"/>
+      <w:bookmarkStart w:id="26" w:name="s232027"/>
       <w:r>
         <w:rPr>
           <w:rStyle w:val="Slidecode"/>
@@ -1895,14 +1901,14 @@
         <w:rPr/>
         <w:t xml:space="preserve"> · Step 5 (spores); full description at 23.2.30.</w:t>
       </w:r>
-      <w:bookmarkEnd w:id="25"/>
+      <w:bookmarkEnd w:id="26"/>
     </w:p>
     <w:p>
       <w:pPr>
         <w:pStyle w:val="Slideheading"/>
         <w:keepNext w:val="0"/>
       </w:pPr>
-      <w:bookmarkStart w:id="26" w:name="s232028"/>
+      <w:bookmarkStart w:id="27" w:name="s232028"/>
       <w:r>
         <w:rPr>
           <w:rStyle w:val="Slidecode"/>
@@ -1920,14 +1926,14 @@
         <w:rPr/>
         <w:t xml:space="preserve"> · Step 6 (spore dispersal); full description at 23.2.30.</w:t>
       </w:r>
-      <w:bookmarkEnd w:id="26"/>
+      <w:bookmarkEnd w:id="27"/>
     </w:p>
     <w:p>
       <w:pPr>
         <w:pStyle w:val="Slideheading"/>
         <w:keepNext w:val="0"/>
       </w:pPr>
-      <w:bookmarkStart w:id="27" w:name="s232029"/>
+      <w:bookmarkStart w:id="28" w:name="s232029"/>
       <w:r>
         <w:rPr>
           <w:rStyle w:val="Slidecode"/>
@@ -1945,13 +1951,13 @@
         <w:rPr/>
         <w:t xml:space="preserve"> · Step 7 (immature gametophyte); full description at 23.2.30.</w:t>
       </w:r>
-      <w:bookmarkEnd w:id="27"/>
+      <w:bookmarkEnd w:id="28"/>
     </w:p>
     <w:p>
       <w:pPr>
         <w:pStyle w:val="Slideheading"/>
       </w:pPr>
-      <w:bookmarkStart w:id="28" w:name="s232030"/>
+      <w:bookmarkStart w:id="29" w:name="s232030"/>
       <w:r>
         <w:rPr>
           <w:rStyle w:val="Slidecode"/>
@@ -1965,7 +1971,7 @@
         </w:rPr>
         <w:t xml:space="preserve"> Moss Life Cycle 8</w:t>
       </w:r>
-      <w:bookmarkEnd w:id="28"/>
+      <w:bookmarkEnd w:id="29"/>
     </w:p>
     <w:p>
       <w:pPr>
@@ -1995,7 +2001,7 @@
       <w:pPr>
         <w:pStyle w:val="Slideheading"/>
       </w:pPr>
-      <w:bookmarkStart w:id="29" w:name="s233031"/>
+      <w:bookmarkStart w:id="30" w:name="s233031"/>
       <w:r>
         <w:rPr>
           <w:rStyle w:val="Slidecode"/>
@@ -2003,7 +2009,7 @@
         </w:rPr>
         <w:t>23.3.31</w:t>
       </w:r>
-      <w:bookmarkEnd w:id="29"/>
+      <w:bookmarkEnd w:id="30"/>
     </w:p>
     <w:p>
       <w:pPr>
@@ -2074,7 +2080,7 @@
       <w:pPr>
         <w:pStyle w:val="Slideheading"/>
       </w:pPr>
-      <w:bookmarkStart w:id="30" w:name="s233032"/>
+      <w:bookmarkStart w:id="31" w:name="s233032"/>
       <w:r>
         <w:rPr>
           <w:rStyle w:val="Slidecode"/>
@@ -2088,7 +2094,7 @@
         </w:rPr>
         <w:t xml:space="preserve"> The Origin of Vascular Plants</w:t>
       </w:r>
-      <w:bookmarkEnd w:id="30"/>
+      <w:bookmarkEnd w:id="31"/>
     </w:p>
     <w:p>
       <w:pPr>
@@ -2201,7 +2207,7 @@
       <w:pPr>
         <w:pStyle w:val="Slideheading"/>
       </w:pPr>
-      <w:bookmarkStart w:id="31" w:name="s233033"/>
+      <w:bookmarkStart w:id="32" w:name="s233033"/>
       <w:r>
         <w:rPr>
           <w:rStyle w:val="Slidecode"/>
@@ -2215,7 +2221,7 @@
         </w:rPr>
         <w:t xml:space="preserve"> A Cooksonia Fossil</w:t>
       </w:r>
-      <w:bookmarkEnd w:id="31"/>
+      <w:bookmarkEnd w:id="32"/>
     </w:p>
     <w:p>
       <w:pPr>
@@ -2236,7 +2242,7 @@
       <w:pPr>
         <w:pStyle w:val="Slideheading"/>
       </w:pPr>
-      <w:bookmarkStart w:id="32" w:name="s233034"/>
+      <w:bookmarkStart w:id="33" w:name="s233034"/>
       <w:r>
         <w:rPr>
           <w:rStyle w:val="Slidecode"/>
@@ -2250,7 +2256,7 @@
         </w:rPr>
         <w:t xml:space="preserve"> Lycophytes</w:t>
       </w:r>
-      <w:bookmarkEnd w:id="32"/>
+      <w:bookmarkEnd w:id="33"/>
     </w:p>
     <w:p>
       <w:pPr>
@@ -2389,7 +2395,7 @@
       <w:pPr>
         <w:pStyle w:val="Slideheading"/>
       </w:pPr>
-      <w:bookmarkStart w:id="33" w:name="s233035"/>
+      <w:bookmarkStart w:id="34" w:name="s233035"/>
       <w:r>
         <w:rPr>
           <w:rStyle w:val="Slidecode"/>
@@ -2403,7 +2409,7 @@
         </w:rPr>
         <w:t xml:space="preserve"> Lycophytes Example</w:t>
       </w:r>
-      <w:bookmarkEnd w:id="33"/>
+      <w:bookmarkEnd w:id="34"/>
     </w:p>
     <w:p>
       <w:pPr>
@@ -2433,7 +2439,7 @@
       <w:pPr>
         <w:pStyle w:val="Slideheading"/>
       </w:pPr>
-      <w:bookmarkStart w:id="34" w:name="s234036"/>
+      <w:bookmarkStart w:id="35" w:name="s234036"/>
       <w:r>
         <w:rPr>
           <w:rStyle w:val="Slidecode"/>
@@ -2441,7 +2447,7 @@
         </w:rPr>
         <w:t>23.4.36</w:t>
       </w:r>
-      <w:bookmarkEnd w:id="34"/>
+      <w:bookmarkEnd w:id="35"/>
     </w:p>
     <w:p>
       <w:pPr>
@@ -2525,7 +2531,7 @@
       <w:pPr>
         <w:pStyle w:val="Slideheading"/>
       </w:pPr>
-      <w:bookmarkStart w:id="35" w:name="s234037"/>
+      <w:bookmarkStart w:id="36" w:name="s234037"/>
       <w:r>
         <w:rPr>
           <w:rStyle w:val="Slidecode"/>
@@ -2539,7 +2545,7 @@
         </w:rPr>
         <w:t xml:space="preserve"> Microphylls and Megaphylls</w:t>
       </w:r>
-      <w:bookmarkEnd w:id="35"/>
+      <w:bookmarkEnd w:id="36"/>
     </w:p>
     <w:p>
       <w:pPr>
@@ -2560,7 +2566,7 @@
       <w:pPr>
         <w:pStyle w:val="Slideheading"/>
       </w:pPr>
-      <w:bookmarkStart w:id="36" w:name="s234038"/>
+      <w:bookmarkStart w:id="37" w:name="s234038"/>
       <w:r>
         <w:rPr>
           <w:rStyle w:val="Slidecode"/>
@@ -2574,7 +2580,7 @@
         </w:rPr>
         <w:t xml:space="preserve"> Horsetails</w:t>
       </w:r>
-      <w:bookmarkEnd w:id="36"/>
+      <w:bookmarkEnd w:id="37"/>
     </w:p>
     <w:p>
       <w:pPr>
@@ -2697,7 +2703,7 @@
       <w:pPr>
         <w:pStyle w:val="Slideheading"/>
       </w:pPr>
-      <w:bookmarkStart w:id="37" w:name="s234039"/>
+      <w:bookmarkStart w:id="38" w:name="s234039"/>
       <w:r>
         <w:rPr>
           <w:rStyle w:val="Slidecode"/>
@@ -2711,7 +2717,7 @@
         </w:rPr>
         <w:t xml:space="preserve"> Horsetail, Equisetum</w:t>
       </w:r>
-      <w:bookmarkEnd w:id="37"/>
+      <w:bookmarkEnd w:id="38"/>
     </w:p>
     <w:p>
       <w:pPr>
@@ -2747,7 +2753,7 @@
       <w:pPr>
         <w:pStyle w:val="Slideheading"/>
       </w:pPr>
-      <w:bookmarkStart w:id="38" w:name="s234040"/>
+      <w:bookmarkStart w:id="39" w:name="s234040"/>
       <w:r>
         <w:rPr>
           <w:rStyle w:val="Slidecode"/>
@@ -2761,7 +2767,7 @@
         </w:rPr>
         <w:t xml:space="preserve"> Whisk Ferns</w:t>
       </w:r>
-      <w:bookmarkEnd w:id="38"/>
+      <w:bookmarkEnd w:id="39"/>
     </w:p>
     <w:p>
       <w:pPr>
@@ -2832,7 +2838,7 @@
       <w:pPr>
         <w:pStyle w:val="Slideheading"/>
       </w:pPr>
-      <w:bookmarkStart w:id="39" w:name="s234041"/>
+      <w:bookmarkStart w:id="40" w:name="s234041"/>
       <w:r>
         <w:rPr>
           <w:rStyle w:val="Slidecode"/>
@@ -2846,7 +2852,7 @@
         </w:rPr>
         <w:t xml:space="preserve"> Whisk Fern, Psilotum</w:t>
       </w:r>
-      <w:bookmarkEnd w:id="39"/>
+      <w:bookmarkEnd w:id="40"/>
     </w:p>
     <w:p>
       <w:pPr>
@@ -2882,7 +2888,7 @@
       <w:pPr>
         <w:pStyle w:val="Slideheading"/>
       </w:pPr>
-      <w:bookmarkStart w:id="40" w:name="s234042"/>
+      <w:bookmarkStart w:id="41" w:name="s234042"/>
       <w:r>
         <w:rPr>
           <w:rStyle w:val="Slidecode"/>
@@ -2896,7 +2902,7 @@
         </w:rPr>
         <w:t xml:space="preserve"> Ferns</w:t>
       </w:r>
-      <w:bookmarkEnd w:id="40"/>
+      <w:bookmarkEnd w:id="41"/>
     </w:p>
     <w:p>
       <w:pPr>
@@ -2993,7 +2999,7 @@
       <w:pPr>
         <w:pStyle w:val="Slideheading"/>
       </w:pPr>
-      <w:bookmarkStart w:id="41" w:name="s234043"/>
+      <w:bookmarkStart w:id="42" w:name="s234043"/>
       <w:r>
         <w:rPr>
           <w:rStyle w:val="Slidecode"/>
@@ -3007,7 +3013,7 @@
         </w:rPr>
         <w:t xml:space="preserve"> Fern Life Cycle</w:t>
       </w:r>
-      <w:bookmarkEnd w:id="41"/>
+      <w:bookmarkEnd w:id="42"/>
     </w:p>
     <w:p>
       <w:pPr>
@@ -3065,7 +3071,7 @@
       <w:pPr>
         <w:pStyle w:val="Slideheading"/>
       </w:pPr>
-      <w:bookmarkStart w:id="42" w:name="s234044"/>
+      <w:bookmarkStart w:id="43" w:name="s234044"/>
       <w:r>
         <w:rPr>
           <w:rStyle w:val="Slidecode"/>
@@ -3079,7 +3085,7 @@
         </w:rPr>
         <w:t xml:space="preserve"> Diversity of Ferns</w:t>
       </w:r>
-      <w:bookmarkEnd w:id="42"/>
+      <w:bookmarkEnd w:id="43"/>
     </w:p>
     <w:p>
       <w:pPr>
@@ -3101,7 +3107,7 @@
         <w:pStyle w:val="Slideheading"/>
         <w:keepNext w:val="0"/>
       </w:pPr>
-      <w:bookmarkStart w:id="43" w:name="s234045"/>
+      <w:bookmarkStart w:id="44" w:name="s234045"/>
       <w:r>
         <w:rPr>
           <w:rStyle w:val="Slidecode"/>
@@ -3119,14 +3125,14 @@
         <w:rPr/>
         <w:t xml:space="preserve"> · Overview (the dominant sporophyte); full description at 23.4.52.</w:t>
       </w:r>
-      <w:bookmarkEnd w:id="43"/>
+      <w:bookmarkEnd w:id="44"/>
     </w:p>
     <w:p>
       <w:pPr>
         <w:pStyle w:val="Slideheading"/>
         <w:keepNext w:val="0"/>
       </w:pPr>
-      <w:bookmarkStart w:id="44" w:name="s234046"/>
+      <w:bookmarkStart w:id="45" w:name="s234046"/>
       <w:r>
         <w:rPr>
           <w:rStyle w:val="Slidecode"/>
@@ -3144,14 +3150,14 @@
         <w:rPr/>
         <w:t xml:space="preserve"> · Step 1 (sporophyte); full description at 23.4.52.</w:t>
       </w:r>
-      <w:bookmarkEnd w:id="44"/>
+      <w:bookmarkEnd w:id="45"/>
     </w:p>
     <w:p>
       <w:pPr>
         <w:pStyle w:val="Slideheading"/>
         <w:keepNext w:val="0"/>
       </w:pPr>
-      <w:bookmarkStart w:id="45" w:name="s234047"/>
+      <w:bookmarkStart w:id="46" w:name="s234047"/>
       <w:r>
         <w:rPr>
           <w:rStyle w:val="Slidecode"/>
@@ -3169,14 +3175,14 @@
         <w:rPr/>
         <w:t xml:space="preserve"> · Step 2 (sporangia); full description at 23.4.52.</w:t>
       </w:r>
-      <w:bookmarkEnd w:id="45"/>
+      <w:bookmarkEnd w:id="46"/>
     </w:p>
     <w:p>
       <w:pPr>
         <w:pStyle w:val="Slideheading"/>
         <w:keepNext w:val="0"/>
       </w:pPr>
-      <w:bookmarkStart w:id="46" w:name="s234048"/>
+      <w:bookmarkStart w:id="47" w:name="s234048"/>
       <w:r>
         <w:rPr>
           <w:rStyle w:val="Slidecode"/>
@@ -3194,14 +3200,14 @@
         <w:rPr/>
         <w:t xml:space="preserve"> · Step 3 (spores); full description at 23.4.52.</w:t>
       </w:r>
-      <w:bookmarkEnd w:id="46"/>
+      <w:bookmarkEnd w:id="47"/>
     </w:p>
     <w:p>
       <w:pPr>
         <w:pStyle w:val="Slideheading"/>
         <w:keepNext w:val="0"/>
       </w:pPr>
-      <w:bookmarkStart w:id="47" w:name="s234049"/>
+      <w:bookmarkStart w:id="48" w:name="s234049"/>
       <w:r>
         <w:rPr>
           <w:rStyle w:val="Slidecode"/>
@@ -3219,14 +3225,14 @@
         <w:rPr/>
         <w:t xml:space="preserve"> · Step 4 (gametophyte); full description at 23.4.52.</w:t>
       </w:r>
-      <w:bookmarkEnd w:id="47"/>
+      <w:bookmarkEnd w:id="48"/>
     </w:p>
     <w:p>
       <w:pPr>
         <w:pStyle w:val="Slideheading"/>
         <w:keepNext w:val="0"/>
       </w:pPr>
-      <w:bookmarkStart w:id="48" w:name="s234050"/>
+      <w:bookmarkStart w:id="49" w:name="s234050"/>
       <w:r>
         <w:rPr>
           <w:rStyle w:val="Slidecode"/>
@@ -3244,14 +3250,14 @@
         <w:rPr/>
         <w:t xml:space="preserve"> · Step 5 (fertilization); full description at 23.4.52.</w:t>
       </w:r>
-      <w:bookmarkEnd w:id="48"/>
+      <w:bookmarkEnd w:id="49"/>
     </w:p>
     <w:p>
       <w:pPr>
         <w:pStyle w:val="Slideheading"/>
         <w:keepNext w:val="0"/>
       </w:pPr>
-      <w:bookmarkStart w:id="49" w:name="s234051"/>
+      <w:bookmarkStart w:id="50" w:name="s234051"/>
       <w:r>
         <w:rPr>
           <w:rStyle w:val="Slidecode"/>
@@ -3269,13 +3275,13 @@
         <w:rPr/>
         <w:t xml:space="preserve"> · Step 6 (zygote); full description at 23.4.52.</w:t>
       </w:r>
-      <w:bookmarkEnd w:id="49"/>
+      <w:bookmarkEnd w:id="50"/>
     </w:p>
     <w:p>
       <w:pPr>
         <w:pStyle w:val="Slideheading"/>
       </w:pPr>
-      <w:bookmarkStart w:id="50" w:name="s234052"/>
+      <w:bookmarkStart w:id="51" w:name="s234052"/>
       <w:r>
         <w:rPr>
           <w:rStyle w:val="Slidecode"/>
@@ -3289,7 +3295,7 @@
         </w:rPr>
         <w:t xml:space="preserve"> Fern Life Cycle 8</w:t>
       </w:r>
-      <w:bookmarkEnd w:id="50"/>
+      <w:bookmarkEnd w:id="51"/>
     </w:p>
     <w:p>
       <w:pPr>
@@ -3310,7 +3316,7 @@
       <w:pPr>
         <w:pStyle w:val="Slideheading"/>
       </w:pPr>
-      <w:bookmarkStart w:id="51" w:name="s234053"/>
+      <w:bookmarkStart w:id="52" w:name="s234053"/>
       <w:r>
         <w:rPr>
           <w:rStyle w:val="Slidecode"/>
@@ -3324,7 +3330,7 @@
         </w:rPr>
         <w:t xml:space="preserve"> The Uses of Ferns</w:t>
       </w:r>
-      <w:bookmarkEnd w:id="51"/>
+      <w:bookmarkEnd w:id="52"/>
     </w:p>
     <w:p>
       <w:pPr>
@@ -3417,7 +3423,7 @@
       <w:pPr>
         <w:pStyle w:val="Slideheading"/>
       </w:pPr>
-      <w:bookmarkStart w:id="52" w:name="s235054"/>
+      <w:bookmarkStart w:id="53" w:name="s235054"/>
       <w:r>
         <w:rPr>
           <w:rStyle w:val="Slidecode"/>
@@ -3425,7 +3431,7 @@
         </w:rPr>
         <w:t>23.5.54</w:t>
       </w:r>
-      <w:bookmarkEnd w:id="52"/>
+      <w:bookmarkEnd w:id="53"/>
     </w:p>
     <w:p>
       <w:pPr>
@@ -3496,7 +3502,7 @@
       <w:pPr>
         <w:pStyle w:val="Slideheading"/>
       </w:pPr>
-      <w:bookmarkStart w:id="53" w:name="s235055"/>
+      <w:bookmarkStart w:id="54" w:name="s235055"/>
       <w:r>
         <w:rPr>
           <w:rStyle w:val="Slidecode"/>
@@ -3510,7 +3516,7 @@
         </w:rPr>
         <w:t xml:space="preserve"> Seed Plants</w:t>
       </w:r>
-      <w:bookmarkEnd w:id="53"/>
+      <w:bookmarkEnd w:id="54"/>
     </w:p>
     <w:p>
       <w:pPr>
@@ -3607,7 +3613,7 @@
       <w:pPr>
         <w:pStyle w:val="Slideheading"/>
       </w:pPr>
-      <w:bookmarkStart w:id="54" w:name="s235056"/>
+      <w:bookmarkStart w:id="55" w:name="s235056"/>
       <w:r>
         <w:rPr>
           <w:rStyle w:val="Slidecode"/>
@@ -3621,7 +3627,7 @@
         </w:rPr>
         <w:t xml:space="preserve"> Gymnosperms and Angiosperms</w:t>
       </w:r>
-      <w:bookmarkEnd w:id="54"/>
+      <w:bookmarkEnd w:id="55"/>
     </w:p>
     <w:p>
       <w:pPr>
@@ -3653,7 +3659,7 @@
       <w:pPr>
         <w:pStyle w:val="Slideheading"/>
       </w:pPr>
-      <w:bookmarkStart w:id="55" w:name="s235057"/>
+      <w:bookmarkStart w:id="56" w:name="s235057"/>
       <w:r>
         <w:rPr>
           <w:rStyle w:val="Slidecode"/>
@@ -3667,7 +3673,7 @@
         </w:rPr>
         <w:t xml:space="preserve"> Gymnosperms</w:t>
       </w:r>
-      <w:bookmarkEnd w:id="55"/>
+      <w:bookmarkEnd w:id="56"/>
     </w:p>
     <w:p>
       <w:pPr>
@@ -3751,7 +3757,7 @@
       <w:pPr>
         <w:pStyle w:val="Slideheading"/>
       </w:pPr>
-      <w:bookmarkStart w:id="56" w:name="s235058"/>
+      <w:bookmarkStart w:id="57" w:name="s235058"/>
       <w:r>
         <w:rPr>
           <w:rStyle w:val="Slidecode"/>
@@ -3765,7 +3771,7 @@
         </w:rPr>
         <w:t xml:space="preserve"> Conifers</w:t>
       </w:r>
-      <w:bookmarkEnd w:id="56"/>
+      <w:bookmarkEnd w:id="57"/>
     </w:p>
     <w:p>
       <w:pPr>
@@ -3862,7 +3868,7 @@
       <w:pPr>
         <w:pStyle w:val="Slideheading"/>
       </w:pPr>
-      <w:bookmarkStart w:id="57" w:name="s235059"/>
+      <w:bookmarkStart w:id="58" w:name="s235059"/>
       <w:r>
         <w:rPr>
           <w:rStyle w:val="Slidecode"/>
@@ -3876,7 +3882,7 @@
         </w:rPr>
         <w:t xml:space="preserve"> Conifer Examples</w:t>
       </w:r>
-      <w:bookmarkEnd w:id="57"/>
+      <w:bookmarkEnd w:id="58"/>
     </w:p>
     <w:p>
       <w:pPr>
@@ -3912,7 +3918,7 @@
       <w:pPr>
         <w:pStyle w:val="Slideheading"/>
       </w:pPr>
-      <w:bookmarkStart w:id="58" w:name="s235060"/>
+      <w:bookmarkStart w:id="59" w:name="s235060"/>
       <w:r>
         <w:rPr>
           <w:rStyle w:val="Slidecode"/>
@@ -3930,7 +3936,7 @@
         <w:rPr/>
         <w:t xml:space="preserve"> · Overview (the tree); full description at 23.5.68.</w:t>
       </w:r>
-      <w:bookmarkEnd w:id="58"/>
+      <w:bookmarkEnd w:id="59"/>
     </w:p>
     <w:p>
       <w:pPr>
@@ -3952,7 +3958,7 @@
         <w:pStyle w:val="Slideheading"/>
         <w:keepNext w:val="0"/>
       </w:pPr>
-      <w:bookmarkStart w:id="59" w:name="s235061"/>
+      <w:bookmarkStart w:id="60" w:name="s235061"/>
       <w:r>
         <w:rPr>
           <w:rStyle w:val="Slidecode"/>
@@ -3970,14 +3976,14 @@
         <w:rPr/>
         <w:t xml:space="preserve"> · Step 1 (pollen and seed cones); full description at 23.5.68.</w:t>
       </w:r>
-      <w:bookmarkEnd w:id="59"/>
+      <w:bookmarkEnd w:id="60"/>
     </w:p>
     <w:p>
       <w:pPr>
         <w:pStyle w:val="Slideheading"/>
         <w:keepNext w:val="0"/>
       </w:pPr>
-      <w:bookmarkStart w:id="60" w:name="s235062"/>
+      <w:bookmarkStart w:id="61" w:name="s235062"/>
       <w:r>
         <w:rPr>
           <w:rStyle w:val="Slidecode"/>
@@ -3995,14 +4001,14 @@
         <w:rPr/>
         <w:t xml:space="preserve"> · Step 2 (pollen sacs and ovules); full description at 23.5.68.</w:t>
       </w:r>
-      <w:bookmarkEnd w:id="60"/>
+      <w:bookmarkEnd w:id="61"/>
     </w:p>
     <w:p>
       <w:pPr>
         <w:pStyle w:val="Slideheading"/>
         <w:keepNext w:val="0"/>
       </w:pPr>
-      <w:bookmarkStart w:id="61" w:name="s235063"/>
+      <w:bookmarkStart w:id="62" w:name="s235063"/>
       <w:r>
         <w:rPr>
           <w:rStyle w:val="Slidecode"/>
@@ -4020,14 +4026,14 @@
         <w:rPr/>
         <w:t xml:space="preserve"> · Step 3 (microspores and megaspores); full description at 23.5.68.</w:t>
       </w:r>
-      <w:bookmarkEnd w:id="61"/>
+      <w:bookmarkEnd w:id="62"/>
     </w:p>
     <w:p>
       <w:pPr>
         <w:pStyle w:val="Slideheading"/>
         <w:keepNext w:val="0"/>
       </w:pPr>
-      <w:bookmarkStart w:id="62" w:name="s235064"/>
+      <w:bookmarkStart w:id="63" w:name="s235064"/>
       <w:r>
         <w:rPr>
           <w:rStyle w:val="Slidecode"/>
@@ -4045,14 +4051,14 @@
         <w:rPr/>
         <w:t xml:space="preserve"> · Step 4 (pollen grains); full description at 23.5.68.</w:t>
       </w:r>
-      <w:bookmarkEnd w:id="62"/>
+      <w:bookmarkEnd w:id="63"/>
     </w:p>
     <w:p>
       <w:pPr>
         <w:pStyle w:val="Slideheading"/>
         <w:keepNext w:val="0"/>
       </w:pPr>
-      <w:bookmarkStart w:id="63" w:name="s235065"/>
+      <w:bookmarkStart w:id="64" w:name="s235065"/>
       <w:r>
         <w:rPr>
           <w:rStyle w:val="Slidecode"/>
@@ -4070,14 +4076,14 @@
         <w:rPr/>
         <w:t xml:space="preserve"> · Step 5 (mature female gametophyte); full description at 23.5.68.</w:t>
       </w:r>
-      <w:bookmarkEnd w:id="63"/>
+      <w:bookmarkEnd w:id="64"/>
     </w:p>
     <w:p>
       <w:pPr>
         <w:pStyle w:val="Slideheading"/>
         <w:keepNext w:val="0"/>
       </w:pPr>
-      <w:bookmarkStart w:id="64" w:name="s235066"/>
+      <w:bookmarkStart w:id="65" w:name="s235066"/>
       <w:r>
         <w:rPr>
           <w:rStyle w:val="Slidecode"/>
@@ -4095,14 +4101,14 @@
         <w:rPr/>
         <w:t xml:space="preserve"> · Step 6 (zygote); full description at 23.5.68.</w:t>
       </w:r>
-      <w:bookmarkEnd w:id="64"/>
+      <w:bookmarkEnd w:id="65"/>
     </w:p>
     <w:p>
       <w:pPr>
         <w:pStyle w:val="Slideheading"/>
         <w:keepNext w:val="0"/>
       </w:pPr>
-      <w:bookmarkStart w:id="65" w:name="s235067"/>
+      <w:bookmarkStart w:id="66" w:name="s235067"/>
       <w:r>
         <w:rPr>
           <w:rStyle w:val="Slidecode"/>
@@ -4120,13 +4126,13 @@
         <w:rPr/>
         <w:t xml:space="preserve"> · Step 7 (sporophyte and seeds); full description at 23.5.68.</w:t>
       </w:r>
-      <w:bookmarkEnd w:id="65"/>
+      <w:bookmarkEnd w:id="66"/>
     </w:p>
     <w:p>
       <w:pPr>
         <w:pStyle w:val="Slideheading"/>
       </w:pPr>
-      <w:bookmarkStart w:id="66" w:name="s235068"/>
+      <w:bookmarkStart w:id="67" w:name="s235068"/>
       <w:r>
         <w:rPr>
           <w:rStyle w:val="Slidecode"/>
@@ -4140,7 +4146,7 @@
         </w:rPr>
         <w:t xml:space="preserve"> Pine Life Cycle 9</w:t>
       </w:r>
-      <w:bookmarkEnd w:id="66"/>
+      <w:bookmarkEnd w:id="67"/>
     </w:p>
     <w:p>
       <w:pPr>
@@ -4161,7 +4167,7 @@
       <w:pPr>
         <w:pStyle w:val="Slideheading"/>
       </w:pPr>
-      <w:bookmarkStart w:id="67" w:name="s235069"/>
+      <w:bookmarkStart w:id="68" w:name="s235069"/>
       <w:r>
         <w:rPr>
           <w:rStyle w:val="Slidecode"/>
@@ -4175,7 +4181,7 @@
         </w:rPr>
         <w:t xml:space="preserve"> Uses of Conifers</w:t>
       </w:r>
-      <w:bookmarkEnd w:id="67"/>
+      <w:bookmarkEnd w:id="68"/>
     </w:p>
     <w:p>
       <w:pPr>
@@ -4272,7 +4278,7 @@
       <w:pPr>
         <w:pStyle w:val="Slideheading"/>
       </w:pPr>
-      <w:bookmarkStart w:id="68" w:name="s235070"/>
+      <w:bookmarkStart w:id="69" w:name="s235070"/>
       <w:r>
         <w:rPr>
           <w:rStyle w:val="Slidecode"/>
@@ -4286,7 +4292,7 @@
         </w:rPr>
         <w:t xml:space="preserve"> Cycads</w:t>
       </w:r>
-      <w:bookmarkEnd w:id="68"/>
+      <w:bookmarkEnd w:id="69"/>
     </w:p>
     <w:p>
       <w:pPr>
@@ -4396,7 +4402,7 @@
       <w:pPr>
         <w:pStyle w:val="Slideheading"/>
       </w:pPr>
-      <w:bookmarkStart w:id="69" w:name="s235071"/>
+      <w:bookmarkStart w:id="70" w:name="s235071"/>
       <w:r>
         <w:rPr>
           <w:rStyle w:val="Slidecode"/>
@@ -4410,7 +4416,7 @@
         </w:rPr>
         <w:t xml:space="preserve"> African Cycad</w:t>
       </w:r>
-      <w:bookmarkEnd w:id="69"/>
+      <w:bookmarkEnd w:id="70"/>
     </w:p>
     <w:p>
       <w:pPr>
@@ -4459,7 +4465,7 @@
       <w:pPr>
         <w:pStyle w:val="Slideheading"/>
       </w:pPr>
-      <w:bookmarkStart w:id="70" w:name="s235072"/>
+      <w:bookmarkStart w:id="71" w:name="s235072"/>
       <w:r>
         <w:rPr>
           <w:rStyle w:val="Slidecode"/>
@@ -4473,7 +4479,7 @@
         </w:rPr>
         <w:t xml:space="preserve"> Ginkgoes</w:t>
       </w:r>
-      <w:bookmarkEnd w:id="70"/>
+      <w:bookmarkEnd w:id="71"/>
     </w:p>
     <w:p>
       <w:pPr>
@@ -4583,7 +4589,7 @@
       <w:pPr>
         <w:pStyle w:val="Slideheading"/>
       </w:pPr>
-      <w:bookmarkStart w:id="71" w:name="s235073"/>
+      <w:bookmarkStart w:id="72" w:name="s235073"/>
       <w:r>
         <w:rPr>
           <w:rStyle w:val="Slidecode"/>
@@ -4597,7 +4603,7 @@
         </w:rPr>
         <w:t xml:space="preserve"> Ginkgo biloba, a Native of China</w:t>
       </w:r>
-      <w:bookmarkEnd w:id="71"/>
+      <w:bookmarkEnd w:id="72"/>
     </w:p>
     <w:p>
       <w:pPr>
@@ -4618,7 +4624,7 @@
       <w:pPr>
         <w:pStyle w:val="Slideheading"/>
       </w:pPr>
-      <w:bookmarkStart w:id="72" w:name="s235074"/>
+      <w:bookmarkStart w:id="73" w:name="s235074"/>
       <w:r>
         <w:rPr>
           <w:rStyle w:val="Slidecode"/>
@@ -4632,7 +4638,7 @@
         </w:rPr>
         <w:t xml:space="preserve"> Gnetophytes</w:t>
       </w:r>
-      <w:bookmarkEnd w:id="72"/>
+      <w:bookmarkEnd w:id="73"/>
     </w:p>
     <w:p>
       <w:pPr>
@@ -4745,7 +4751,7 @@
       <w:pPr>
         <w:pStyle w:val="Slideheading"/>
       </w:pPr>
-      <w:bookmarkStart w:id="73" w:name="s235075"/>
+      <w:bookmarkStart w:id="74" w:name="s235075"/>
       <w:r>
         <w:rPr>
           <w:rStyle w:val="Slidecode"/>
@@ -4759,7 +4765,7 @@
         </w:rPr>
         <w:t xml:space="preserve"> Ephedra, a Type of Gnetophyte</w:t>
       </w:r>
-      <w:bookmarkEnd w:id="73"/>
+      <w:bookmarkEnd w:id="74"/>
     </w:p>
     <w:p>
       <w:pPr>
@@ -4780,7 +4786,7 @@
       <w:pPr>
         <w:pStyle w:val="Slideheading"/>
       </w:pPr>
-      <w:bookmarkStart w:id="74" w:name="s235076"/>
+      <w:bookmarkStart w:id="75" w:name="s235076"/>
       <w:r>
         <w:rPr>
           <w:rStyle w:val="Slidecode"/>
@@ -4794,7 +4800,7 @@
         </w:rPr>
         <w:t xml:space="preserve"> Welwitschia, a Type of Gnetophyte</w:t>
       </w:r>
-      <w:bookmarkEnd w:id="74"/>
+      <w:bookmarkEnd w:id="75"/>
     </w:p>
     <w:p>
       <w:pPr>
@@ -4815,7 +4821,7 @@
       <w:pPr>
         <w:pStyle w:val="Slideheading"/>
       </w:pPr>
-      <w:bookmarkStart w:id="75" w:name="s235077"/>
+      <w:bookmarkStart w:id="76" w:name="s235077"/>
       <w:r>
         <w:rPr>
           <w:rStyle w:val="Slidecode"/>
@@ -4829,7 +4835,7 @@
         </w:rPr>
         <w:t xml:space="preserve"> Angiosperms</w:t>
       </w:r>
-      <w:bookmarkEnd w:id="75"/>
+      <w:bookmarkEnd w:id="76"/>
     </w:p>
     <w:p>
       <w:pPr>
@@ -4942,7 +4948,7 @@
       <w:pPr>
         <w:pStyle w:val="Slideheading"/>
       </w:pPr>
-      <w:bookmarkStart w:id="76" w:name="s235078"/>
+      <w:bookmarkStart w:id="77" w:name="s235078"/>
       <w:r>
         <w:rPr>
           <w:rStyle w:val="Slidecode"/>
@@ -4956,7 +4962,7 @@
         </w:rPr>
         <w:t xml:space="preserve"> Origin and Radiation of Angiosperms</w:t>
       </w:r>
-      <w:bookmarkEnd w:id="76"/>
+      <w:bookmarkEnd w:id="77"/>
     </w:p>
     <w:p>
       <w:pPr>
@@ -5082,7 +5088,7 @@
       <w:pPr>
         <w:pStyle w:val="Slideheading"/>
       </w:pPr>
-      <w:bookmarkStart w:id="77" w:name="s235079"/>
+      <w:bookmarkStart w:id="78" w:name="s235079"/>
       <w:r>
         <w:rPr>
           <w:rStyle w:val="Slidecode"/>
@@ -5096,7 +5102,7 @@
         </w:rPr>
         <w:t xml:space="preserve"> Evolution of Flowering Plants: Amborella trichopoda</w:t>
       </w:r>
-      <w:bookmarkEnd w:id="77"/>
+      <w:bookmarkEnd w:id="78"/>
     </w:p>
     <w:p>
       <w:pPr>
@@ -5145,7 +5151,7 @@
       <w:pPr>
         <w:pStyle w:val="Slideheading"/>
       </w:pPr>
-      <w:bookmarkStart w:id="78" w:name="s235080"/>
+      <w:bookmarkStart w:id="79" w:name="s235080"/>
       <w:r>
         <w:rPr>
           <w:rStyle w:val="Slidecode"/>
@@ -5159,7 +5165,7 @@
         </w:rPr>
         <w:t xml:space="preserve"> Monocots and Eudicots</w:t>
       </w:r>
-      <w:bookmarkEnd w:id="78"/>
+      <w:bookmarkEnd w:id="79"/>
     </w:p>
     <w:p>
       <w:pPr>
@@ -5269,7 +5275,7 @@
       <w:pPr>
         <w:pStyle w:val="Slideheading"/>
       </w:pPr>
-      <w:bookmarkStart w:id="79" w:name="s235081"/>
+      <w:bookmarkStart w:id="80" w:name="s235081"/>
       <w:r>
         <w:rPr>
           <w:rStyle w:val="Slidecode"/>
@@ -5283,7 +5289,7 @@
         </w:rPr>
         <w:t xml:space="preserve"> Key Features of Monocots and Eudicots</w:t>
       </w:r>
-      <w:bookmarkEnd w:id="79"/>
+      <w:bookmarkEnd w:id="80"/>
     </w:p>
     <w:tbl>
       <w:tblPr>
@@ -5587,7 +5593,7 @@
       <w:pPr>
         <w:pStyle w:val="Slideheading"/>
       </w:pPr>
-      <w:bookmarkStart w:id="80" w:name="s235082"/>
+      <w:bookmarkStart w:id="81" w:name="s235082"/>
       <w:r>
         <w:rPr>
           <w:rStyle w:val="Slidecode"/>
@@ -5601,7 +5607,7 @@
         </w:rPr>
         <w:t xml:space="preserve"> Flower Diversity</w:t>
       </w:r>
-      <w:bookmarkEnd w:id="80"/>
+      <w:bookmarkEnd w:id="81"/>
     </w:p>
     <w:p>
       <w:pPr>
@@ -5622,7 +5628,7 @@
       <w:pPr>
         <w:pStyle w:val="Slideheading"/>
       </w:pPr>
-      <w:bookmarkStart w:id="81" w:name="s235083"/>
+      <w:bookmarkStart w:id="82" w:name="s235083"/>
       <w:r>
         <w:rPr>
           <w:rStyle w:val="Slidecode"/>
@@ -5636,7 +5642,7 @@
         </w:rPr>
         <w:t xml:space="preserve"> The Flower</w:t>
       </w:r>
-      <w:bookmarkEnd w:id="81"/>
+      <w:bookmarkEnd w:id="82"/>
     </w:p>
     <w:p>
       <w:pPr>
@@ -5746,7 +5752,7 @@
       <w:pPr>
         <w:pStyle w:val="Slideheading"/>
       </w:pPr>
-      <w:bookmarkStart w:id="82" w:name="s235084"/>
+      <w:bookmarkStart w:id="83" w:name="s235084"/>
       <w:r>
         <w:rPr>
           <w:rStyle w:val="Slidecode"/>
@@ -5760,7 +5766,7 @@
         </w:rPr>
         <w:t xml:space="preserve"> Parts of Flower</w:t>
       </w:r>
-      <w:bookmarkEnd w:id="82"/>
+      <w:bookmarkEnd w:id="83"/>
     </w:p>
     <w:p>
       <w:pPr>
@@ -5870,7 +5876,7 @@
       <w:pPr>
         <w:pStyle w:val="Slideheading"/>
       </w:pPr>
-      <w:bookmarkStart w:id="83" w:name="s235085"/>
+      <w:bookmarkStart w:id="84" w:name="s235085"/>
       <w:r>
         <w:rPr>
           <w:rStyle w:val="Slidecode"/>
@@ -5884,7 +5890,7 @@
         </w:rPr>
         <w:t xml:space="preserve"> Generalized Flower</w:t>
       </w:r>
-      <w:bookmarkEnd w:id="83"/>
+      <w:bookmarkEnd w:id="84"/>
     </w:p>
     <w:p>
       <w:pPr>
@@ -5920,7 +5926,7 @@
       <w:pPr>
         <w:pStyle w:val="Slideheading"/>
       </w:pPr>
-      <w:bookmarkStart w:id="84" w:name="s235086"/>
+      <w:bookmarkStart w:id="85" w:name="s235086"/>
       <w:r>
         <w:rPr>
           <w:rStyle w:val="Slidecode"/>
@@ -5934,7 +5940,7 @@
         </w:rPr>
         <w:t xml:space="preserve"> Flowering Plant Life Cycle 1</w:t>
       </w:r>
-      <w:bookmarkEnd w:id="84"/>
+      <w:bookmarkEnd w:id="85"/>
     </w:p>
     <w:p>
       <w:pPr>
@@ -6044,7 +6050,7 @@
       <w:pPr>
         <w:pStyle w:val="Slideheading"/>
       </w:pPr>
-      <w:bookmarkStart w:id="85" w:name="s235087"/>
+      <w:bookmarkStart w:id="86" w:name="s235087"/>
       <w:r>
         <w:rPr>
           <w:rStyle w:val="Slidecode"/>
@@ -6058,7 +6064,7 @@
         </w:rPr>
         <w:t xml:space="preserve"> Flowering Plant Life Cycle 2</w:t>
       </w:r>
-      <w:bookmarkEnd w:id="85"/>
+      <w:bookmarkEnd w:id="86"/>
     </w:p>
     <w:p>
       <w:pPr>
@@ -6155,7 +6161,7 @@
       <w:pPr>
         <w:pStyle w:val="Slideheading"/>
       </w:pPr>
-      <w:bookmarkStart w:id="86" w:name="s235088"/>
+      <w:bookmarkStart w:id="87" w:name="s235088"/>
       <w:r>
         <w:rPr>
           <w:rStyle w:val="Slidecode"/>
@@ -6169,7 +6175,7 @@
         </w:rPr>
         <w:t xml:space="preserve"> Flowering Plant Life Cycle 3</w:t>
       </w:r>
-      <w:bookmarkEnd w:id="86"/>
+      <w:bookmarkEnd w:id="87"/>
     </w:p>
     <w:p>
       <w:pPr>
@@ -6318,7 +6324,7 @@
       <w:pPr>
         <w:pStyle w:val="Slideheading"/>
       </w:pPr>
-      <w:bookmarkStart w:id="87" w:name="s235089"/>
+      <w:bookmarkStart w:id="88" w:name="s235089"/>
       <w:r>
         <w:rPr>
           <w:rStyle w:val="Slidecode"/>
@@ -6332,7 +6338,7 @@
         </w:rPr>
         <w:t xml:space="preserve"> Life Cycle of Flowering Plant</w:t>
       </w:r>
-      <w:bookmarkEnd w:id="87"/>
+      <w:bookmarkEnd w:id="88"/>
     </w:p>
     <w:p>
       <w:pPr>
@@ -6353,7 +6359,7 @@
       <w:pPr>
         <w:pStyle w:val="Slideheading"/>
       </w:pPr>
-      <w:bookmarkStart w:id="88" w:name="s235090"/>
+      <w:bookmarkStart w:id="89" w:name="s235090"/>
       <w:r>
         <w:rPr>
           <w:rStyle w:val="Slidecode"/>
@@ -6367,7 +6373,7 @@
         </w:rPr>
         <w:t xml:space="preserve"> Flowers and Diversification</w:t>
       </w:r>
-      <w:bookmarkEnd w:id="88"/>
+      <w:bookmarkEnd w:id="89"/>
     </w:p>
     <w:p>
       <w:pPr>
@@ -6477,7 +6483,7 @@
       <w:pPr>
         <w:pStyle w:val="Slideheading"/>
       </w:pPr>
-      <w:bookmarkStart w:id="89" w:name="s235091"/>
+      <w:bookmarkStart w:id="90" w:name="s235091"/>
       <w:r>
         <w:rPr>
           <w:rStyle w:val="Slidecode"/>
@@ -6491,7 +6497,7 @@
         </w:rPr>
         <w:t xml:space="preserve"> Other Flower Terminology</w:t>
       </w:r>
-      <w:bookmarkEnd w:id="89"/>
+      <w:bookmarkEnd w:id="90"/>
     </w:p>
     <w:tbl>
       <w:tblPr>
@@ -6762,14 +6768,14 @@
       <w:pPr>
         <w:pStyle w:val="Lookupheading"/>
       </w:pPr>
-      <w:bookmarkStart w:id="90" w:name="lk23LkTables"/>
+      <w:bookmarkStart w:id="91" w:name="lk23LkTables"/>
       <w:r>
         <w:rPr>
           <w:rStyle w:val="Slidecode"/>
         </w:rPr>
         <w:t>Comparison tables</w:t>
       </w:r>
-      <w:bookmarkEnd w:id="90"/>
+      <w:bookmarkEnd w:id="91"/>
     </w:p>
     <w:p>
       <w:pPr>
@@ -10963,14 +10969,14 @@
       <w:pPr>
         <w:pStyle w:val="Lookupheading"/>
       </w:pPr>
-      <w:bookmarkStart w:id="91" w:name="lk23LkSeq"/>
+      <w:bookmarkStart w:id="92" w:name="lk23LkSeq"/>
       <w:r>
         <w:rPr>
           <w:rStyle w:val="Slidecode"/>
         </w:rPr>
         <w:t>Sequences</w:t>
       </w:r>
-      <w:bookmarkEnd w:id="91"/>
+      <w:bookmarkEnd w:id="92"/>
     </w:p>
     <w:p>
       <w:pPr>
@@ -11072,14 +11078,14 @@
       <w:pPr>
         <w:pStyle w:val="Lookupheading"/>
       </w:pPr>
-      <w:bookmarkStart w:id="92" w:name="lk23LkPloidy"/>
+      <w:bookmarkStart w:id="93" w:name="lk23LkPloidy"/>
       <w:r>
         <w:rPr>
           <w:rStyle w:val="Slidecode"/>
         </w:rPr>
         <w:t>n / 2n / 3n and where meiosis happens</w:t>
       </w:r>
-      <w:bookmarkEnd w:id="92"/>
+      <w:bookmarkEnd w:id="93"/>
     </w:p>
     <w:p>
       <w:pPr>
@@ -11330,14 +11336,14 @@
       <w:pPr>
         <w:pStyle w:val="Lookupheading"/>
       </w:pPr>
-      <w:bookmarkStart w:id="93" w:name="lk23LkUses"/>
+      <w:bookmarkStart w:id="94" w:name="lk23LkUses"/>
       <w:r>
         <w:rPr>
           <w:rStyle w:val="Slidecode"/>
         </w:rPr>
         <w:t>Uses</w:t>
       </w:r>
-      <w:bookmarkEnd w:id="93"/>
+      <w:bookmarkEnd w:id="94"/>
     </w:p>
     <w:p>
       <w:pPr>
@@ -11691,6 +11697,7 @@
           <w:pgSz w:w="12240" w:h="15840"/>
           <w:pgMar w:top="792" w:right="576" w:bottom="720" w:left="576" w:header="432" w:footer="360" w:gutter="0"/>
           <w:cols w:space="288" w:num="2" w:sep="1"/>
+          <w:titlePg/>
           <w:docGrid w:linePitch="360"/>
         </w:sectPr>
       </w:pPr>
@@ -11699,19 +11706,23 @@
       <w:pPr>
         <w:pStyle w:val="Notestitle"/>
       </w:pPr>
+      <w:bookmarkStart w:id="95" w:name="t24"/>
       <w:r>
         <w:rPr/>
         <w:t>Ch. 24: Flowering Plants: Structure and Organization</w:t>
       </w:r>
+      <w:bookmarkEnd w:id="95"/>
     </w:p>
     <w:p>
       <w:pPr>
         <w:sectPr>
-          <w:headerReference w:type="default" r:id="rId11"/>
+          <w:headerReference w:type="default" r:id="rId13"/>
+          <w:headerReference w:type="first" r:id="rId14"/>
           <w:type w:val="oddPage"/>
           <w:pgSz w:w="12240" w:h="15840"/>
           <w:pgMar w:top="792" w:right="576" w:bottom="720" w:left="576" w:header="432" w:footer="360" w:gutter="0"/>
           <w:cols w:space="288" w:num="1" w:sep="0"/>
+          <w:titlePg/>
           <w:docGrid w:linePitch="360"/>
         </w:sectPr>
       </w:pPr>
@@ -11729,7 +11740,7 @@
       <w:pPr>
         <w:pStyle w:val="Slideheading"/>
       </w:pPr>
-      <w:bookmarkStart w:id="94" w:name="s241003"/>
+      <w:bookmarkStart w:id="96" w:name="s241003"/>
       <w:r>
         <w:rPr>
           <w:rStyle w:val="Slidecode"/>
@@ -11743,7 +11754,7 @@
         </w:rPr>
         <w:t xml:space="preserve"> Apical Meristem Gives Rise to Differing Plant Tissues</w:t>
       </w:r>
-      <w:bookmarkEnd w:id="94"/>
+      <w:bookmarkEnd w:id="96"/>
     </w:p>
     <w:p>
       <w:pPr>
@@ -11764,7 +11775,7 @@
       <w:pPr>
         <w:pStyle w:val="Slideheading"/>
       </w:pPr>
-      <w:bookmarkStart w:id="95" w:name="s241004"/>
+      <w:bookmarkStart w:id="97" w:name="s241004"/>
       <w:r>
         <w:rPr>
           <w:rStyle w:val="Slidecode"/>
@@ -11772,7 +11783,7 @@
         </w:rPr>
         <w:t>24.1.4</w:t>
       </w:r>
-      <w:bookmarkEnd w:id="95"/>
+      <w:bookmarkEnd w:id="97"/>
     </w:p>
     <w:p>
       <w:pPr>
@@ -11817,7 +11828,7 @@
       <w:pPr>
         <w:pStyle w:val="Slideheading"/>
       </w:pPr>
-      <w:bookmarkStart w:id="96" w:name="s241005"/>
+      <w:bookmarkStart w:id="98" w:name="s241005"/>
       <w:r>
         <w:rPr>
           <w:rStyle w:val="Slidecode"/>
@@ -11831,7 +11842,7 @@
         </w:rPr>
         <w:t xml:space="preserve"> Meristem Cell Division</w:t>
       </w:r>
-      <w:bookmarkEnd w:id="96"/>
+      <w:bookmarkEnd w:id="98"/>
     </w:p>
     <w:p>
       <w:pPr>
@@ -11852,7 +11863,7 @@
       <w:pPr>
         <w:pStyle w:val="Slideheading"/>
       </w:pPr>
-      <w:bookmarkStart w:id="97" w:name="s241006"/>
+      <w:bookmarkStart w:id="99" w:name="s241006"/>
       <w:r>
         <w:rPr>
           <w:rStyle w:val="Slidecode"/>
@@ -11866,7 +11877,7 @@
         </w:rPr>
         <w:t xml:space="preserve"> Meristem Development</w:t>
       </w:r>
-      <w:bookmarkEnd w:id="97"/>
+      <w:bookmarkEnd w:id="99"/>
     </w:p>
     <w:p>
       <w:pPr>
@@ -11976,7 +11987,7 @@
       <w:pPr>
         <w:pStyle w:val="Slideheading"/>
       </w:pPr>
-      <w:bookmarkStart w:id="98" w:name="s241007"/>
+      <w:bookmarkStart w:id="100" w:name="s241007"/>
       <w:r>
         <w:rPr>
           <w:rStyle w:val="Slidecode"/>
@@ -11990,7 +12001,7 @@
         </w:rPr>
         <w:t xml:space="preserve"> Epidermal Tissue 1</w:t>
       </w:r>
-      <w:bookmarkEnd w:id="98"/>
+      <w:bookmarkEnd w:id="100"/>
     </w:p>
     <w:p>
       <w:pPr>
@@ -12061,7 +12072,7 @@
       <w:pPr>
         <w:pStyle w:val="Slideheading"/>
       </w:pPr>
-      <w:bookmarkStart w:id="99" w:name="s241008"/>
+      <w:bookmarkStart w:id="101" w:name="s241008"/>
       <w:r>
         <w:rPr>
           <w:rStyle w:val="Slidecode"/>
@@ -12075,7 +12086,7 @@
         </w:rPr>
         <w:t xml:space="preserve"> Epidermal Tissue 2</w:t>
       </w:r>
-      <w:bookmarkEnd w:id="99"/>
+      <w:bookmarkEnd w:id="101"/>
     </w:p>
     <w:p>
       <w:pPr>
@@ -12172,7 +12183,7 @@
       <w:pPr>
         <w:pStyle w:val="Slideheading"/>
       </w:pPr>
-      <w:bookmarkStart w:id="100" w:name="s241009"/>
+      <w:bookmarkStart w:id="102" w:name="s241009"/>
       <w:r>
         <w:rPr>
           <w:rStyle w:val="Slidecode"/>
@@ -12186,7 +12197,7 @@
         </w:rPr>
         <w:t xml:space="preserve"> Modifications of Epidermal Tissue</w:t>
       </w:r>
-      <w:bookmarkEnd w:id="100"/>
+      <w:bookmarkEnd w:id="102"/>
     </w:p>
     <w:p>
       <w:pPr>
@@ -12223,7 +12234,7 @@
       <w:pPr>
         <w:pStyle w:val="Slideheading"/>
       </w:pPr>
-      <w:bookmarkStart w:id="101" w:name="s241010"/>
+      <w:bookmarkStart w:id="103" w:name="s241010"/>
       <w:r>
         <w:rPr>
           <w:rStyle w:val="Slidecode"/>
@@ -12237,7 +12248,7 @@
         </w:rPr>
         <w:t xml:space="preserve"> Ground Tissue 1</w:t>
       </w:r>
-      <w:bookmarkEnd w:id="101"/>
+      <w:bookmarkEnd w:id="103"/>
     </w:p>
     <w:p>
       <w:pPr>
@@ -12373,7 +12384,7 @@
       <w:pPr>
         <w:pStyle w:val="Slideheading"/>
       </w:pPr>
-      <w:bookmarkStart w:id="102" w:name="s241011"/>
+      <w:bookmarkStart w:id="104" w:name="s241011"/>
       <w:r>
         <w:rPr>
           <w:rStyle w:val="Slidecode"/>
@@ -12387,7 +12398,7 @@
         </w:rPr>
         <w:t xml:space="preserve"> Ground Tissue 2</w:t>
       </w:r>
-      <w:bookmarkEnd w:id="102"/>
+      <w:bookmarkEnd w:id="104"/>
     </w:p>
     <w:p>
       <w:pPr>
@@ -12484,7 +12495,7 @@
       <w:pPr>
         <w:pStyle w:val="Slideheading"/>
       </w:pPr>
-      <w:bookmarkStart w:id="103" w:name="s241012"/>
+      <w:bookmarkStart w:id="105" w:name="s241012"/>
       <w:r>
         <w:rPr>
           <w:rStyle w:val="Slidecode"/>
@@ -12498,7 +12509,7 @@
         </w:rPr>
         <w:t xml:space="preserve"> Ground Tissue Cells</w:t>
       </w:r>
-      <w:bookmarkEnd w:id="103"/>
+      <w:bookmarkEnd w:id="105"/>
     </w:p>
     <w:p>
       <w:pPr>
@@ -12519,7 +12530,7 @@
       <w:pPr>
         <w:pStyle w:val="Slideheading"/>
       </w:pPr>
-      <w:bookmarkStart w:id="104" w:name="s241013"/>
+      <w:bookmarkStart w:id="106" w:name="s241013"/>
       <w:r>
         <w:rPr>
           <w:rStyle w:val="Slidecode"/>
@@ -12533,7 +12544,7 @@
         </w:rPr>
         <w:t xml:space="preserve"> Vascular Tissue</w:t>
       </w:r>
-      <w:bookmarkEnd w:id="104"/>
+      <w:bookmarkEnd w:id="106"/>
     </w:p>
     <w:p>
       <w:pPr>
@@ -12656,7 +12667,7 @@
       <w:pPr>
         <w:pStyle w:val="Slideheading"/>
       </w:pPr>
-      <w:bookmarkStart w:id="105" w:name="s241014"/>
+      <w:bookmarkStart w:id="107" w:name="s241014"/>
       <w:r>
         <w:rPr>
           <w:rStyle w:val="Slidecode"/>
@@ -12670,7 +12681,7 @@
         </w:rPr>
         <w:t xml:space="preserve"> Xylem Structure</w:t>
       </w:r>
-      <w:bookmarkEnd w:id="105"/>
+      <w:bookmarkEnd w:id="107"/>
     </w:p>
     <w:p>
       <w:pPr>
@@ -12691,7 +12702,7 @@
       <w:pPr>
         <w:pStyle w:val="Slideheading"/>
       </w:pPr>
-      <w:bookmarkStart w:id="106" w:name="s241015"/>
+      <w:bookmarkStart w:id="108" w:name="s241015"/>
       <w:r>
         <w:rPr>
           <w:rStyle w:val="Slidecode"/>
@@ -12705,7 +12716,7 @@
         </w:rPr>
         <w:t xml:space="preserve"> Tracheids and Vessel Elements</w:t>
       </w:r>
-      <w:bookmarkEnd w:id="106"/>
+      <w:bookmarkEnd w:id="108"/>
     </w:p>
     <w:p>
       <w:pPr>
@@ -12802,7 +12813,7 @@
       <w:pPr>
         <w:pStyle w:val="Slideheading"/>
       </w:pPr>
-      <w:bookmarkStart w:id="107" w:name="s241016"/>
+      <w:bookmarkStart w:id="109" w:name="s241016"/>
       <w:r>
         <w:rPr>
           <w:rStyle w:val="Slidecode"/>
@@ -12816,7 +12827,7 @@
         </w:rPr>
         <w:t xml:space="preserve"> Sieve-Tube Members</w:t>
       </w:r>
-      <w:bookmarkEnd w:id="107"/>
+      <w:bookmarkEnd w:id="109"/>
     </w:p>
     <w:p>
       <w:pPr>
@@ -12926,7 +12937,7 @@
       <w:pPr>
         <w:pStyle w:val="Slideheading"/>
       </w:pPr>
-      <w:bookmarkStart w:id="108" w:name="s241017"/>
+      <w:bookmarkStart w:id="110" w:name="s241017"/>
       <w:r>
         <w:rPr>
           <w:rStyle w:val="Slidecode"/>
@@ -12940,7 +12951,7 @@
         </w:rPr>
         <w:t xml:space="preserve"> Phloem Structure</w:t>
       </w:r>
-      <w:bookmarkEnd w:id="108"/>
+      <w:bookmarkEnd w:id="110"/>
     </w:p>
     <w:p>
       <w:pPr>
@@ -12970,7 +12981,7 @@
       <w:pPr>
         <w:pStyle w:val="Slideheading"/>
       </w:pPr>
-      <w:bookmarkStart w:id="109" w:name="s242018"/>
+      <w:bookmarkStart w:id="111" w:name="s242018"/>
       <w:r>
         <w:rPr>
           <w:rStyle w:val="Slidecode"/>
@@ -12978,7 +12989,7 @@
         </w:rPr>
         <w:t>24.2.18</w:t>
       </w:r>
-      <w:bookmarkEnd w:id="109"/>
+      <w:bookmarkEnd w:id="111"/>
     </w:p>
     <w:p>
       <w:pPr>
@@ -13101,7 +13112,7 @@
       <w:pPr>
         <w:pStyle w:val="Slideheading"/>
       </w:pPr>
-      <w:bookmarkStart w:id="110" w:name="s242019"/>
+      <w:bookmarkStart w:id="112" w:name="s242019"/>
       <w:r>
         <w:rPr>
           <w:rStyle w:val="Slidecode"/>
@@ -13115,7 +13126,7 @@
         </w:rPr>
         <w:t xml:space="preserve"> Organization of Plant Body</w:t>
       </w:r>
-      <w:bookmarkEnd w:id="110"/>
+      <w:bookmarkEnd w:id="112"/>
     </w:p>
     <w:p>
       <w:pPr>
@@ -13136,7 +13147,7 @@
       <w:pPr>
         <w:pStyle w:val="Slideheading"/>
       </w:pPr>
-      <w:bookmarkStart w:id="111" w:name="s242020"/>
+      <w:bookmarkStart w:id="113" w:name="s242020"/>
       <w:r>
         <w:rPr>
           <w:rStyle w:val="Slidecode"/>
@@ -13150,7 +13161,7 @@
         </w:rPr>
         <w:t xml:space="preserve"> Shoot System</w:t>
       </w:r>
-      <w:bookmarkEnd w:id="111"/>
+      <w:bookmarkEnd w:id="113"/>
     </w:p>
     <w:p>
       <w:pPr>
@@ -13234,7 +13245,7 @@
       <w:pPr>
         <w:pStyle w:val="Slideheading"/>
       </w:pPr>
-      <w:bookmarkStart w:id="112" w:name="s242021"/>
+      <w:bookmarkStart w:id="114" w:name="s242021"/>
       <w:r>
         <w:rPr>
           <w:rStyle w:val="Slidecode"/>
@@ -13248,7 +13259,7 @@
         </w:rPr>
         <w:t xml:space="preserve"> A Terminal Bud</w:t>
       </w:r>
-      <w:bookmarkEnd w:id="112"/>
+      <w:bookmarkEnd w:id="114"/>
     </w:p>
     <w:p>
       <w:pPr>
@@ -13284,7 +13295,7 @@
       <w:pPr>
         <w:pStyle w:val="Slideheading"/>
       </w:pPr>
-      <w:bookmarkStart w:id="113" w:name="s242022"/>
+      <w:bookmarkStart w:id="115" w:name="s242022"/>
       <w:r>
         <w:rPr>
           <w:rStyle w:val="Slidecode"/>
@@ -13298,7 +13309,7 @@
         </w:rPr>
         <w:t xml:space="preserve"> Monocots</w:t>
       </w:r>
-      <w:bookmarkEnd w:id="113"/>
+      <w:bookmarkEnd w:id="115"/>
     </w:p>
     <w:p>
       <w:pPr>
@@ -13395,7 +13406,7 @@
       <w:pPr>
         <w:pStyle w:val="Slideheading"/>
       </w:pPr>
-      <w:bookmarkStart w:id="114" w:name="s242023"/>
+      <w:bookmarkStart w:id="116" w:name="s242023"/>
       <w:r>
         <w:rPr>
           <w:rStyle w:val="Slidecode"/>
@@ -13409,7 +13420,7 @@
         </w:rPr>
         <w:t xml:space="preserve"> Eudicots</w:t>
       </w:r>
-      <w:bookmarkEnd w:id="114"/>
+      <w:bookmarkEnd w:id="116"/>
     </w:p>
     <w:p>
       <w:pPr>
@@ -13480,7 +13491,7 @@
       <w:pPr>
         <w:pStyle w:val="Slideheading"/>
       </w:pPr>
-      <w:bookmarkStart w:id="115" w:name="s242024"/>
+      <w:bookmarkStart w:id="117" w:name="s242024"/>
       <w:r>
         <w:rPr>
           <w:rStyle w:val="Slidecode"/>
@@ -13494,7 +13505,7 @@
         </w:rPr>
         <w:t xml:space="preserve"> Flowering Plants Are Either Monocots or Eudicots</w:t>
       </w:r>
-      <w:bookmarkEnd w:id="115"/>
+      <w:bookmarkEnd w:id="117"/>
     </w:p>
     <w:p>
       <w:pPr>
@@ -13515,7 +13526,7 @@
       <w:pPr>
         <w:pStyle w:val="Slideheading"/>
       </w:pPr>
-      <w:bookmarkStart w:id="116" w:name="s242025"/>
+      <w:bookmarkStart w:id="118" w:name="s242025"/>
       <w:r>
         <w:rPr>
           <w:rStyle w:val="Slidecode"/>
@@ -13529,7 +13540,7 @@
         </w:rPr>
         <w:t xml:space="preserve"> Vegetative Organs and Plant Life Cycles</w:t>
       </w:r>
-      <w:bookmarkEnd w:id="116"/>
+      <w:bookmarkEnd w:id="118"/>
     </w:p>
     <w:p>
       <w:pPr>
@@ -13648,7 +13659,7 @@
       <w:pPr>
         <w:pStyle w:val="Slideheading"/>
       </w:pPr>
-      <w:bookmarkStart w:id="117" w:name="s243026"/>
+      <w:bookmarkStart w:id="119" w:name="s243026"/>
       <w:r>
         <w:rPr>
           <w:rStyle w:val="Slidecode"/>
@@ -13656,7 +13667,7 @@
         </w:rPr>
         <w:t>24.3.26</w:t>
       </w:r>
-      <w:bookmarkEnd w:id="117"/>
+      <w:bookmarkEnd w:id="119"/>
     </w:p>
     <w:p>
       <w:pPr>
@@ -13743,7 +13754,7 @@
       <w:pPr>
         <w:pStyle w:val="Slideheading"/>
       </w:pPr>
-      <w:bookmarkStart w:id="118" w:name="s243027"/>
+      <w:bookmarkStart w:id="120" w:name="s243027"/>
       <w:r>
         <w:rPr>
           <w:rStyle w:val="Slidecode"/>
@@ -13757,7 +13768,7 @@
         </w:rPr>
         <w:t xml:space="preserve"> Tissues of Eudicot Root</w:t>
       </w:r>
-      <w:bookmarkEnd w:id="118"/>
+      <w:bookmarkEnd w:id="120"/>
     </w:p>
     <w:p>
       <w:pPr>
@@ -13844,7 +13855,7 @@
       <w:pPr>
         <w:pStyle w:val="Slideheading"/>
       </w:pPr>
-      <w:bookmarkStart w:id="119" w:name="s243028"/>
+      <w:bookmarkStart w:id="121" w:name="s243028"/>
       <w:r>
         <w:rPr>
           <w:rStyle w:val="Slidecode"/>
@@ -13858,7 +13869,7 @@
         </w:rPr>
         <w:t xml:space="preserve"> Eudicot Root Tip</w:t>
       </w:r>
-      <w:bookmarkEnd w:id="119"/>
+      <w:bookmarkEnd w:id="121"/>
     </w:p>
     <w:p>
       <w:pPr>
@@ -13879,7 +13890,7 @@
       <w:pPr>
         <w:pStyle w:val="Slideheading"/>
       </w:pPr>
-      <w:bookmarkStart w:id="120" w:name="s243029"/>
+      <w:bookmarkStart w:id="122" w:name="s243029"/>
       <w:r>
         <w:rPr>
           <w:rStyle w:val="Slidecode"/>
@@ -13893,7 +13904,7 @@
         </w:rPr>
         <w:t xml:space="preserve"> Branching of a Eudicot Root</w:t>
       </w:r>
-      <w:bookmarkEnd w:id="120"/>
+      <w:bookmarkEnd w:id="122"/>
     </w:p>
     <w:p>
       <w:pPr>
@@ -13929,7 +13940,7 @@
       <w:pPr>
         <w:pStyle w:val="Slideheading"/>
       </w:pPr>
-      <w:bookmarkStart w:id="121" w:name="s243030"/>
+      <w:bookmarkStart w:id="123" w:name="s243030"/>
       <w:r>
         <w:rPr>
           <w:rStyle w:val="Slidecode"/>
@@ -13943,7 +13954,7 @@
         </w:rPr>
         <w:t xml:space="preserve"> Organization of Monocot Roots</w:t>
       </w:r>
-      <w:bookmarkEnd w:id="121"/>
+      <w:bookmarkEnd w:id="123"/>
     </w:p>
     <w:p>
       <w:pPr>
@@ -13988,7 +13999,7 @@
       <w:pPr>
         <w:pStyle w:val="Slideheading"/>
       </w:pPr>
-      <w:bookmarkStart w:id="122" w:name="s243031"/>
+      <w:bookmarkStart w:id="124" w:name="s243031"/>
       <w:r>
         <w:rPr>
           <w:rStyle w:val="Slidecode"/>
@@ -14002,7 +14013,7 @@
         </w:rPr>
         <w:t xml:space="preserve"> Monocot Root</w:t>
       </w:r>
-      <w:bookmarkEnd w:id="122"/>
+      <w:bookmarkEnd w:id="124"/>
     </w:p>
     <w:p>
       <w:pPr>
@@ -14038,7 +14049,7 @@
       <w:pPr>
         <w:pStyle w:val="Slideheading"/>
       </w:pPr>
-      <w:bookmarkStart w:id="123" w:name="s243032"/>
+      <w:bookmarkStart w:id="125" w:name="s243032"/>
       <w:r>
         <w:rPr>
           <w:rStyle w:val="Slidecode"/>
@@ -14052,7 +14063,7 @@
         </w:rPr>
         <w:t xml:space="preserve"> Root Diversity</w:t>
       </w:r>
-      <w:bookmarkEnd w:id="123"/>
+      <w:bookmarkEnd w:id="125"/>
     </w:p>
     <w:p>
       <w:pPr>
@@ -14175,7 +14186,7 @@
       <w:pPr>
         <w:pStyle w:val="Slideheading"/>
       </w:pPr>
-      <w:bookmarkStart w:id="124" w:name="s243033"/>
+      <w:bookmarkStart w:id="126" w:name="s243033"/>
       <w:r>
         <w:rPr>
           <w:rStyle w:val="Slidecode"/>
@@ -14189,7 +14200,7 @@
         </w:rPr>
         <w:t xml:space="preserve"> Root Specializations</w:t>
       </w:r>
-      <w:bookmarkEnd w:id="124"/>
+      <w:bookmarkEnd w:id="126"/>
     </w:p>
     <w:p>
       <w:pPr>
@@ -14225,7 +14236,7 @@
       <w:pPr>
         <w:pStyle w:val="Slideheading"/>
       </w:pPr>
-      <w:bookmarkStart w:id="125" w:name="s243034"/>
+      <w:bookmarkStart w:id="127" w:name="s243034"/>
       <w:r>
         <w:rPr>
           <w:rStyle w:val="Slidecode"/>
@@ -14239,7 +14250,7 @@
         </w:rPr>
         <w:t xml:space="preserve"> Root Symbiotic Relationships</w:t>
       </w:r>
-      <w:bookmarkEnd w:id="125"/>
+      <w:bookmarkEnd w:id="127"/>
     </w:p>
     <w:p>
       <w:pPr>
@@ -14345,7 +14356,7 @@
       <w:pPr>
         <w:pStyle w:val="Slideheading"/>
       </w:pPr>
-      <w:bookmarkStart w:id="126" w:name="s244035"/>
+      <w:bookmarkStart w:id="128" w:name="s244035"/>
       <w:r>
         <w:rPr>
           <w:rStyle w:val="Slidecode"/>
@@ -14353,7 +14364,7 @@
         </w:rPr>
         <w:t>24.4.35</w:t>
       </w:r>
-      <w:bookmarkEnd w:id="126"/>
+      <w:bookmarkEnd w:id="128"/>
     </w:p>
     <w:p>
       <w:pPr>
@@ -14528,7 +14539,7 @@
       <w:pPr>
         <w:pStyle w:val="Slideheading"/>
       </w:pPr>
-      <w:bookmarkStart w:id="127" w:name="s244036"/>
+      <w:bookmarkStart w:id="129" w:name="s244036"/>
       <w:r>
         <w:rPr>
           <w:rStyle w:val="Slidecode"/>
@@ -14542,7 +14553,7 @@
         </w:rPr>
         <w:t xml:space="preserve"> Woody Twig</w:t>
       </w:r>
-      <w:bookmarkEnd w:id="127"/>
+      <w:bookmarkEnd w:id="129"/>
     </w:p>
     <w:p>
       <w:pPr>
@@ -14563,7 +14574,7 @@
       <w:pPr>
         <w:pStyle w:val="Slideheading"/>
       </w:pPr>
-      <w:bookmarkStart w:id="128" w:name="s244037"/>
+      <w:bookmarkStart w:id="130" w:name="s244037"/>
       <w:r>
         <w:rPr>
           <w:rStyle w:val="Slidecode"/>
@@ -14577,7 +14588,7 @@
         </w:rPr>
         <w:t xml:space="preserve"> Shoot Tip and Primary Meristems</w:t>
       </w:r>
-      <w:bookmarkEnd w:id="128"/>
+      <w:bookmarkEnd w:id="130"/>
     </w:p>
     <w:p>
       <w:pPr>
@@ -14598,7 +14609,7 @@
       <w:pPr>
         <w:pStyle w:val="Slideheading"/>
       </w:pPr>
-      <w:bookmarkStart w:id="129" w:name="s244038"/>
+      <w:bookmarkStart w:id="131" w:name="s244038"/>
       <w:r>
         <w:rPr>
           <w:rStyle w:val="Slidecode"/>
@@ -14612,7 +14623,7 @@
         </w:rPr>
         <w:t xml:space="preserve"> Herbaceous Stems</w:t>
       </w:r>
-      <w:bookmarkEnd w:id="129"/>
+      <w:bookmarkEnd w:id="131"/>
     </w:p>
     <w:p>
       <w:pPr>
@@ -14683,7 +14694,7 @@
       <w:pPr>
         <w:pStyle w:val="Slideheading"/>
       </w:pPr>
-      <w:bookmarkStart w:id="130" w:name="s244039"/>
+      <w:bookmarkStart w:id="132" w:name="s244039"/>
       <w:r>
         <w:rPr>
           <w:rStyle w:val="Slidecode"/>
@@ -14697,7 +14708,7 @@
         </w:rPr>
         <w:t xml:space="preserve"> Herbaceous Eudicot Stem</w:t>
       </w:r>
-      <w:bookmarkEnd w:id="130"/>
+      <w:bookmarkEnd w:id="132"/>
     </w:p>
     <w:p>
       <w:pPr>
@@ -14718,7 +14729,7 @@
       <w:pPr>
         <w:pStyle w:val="Slideheading"/>
       </w:pPr>
-      <w:bookmarkStart w:id="131" w:name="s244040"/>
+      <w:bookmarkStart w:id="133" w:name="s244040"/>
       <w:r>
         <w:rPr>
           <w:rStyle w:val="Slidecode"/>
@@ -14732,7 +14743,7 @@
         </w:rPr>
         <w:t xml:space="preserve"> Monocot Stem</w:t>
       </w:r>
-      <w:bookmarkEnd w:id="131"/>
+      <w:bookmarkEnd w:id="133"/>
     </w:p>
     <w:p>
       <w:pPr>
@@ -14753,7 +14764,7 @@
       <w:pPr>
         <w:pStyle w:val="Slideheading"/>
       </w:pPr>
-      <w:bookmarkStart w:id="132" w:name="s244041"/>
+      <w:bookmarkStart w:id="134" w:name="s244041"/>
       <w:r>
         <w:rPr>
           <w:rStyle w:val="Slidecode"/>
@@ -14767,7 +14778,7 @@
         </w:rPr>
         <w:t xml:space="preserve"> Woody Stems</w:t>
       </w:r>
-      <w:bookmarkEnd w:id="132"/>
+      <w:bookmarkEnd w:id="134"/>
     </w:p>
     <w:p>
       <w:pPr>
@@ -14812,7 +14823,7 @@
       <w:pPr>
         <w:pStyle w:val="Slideheading"/>
       </w:pPr>
-      <w:bookmarkStart w:id="133" w:name="s244042"/>
+      <w:bookmarkStart w:id="135" w:name="s244042"/>
       <w:r>
         <w:rPr>
           <w:rStyle w:val="Slidecode"/>
@@ -14826,7 +14837,7 @@
         </w:rPr>
         <w:t xml:space="preserve"> Woody Stem Characteristics</w:t>
       </w:r>
-      <w:bookmarkEnd w:id="133"/>
+      <w:bookmarkEnd w:id="135"/>
     </w:p>
     <w:p>
       <w:pPr>
@@ -14926,7 +14937,7 @@
       <w:pPr>
         <w:pStyle w:val="Slideheading"/>
       </w:pPr>
-      <w:bookmarkStart w:id="134" w:name="s244043"/>
+      <w:bookmarkStart w:id="136" w:name="s244043"/>
       <w:r>
         <w:rPr>
           <w:rStyle w:val="Slidecode"/>
@@ -14940,7 +14951,7 @@
         </w:rPr>
         <w:t xml:space="preserve"> Diagrams of Secondary Growth of Stems</w:t>
       </w:r>
-      <w:bookmarkEnd w:id="134"/>
+      <w:bookmarkEnd w:id="136"/>
     </w:p>
     <w:p>
       <w:pPr>
@@ -14961,7 +14972,7 @@
       <w:pPr>
         <w:pStyle w:val="Slideheading"/>
       </w:pPr>
-      <w:bookmarkStart w:id="135" w:name="s244044"/>
+      <w:bookmarkStart w:id="137" w:name="s244044"/>
       <w:r>
         <w:rPr>
           <w:rStyle w:val="Slidecode"/>
@@ -14975,7 +14986,7 @@
         </w:rPr>
         <w:t xml:space="preserve"> Bark</w:t>
       </w:r>
-      <w:bookmarkEnd w:id="135"/>
+      <w:bookmarkEnd w:id="137"/>
     </w:p>
     <w:p>
       <w:pPr>
@@ -15046,7 +15057,7 @@
       <w:pPr>
         <w:pStyle w:val="Slideheading"/>
       </w:pPr>
-      <w:bookmarkStart w:id="136" w:name="s244045"/>
+      <w:bookmarkStart w:id="138" w:name="s244045"/>
       <w:r>
         <w:rPr>
           <w:rStyle w:val="Slidecode"/>
@@ -15060,7 +15071,7 @@
         </w:rPr>
         <w:t xml:space="preserve"> Wood</w:t>
       </w:r>
-      <w:bookmarkEnd w:id="136"/>
+      <w:bookmarkEnd w:id="138"/>
     </w:p>
     <w:p>
       <w:pPr>
@@ -15131,7 +15142,7 @@
       <w:pPr>
         <w:pStyle w:val="Slideheading"/>
       </w:pPr>
-      <w:bookmarkStart w:id="137" w:name="s244046"/>
+      <w:bookmarkStart w:id="139" w:name="s244046"/>
       <w:r>
         <w:rPr>
           <w:rStyle w:val="Slidecode"/>
@@ -15145,7 +15156,7 @@
         </w:rPr>
         <w:t xml:space="preserve"> Three-Year-Old Woody Twig</w:t>
       </w:r>
-      <w:bookmarkEnd w:id="137"/>
+      <w:bookmarkEnd w:id="139"/>
     </w:p>
     <w:p>
       <w:pPr>
@@ -15182,7 +15193,7 @@
       <w:pPr>
         <w:pStyle w:val="Slideheading"/>
       </w:pPr>
-      <w:bookmarkStart w:id="138" w:name="s244047"/>
+      <w:bookmarkStart w:id="140" w:name="s244047"/>
       <w:r>
         <w:rPr>
           <w:rStyle w:val="Slidecode"/>
@@ -15196,7 +15207,7 @@
         </w:rPr>
         <w:t xml:space="preserve"> Tree Trunk</w:t>
       </w:r>
-      <w:bookmarkEnd w:id="138"/>
+      <w:bookmarkEnd w:id="140"/>
     </w:p>
     <w:p>
       <w:pPr>
@@ -15217,7 +15228,7 @@
       <w:pPr>
         <w:pStyle w:val="Slideheading"/>
       </w:pPr>
-      <w:bookmarkStart w:id="139" w:name="s244048"/>
+      <w:bookmarkStart w:id="141" w:name="s244048"/>
       <w:r>
         <w:rPr>
           <w:rStyle w:val="Slidecode"/>
@@ -15231,7 +15242,7 @@
         </w:rPr>
         <w:t xml:space="preserve"> Stem Diversity 1</w:t>
       </w:r>
-      <w:bookmarkEnd w:id="139"/>
+      <w:bookmarkEnd w:id="141"/>
     </w:p>
     <w:p>
       <w:pPr>
@@ -15419,7 +15430,7 @@
       <w:pPr>
         <w:pStyle w:val="Slideheading"/>
       </w:pPr>
-      <w:bookmarkStart w:id="140" w:name="s244049"/>
+      <w:bookmarkStart w:id="142" w:name="s244049"/>
       <w:r>
         <w:rPr>
           <w:rStyle w:val="Slidecode"/>
@@ -15433,7 +15444,7 @@
         </w:rPr>
         <w:t xml:space="preserve"> Stem Diversity 2</w:t>
       </w:r>
-      <w:bookmarkEnd w:id="140"/>
+      <w:bookmarkEnd w:id="142"/>
     </w:p>
     <w:p>
       <w:pPr>
@@ -15463,7 +15474,7 @@
       <w:pPr>
         <w:pStyle w:val="Slideheading"/>
       </w:pPr>
-      <w:bookmarkStart w:id="141" w:name="s245050"/>
+      <w:bookmarkStart w:id="143" w:name="s245050"/>
       <w:r>
         <w:rPr>
           <w:rStyle w:val="Slidecode"/>
@@ -15471,7 +15482,7 @@
         </w:rPr>
         <w:t>24.5.50</w:t>
       </w:r>
-      <w:bookmarkEnd w:id="141"/>
+      <w:bookmarkEnd w:id="143"/>
     </w:p>
     <w:p>
       <w:pPr>
@@ -15594,7 +15605,7 @@
       <w:pPr>
         <w:pStyle w:val="Slideheading"/>
       </w:pPr>
-      <w:bookmarkStart w:id="142" w:name="s245051"/>
+      <w:bookmarkStart w:id="144" w:name="s245051"/>
       <w:r>
         <w:rPr>
           <w:rStyle w:val="Slidecode"/>
@@ -15608,7 +15619,7 @@
         </w:rPr>
         <w:t xml:space="preserve"> Leaf Morphology</w:t>
       </w:r>
-      <w:bookmarkEnd w:id="142"/>
+      <w:bookmarkEnd w:id="144"/>
     </w:p>
     <w:p>
       <w:pPr>
@@ -15744,7 +15755,7 @@
       <w:pPr>
         <w:pStyle w:val="Slideheading"/>
       </w:pPr>
-      <w:bookmarkStart w:id="143" w:name="s245052"/>
+      <w:bookmarkStart w:id="145" w:name="s245052"/>
       <w:r>
         <w:rPr>
           <w:rStyle w:val="Slidecode"/>
@@ -15758,7 +15769,7 @@
         </w:rPr>
         <w:t xml:space="preserve"> Leaf Structure</w:t>
       </w:r>
-      <w:bookmarkEnd w:id="143"/>
+      <w:bookmarkEnd w:id="145"/>
     </w:p>
     <w:p>
       <w:pPr>
@@ -15795,7 +15806,7 @@
       <w:pPr>
         <w:pStyle w:val="Slideheading"/>
       </w:pPr>
-      <w:bookmarkStart w:id="144" w:name="s245053"/>
+      <w:bookmarkStart w:id="146" w:name="s245053"/>
       <w:r>
         <w:rPr>
           <w:rStyle w:val="Slidecode"/>
@@ -15809,7 +15820,7 @@
         </w:rPr>
         <w:t xml:space="preserve"> Diversity of Leaves</w:t>
       </w:r>
-      <w:bookmarkEnd w:id="144"/>
+      <w:bookmarkEnd w:id="146"/>
     </w:p>
     <w:p>
       <w:pPr>
@@ -15945,7 +15956,7 @@
       <w:pPr>
         <w:pStyle w:val="Slideheading"/>
       </w:pPr>
-      <w:bookmarkStart w:id="145" w:name="s245054"/>
+      <w:bookmarkStart w:id="147" w:name="s245054"/>
       <w:r>
         <w:rPr>
           <w:rStyle w:val="Slidecode"/>
@@ -15959,7 +15970,7 @@
         </w:rPr>
         <w:t xml:space="preserve"> Classification of Leaves</w:t>
       </w:r>
-      <w:bookmarkEnd w:id="145"/>
+      <w:bookmarkEnd w:id="147"/>
     </w:p>
     <w:p>
       <w:pPr>
@@ -16006,7 +16017,7 @@
       <w:pPr>
         <w:pStyle w:val="Slideheading"/>
       </w:pPr>
-      <w:bookmarkStart w:id="146" w:name="s245055"/>
+      <w:bookmarkStart w:id="148" w:name="s245055"/>
       <w:r>
         <w:rPr>
           <w:rStyle w:val="Slidecode"/>
@@ -16020,7 +16031,7 @@
         </w:rPr>
         <w:t xml:space="preserve"> Leaf Diversity</w:t>
       </w:r>
-      <w:bookmarkEnd w:id="146"/>
+      <w:bookmarkEnd w:id="148"/>
     </w:p>
     <w:p>
       <w:pPr>
@@ -16056,14 +16067,14 @@
       <w:pPr>
         <w:pStyle w:val="Lookupheading"/>
       </w:pPr>
-      <w:bookmarkStart w:id="147" w:name="lk24LkTables"/>
+      <w:bookmarkStart w:id="149" w:name="lk24LkTables"/>
       <w:r>
         <w:rPr>
           <w:rStyle w:val="Slidecode"/>
         </w:rPr>
         <w:t>Comparison tables</w:t>
       </w:r>
-      <w:bookmarkEnd w:id="147"/>
+      <w:bookmarkEnd w:id="149"/>
     </w:p>
     <w:p>
       <w:pPr>
@@ -19402,14 +19413,14 @@
       <w:pPr>
         <w:pStyle w:val="Lookupheading"/>
       </w:pPr>
-      <w:bookmarkStart w:id="148" w:name="lk24LkSeq"/>
+      <w:bookmarkStart w:id="150" w:name="lk24LkSeq"/>
       <w:r>
         <w:rPr>
           <w:rStyle w:val="Slidecode"/>
         </w:rPr>
         <w:t>Sequences</w:t>
       </w:r>
-      <w:bookmarkEnd w:id="148"/>
+      <w:bookmarkEnd w:id="150"/>
     </w:p>
     <w:p>
       <w:pPr>
@@ -19487,14 +19498,14 @@
       <w:pPr>
         <w:pStyle w:val="Lookupheading"/>
       </w:pPr>
-      <w:bookmarkStart w:id="149" w:name="lk24LkUses"/>
+      <w:bookmarkStart w:id="151" w:name="lk24LkUses"/>
       <w:r>
         <w:rPr>
           <w:rStyle w:val="Slidecode"/>
         </w:rPr>
         <w:t>Uses</w:t>
       </w:r>
-      <w:bookmarkEnd w:id="149"/>
+      <w:bookmarkEnd w:id="151"/>
     </w:p>
     <w:p>
       <w:pPr>
@@ -19716,6 +19727,7 @@
           <w:pgSz w:w="12240" w:h="15840"/>
           <w:pgMar w:top="792" w:right="576" w:bottom="720" w:left="576" w:header="432" w:footer="360" w:gutter="0"/>
           <w:cols w:space="288" w:num="2" w:sep="1"/>
+          <w:titlePg/>
           <w:docGrid w:linePitch="360"/>
         </w:sectPr>
       </w:pPr>
@@ -19724,19 +19736,23 @@
       <w:pPr>
         <w:pStyle w:val="Notestitle"/>
       </w:pPr>
+      <w:bookmarkStart w:id="152" w:name="t25"/>
       <w:r>
         <w:rPr/>
         <w:t>Ch. 25: Flowering Plants: Nutrition and Transport</w:t>
       </w:r>
+      <w:bookmarkEnd w:id="152"/>
     </w:p>
     <w:p>
       <w:pPr>
         <w:sectPr>
-          <w:headerReference w:type="default" r:id="rId12"/>
+          <w:headerReference w:type="default" r:id="rId15"/>
+          <w:headerReference w:type="first" r:id="rId16"/>
           <w:type w:val="oddPage"/>
           <w:pgSz w:w="12240" w:h="15840"/>
           <w:pgMar w:top="792" w:right="576" w:bottom="720" w:left="576" w:header="432" w:footer="360" w:gutter="0"/>
           <w:cols w:space="288" w:num="1" w:sep="0"/>
+          <w:titlePg/>
           <w:docGrid w:linePitch="360"/>
         </w:sectPr>
       </w:pPr>
@@ -19754,7 +19770,7 @@
       <w:pPr>
         <w:pStyle w:val="Slideheading"/>
       </w:pPr>
-      <w:bookmarkStart w:id="150" w:name="s251003"/>
+      <w:bookmarkStart w:id="153" w:name="s251003"/>
       <w:r>
         <w:rPr>
           <w:rStyle w:val="Slidecode"/>
@@ -19762,7 +19778,7 @@
         </w:rPr>
         <w:t>25.1.3</w:t>
       </w:r>
-      <w:bookmarkEnd w:id="150"/>
+      <w:bookmarkEnd w:id="153"/>
     </w:p>
     <w:p>
       <w:pPr>
@@ -19849,7 +19865,7 @@
       <w:pPr>
         <w:pStyle w:val="Slideheading"/>
       </w:pPr>
-      <w:bookmarkStart w:id="151" w:name="s251004"/>
+      <w:bookmarkStart w:id="154" w:name="s251004"/>
       <w:r>
         <w:rPr>
           <w:rStyle w:val="Slidecode"/>
@@ -19863,7 +19879,7 @@
         </w:rPr>
         <w:t xml:space="preserve"> Essential Inorganic Nutrients</w:t>
       </w:r>
-      <w:bookmarkEnd w:id="151"/>
+      <w:bookmarkEnd w:id="154"/>
     </w:p>
     <w:p>
       <w:pPr>
@@ -19976,7 +19992,7 @@
       <w:pPr>
         <w:pStyle w:val="Slideheading"/>
       </w:pPr>
-      <w:bookmarkStart w:id="152" w:name="s251005"/>
+      <w:bookmarkStart w:id="155" w:name="s251005"/>
       <w:r>
         <w:rPr>
           <w:rStyle w:val="Slidecode"/>
@@ -19990,7 +20006,7 @@
         </w:rPr>
         <w:t xml:space="preserve"> Overview of Plant Nutrition</w:t>
       </w:r>
-      <w:bookmarkEnd w:id="152"/>
+      <w:bookmarkEnd w:id="155"/>
     </w:p>
     <w:p>
       <w:pPr>
@@ -20011,7 +20027,7 @@
       <w:pPr>
         <w:pStyle w:val="Slideheading"/>
       </w:pPr>
-      <w:bookmarkStart w:id="153" w:name="s251006"/>
+      <w:bookmarkStart w:id="156" w:name="s251006"/>
       <w:r>
         <w:rPr>
           <w:rStyle w:val="Slidecode"/>
@@ -20025,7 +20041,7 @@
         </w:rPr>
         <w:t xml:space="preserve"> Determination of Essential Nutrients</w:t>
       </w:r>
-      <w:bookmarkEnd w:id="153"/>
+      <w:bookmarkEnd w:id="156"/>
     </w:p>
     <w:p>
       <w:pPr>
@@ -20109,7 +20125,7 @@
       <w:pPr>
         <w:pStyle w:val="Slideheading"/>
       </w:pPr>
-      <w:bookmarkStart w:id="154" w:name="s251007"/>
+      <w:bookmarkStart w:id="157" w:name="s251007"/>
       <w:r>
         <w:rPr>
           <w:rStyle w:val="Slidecode"/>
@@ -20123,7 +20139,7 @@
         </w:rPr>
         <w:t xml:space="preserve"> Hydroponics</w:t>
       </w:r>
-      <w:bookmarkEnd w:id="154"/>
+      <w:bookmarkEnd w:id="157"/>
     </w:p>
     <w:p>
       <w:pPr>
@@ -20144,7 +20160,7 @@
       <w:pPr>
         <w:pStyle w:val="Slideheading"/>
       </w:pPr>
-      <w:bookmarkStart w:id="155" w:name="s251008"/>
+      <w:bookmarkStart w:id="158" w:name="s251008"/>
       <w:r>
         <w:rPr>
           <w:rStyle w:val="Slidecode"/>
@@ -20158,7 +20174,7 @@
         </w:rPr>
         <w:t xml:space="preserve"> Nutrient Deficiencies and Fertilizer</w:t>
       </w:r>
-      <w:bookmarkEnd w:id="155"/>
+      <w:bookmarkEnd w:id="158"/>
     </w:p>
     <w:p>
       <w:pPr>
@@ -20179,7 +20195,7 @@
       <w:pPr>
         <w:pStyle w:val="Slideheading"/>
       </w:pPr>
-      <w:bookmarkStart w:id="156" w:name="s251009"/>
+      <w:bookmarkStart w:id="159" w:name="s251009"/>
       <w:r>
         <w:rPr>
           <w:rStyle w:val="Slidecode"/>
@@ -20193,7 +20209,7 @@
         </w:rPr>
         <w:t xml:space="preserve"> Soil</w:t>
       </w:r>
-      <w:bookmarkEnd w:id="156"/>
+      <w:bookmarkEnd w:id="159"/>
     </w:p>
     <w:p>
       <w:pPr>
@@ -20316,7 +20332,7 @@
       <w:pPr>
         <w:pStyle w:val="Slideheading"/>
       </w:pPr>
-      <w:bookmarkStart w:id="157" w:name="s251010"/>
+      <w:bookmarkStart w:id="160" w:name="s251010"/>
       <w:r>
         <w:rPr>
           <w:rStyle w:val="Slidecode"/>
@@ -20330,7 +20346,7 @@
         </w:rPr>
         <w:t xml:space="preserve"> Soil Particles</w:t>
       </w:r>
-      <w:bookmarkEnd w:id="157"/>
+      <w:bookmarkEnd w:id="160"/>
     </w:p>
     <w:p>
       <w:pPr>
@@ -20479,7 +20495,7 @@
       <w:pPr>
         <w:pStyle w:val="Slideheading"/>
       </w:pPr>
-      <w:bookmarkStart w:id="158" w:name="s251011"/>
+      <w:bookmarkStart w:id="161" w:name="s251011"/>
       <w:r>
         <w:rPr>
           <w:rStyle w:val="Slidecode"/>
@@ -20493,7 +20509,7 @@
         </w:rPr>
         <w:t xml:space="preserve"> Humus</w:t>
       </w:r>
-      <w:bookmarkEnd w:id="158"/>
+      <w:bookmarkEnd w:id="161"/>
     </w:p>
     <w:p>
       <w:pPr>
@@ -20590,7 +20606,7 @@
       <w:pPr>
         <w:pStyle w:val="Slideheading"/>
       </w:pPr>
-      <w:bookmarkStart w:id="159" w:name="s251012"/>
+      <w:bookmarkStart w:id="162" w:name="s251012"/>
       <w:r>
         <w:rPr>
           <w:rStyle w:val="Slidecode"/>
@@ -20604,7 +20620,7 @@
         </w:rPr>
         <w:t xml:space="preserve"> Healthy Soil</w:t>
       </w:r>
-      <w:bookmarkEnd w:id="159"/>
+      <w:bookmarkEnd w:id="162"/>
     </w:p>
     <w:p>
       <w:pPr>
@@ -20688,7 +20704,7 @@
       <w:pPr>
         <w:pStyle w:val="Slideheading"/>
       </w:pPr>
-      <w:bookmarkStart w:id="160" w:name="s251013"/>
+      <w:bookmarkStart w:id="163" w:name="s251013"/>
       <w:r>
         <w:rPr>
           <w:rStyle w:val="Slidecode"/>
@@ -20702,7 +20718,7 @@
         </w:rPr>
         <w:t xml:space="preserve"> Components of Healthy Soil</w:t>
       </w:r>
-      <w:bookmarkEnd w:id="160"/>
+      <w:bookmarkEnd w:id="163"/>
     </w:p>
     <w:p>
       <w:pPr>
@@ -20723,7 +20739,7 @@
       <w:pPr>
         <w:pStyle w:val="Slideheading"/>
       </w:pPr>
-      <w:bookmarkStart w:id="161" w:name="s251014"/>
+      <w:bookmarkStart w:id="164" w:name="s251014"/>
       <w:r>
         <w:rPr>
           <w:rStyle w:val="Slidecode"/>
@@ -20737,7 +20753,7 @@
         </w:rPr>
         <w:t xml:space="preserve"> Living Organisms</w:t>
       </w:r>
-      <w:bookmarkEnd w:id="161"/>
+      <w:bookmarkEnd w:id="164"/>
     </w:p>
     <w:p>
       <w:pPr>
@@ -20860,7 +20876,7 @@
       <w:pPr>
         <w:pStyle w:val="Slideheading"/>
       </w:pPr>
-      <w:bookmarkStart w:id="162" w:name="s251015"/>
+      <w:bookmarkStart w:id="165" w:name="s251015"/>
       <w:r>
         <w:rPr>
           <w:rStyle w:val="Slidecode"/>
@@ -20874,7 +20890,7 @@
         </w:rPr>
         <w:t xml:space="preserve"> Soil Profiles</w:t>
       </w:r>
-      <w:bookmarkEnd w:id="162"/>
+      <w:bookmarkEnd w:id="165"/>
     </w:p>
     <w:p>
       <w:pPr>
@@ -20958,7 +20974,7 @@
       <w:pPr>
         <w:pStyle w:val="Slideheading"/>
       </w:pPr>
-      <w:bookmarkStart w:id="163" w:name="s251016"/>
+      <w:bookmarkStart w:id="166" w:name="s251016"/>
       <w:r>
         <w:rPr>
           <w:rStyle w:val="Slidecode"/>
@@ -20972,7 +20988,7 @@
         </w:rPr>
         <w:t xml:space="preserve"> Simplified Soil Profile</w:t>
       </w:r>
-      <w:bookmarkEnd w:id="163"/>
+      <w:bookmarkEnd w:id="166"/>
     </w:p>
     <w:p>
       <w:pPr>
@@ -21045,7 +21061,7 @@
       <w:pPr>
         <w:pStyle w:val="Slideheading"/>
       </w:pPr>
-      <w:bookmarkStart w:id="164" w:name="s251017"/>
+      <w:bookmarkStart w:id="167" w:name="s251017"/>
       <w:r>
         <w:rPr>
           <w:rStyle w:val="Slidecode"/>
@@ -21059,7 +21075,7 @@
         </w:rPr>
         <w:t xml:space="preserve"> Soil Erosion</w:t>
       </w:r>
-      <w:bookmarkEnd w:id="164"/>
+      <w:bookmarkEnd w:id="167"/>
     </w:p>
     <w:p>
       <w:pPr>
@@ -21156,7 +21172,7 @@
       <w:pPr>
         <w:pStyle w:val="Slideheading"/>
       </w:pPr>
-      <w:bookmarkStart w:id="165" w:name="s251018"/>
+      <w:bookmarkStart w:id="168" w:name="s251018"/>
       <w:r>
         <w:rPr>
           <w:rStyle w:val="Slidecode"/>
@@ -21170,7 +21186,7 @@
         </w:rPr>
         <w:t xml:space="preserve"> Mitigation Strategies for Soil Erosion</w:t>
       </w:r>
-      <w:bookmarkEnd w:id="165"/>
+      <w:bookmarkEnd w:id="168"/>
     </w:p>
     <w:p>
       <w:pPr>
@@ -21224,7 +21240,7 @@
       <w:pPr>
         <w:pStyle w:val="Slideheading"/>
       </w:pPr>
-      <w:bookmarkStart w:id="166" w:name="s252019"/>
+      <w:bookmarkStart w:id="169" w:name="s252019"/>
       <w:r>
         <w:rPr>
           <w:rStyle w:val="Slidecode"/>
@@ -21232,7 +21248,7 @@
         </w:rPr>
         <w:t>25.2.19</w:t>
       </w:r>
-      <w:bookmarkEnd w:id="166"/>
+      <w:bookmarkEnd w:id="169"/>
     </w:p>
     <w:p>
       <w:pPr>
@@ -21319,7 +21335,7 @@
       <w:pPr>
         <w:pStyle w:val="Slideheading"/>
       </w:pPr>
-      <w:bookmarkStart w:id="167" w:name="s252020"/>
+      <w:bookmarkStart w:id="170" w:name="s252020"/>
       <w:r>
         <w:rPr>
           <w:rStyle w:val="Slidecode"/>
@@ -21333,7 +21349,7 @@
         </w:rPr>
         <w:t xml:space="preserve"> Mineral Uptake</w:t>
       </w:r>
-      <w:bookmarkEnd w:id="167"/>
+      <w:bookmarkEnd w:id="170"/>
     </w:p>
     <w:p>
       <w:pPr>
@@ -21391,7 +21407,7 @@
       <w:pPr>
         <w:pStyle w:val="Slideheading"/>
       </w:pPr>
-      <w:bookmarkStart w:id="168" w:name="s252021"/>
+      <w:bookmarkStart w:id="171" w:name="s252021"/>
       <w:r>
         <w:rPr>
           <w:rStyle w:val="Slidecode"/>
@@ -21405,7 +21421,7 @@
         </w:rPr>
         <w:t xml:space="preserve"> Proton Pump</w:t>
       </w:r>
-      <w:bookmarkEnd w:id="168"/>
+      <w:bookmarkEnd w:id="171"/>
     </w:p>
     <w:p>
       <w:pPr>
@@ -21489,7 +21505,7 @@
       <w:pPr>
         <w:pStyle w:val="Slideheading"/>
       </w:pPr>
-      <w:bookmarkStart w:id="169" w:name="s252022"/>
+      <w:bookmarkStart w:id="172" w:name="s252022"/>
       <w:r>
         <w:rPr>
           <w:rStyle w:val="Slidecode"/>
@@ -21503,7 +21519,7 @@
         </w:rPr>
         <w:t xml:space="preserve"> Water and Mineral Uptake 1</w:t>
       </w:r>
-      <w:bookmarkEnd w:id="169"/>
+      <w:bookmarkEnd w:id="172"/>
     </w:p>
     <w:p>
       <w:pPr>
@@ -21524,7 +21540,7 @@
       <w:pPr>
         <w:pStyle w:val="Slideheading"/>
       </w:pPr>
-      <w:bookmarkStart w:id="170" w:name="s252023"/>
+      <w:bookmarkStart w:id="173" w:name="s252023"/>
       <w:r>
         <w:rPr>
           <w:rStyle w:val="Slidecode"/>
@@ -21538,7 +21554,7 @@
         </w:rPr>
         <w:t xml:space="preserve"> Water and Mineral Uptake 2</w:t>
       </w:r>
-      <w:bookmarkEnd w:id="170"/>
+      <w:bookmarkEnd w:id="173"/>
     </w:p>
     <w:p>
       <w:pPr>
@@ -21559,7 +21575,7 @@
       <w:pPr>
         <w:pStyle w:val="Slideheading"/>
       </w:pPr>
-      <w:bookmarkStart w:id="171" w:name="s252024"/>
+      <w:bookmarkStart w:id="174" w:name="s252024"/>
       <w:r>
         <w:rPr>
           <w:rStyle w:val="Slidecode"/>
@@ -21573,7 +21589,7 @@
         </w:rPr>
         <w:t xml:space="preserve"> Adaptations of Roots for Mineral Uptake</w:t>
       </w:r>
-      <w:bookmarkEnd w:id="171"/>
+      <w:bookmarkEnd w:id="174"/>
     </w:p>
     <w:p>
       <w:pPr>
@@ -21696,7 +21712,7 @@
       <w:pPr>
         <w:pStyle w:val="Slideheading"/>
       </w:pPr>
-      <w:bookmarkStart w:id="172" w:name="s252025"/>
+      <w:bookmarkStart w:id="175" w:name="s252025"/>
       <w:r>
         <w:rPr>
           <w:rStyle w:val="Slidecode"/>
@@ -21710,7 +21726,7 @@
         </w:rPr>
         <w:t xml:space="preserve"> Root Nodules</w:t>
       </w:r>
-      <w:bookmarkEnd w:id="172"/>
+      <w:bookmarkEnd w:id="175"/>
     </w:p>
     <w:p>
       <w:pPr>
@@ -21731,7 +21747,7 @@
       <w:pPr>
         <w:pStyle w:val="Slideheading"/>
       </w:pPr>
-      <w:bookmarkStart w:id="173" w:name="s252026"/>
+      <w:bookmarkStart w:id="176" w:name="s252026"/>
       <w:r>
         <w:rPr>
           <w:rStyle w:val="Slidecode"/>
@@ -21745,7 +21761,7 @@
         </w:rPr>
         <w:t xml:space="preserve"> Mycorrhizae</w:t>
       </w:r>
-      <w:bookmarkEnd w:id="173"/>
+      <w:bookmarkEnd w:id="176"/>
     </w:p>
     <w:p>
       <w:pPr>
@@ -21766,7 +21782,7 @@
       <w:pPr>
         <w:pStyle w:val="Slideheading"/>
       </w:pPr>
-      <w:bookmarkStart w:id="174" w:name="s252027"/>
+      <w:bookmarkStart w:id="177" w:name="s252027"/>
       <w:r>
         <w:rPr>
           <w:rStyle w:val="Slidecode"/>
@@ -21780,7 +21796,7 @@
         </w:rPr>
         <w:t xml:space="preserve"> Other Ways Plants Acquire Nutrients</w:t>
       </w:r>
-      <w:bookmarkEnd w:id="174"/>
+      <w:bookmarkEnd w:id="177"/>
     </w:p>
     <w:p>
       <w:pPr>
@@ -21810,7 +21826,7 @@
       <w:pPr>
         <w:pStyle w:val="Slideheading"/>
       </w:pPr>
-      <w:bookmarkStart w:id="175" w:name="s253028"/>
+      <w:bookmarkStart w:id="178" w:name="s253028"/>
       <w:r>
         <w:rPr>
           <w:rStyle w:val="Slidecode"/>
@@ -21818,7 +21834,7 @@
         </w:rPr>
         <w:t>25.3.28</w:t>
       </w:r>
-      <w:bookmarkEnd w:id="175"/>
+      <w:bookmarkEnd w:id="178"/>
     </w:p>
     <w:p>
       <w:pPr>
@@ -21967,7 +21983,7 @@
       <w:pPr>
         <w:pStyle w:val="Slideheading"/>
       </w:pPr>
-      <w:bookmarkStart w:id="176" w:name="s253029"/>
+      <w:bookmarkStart w:id="179" w:name="s253029"/>
       <w:r>
         <w:rPr>
           <w:rStyle w:val="Slidecode"/>
@@ -21981,7 +21997,7 @@
         </w:rPr>
         <w:t xml:space="preserve"> Reviewing Xylem and Phloem Structure</w:t>
       </w:r>
-      <w:bookmarkEnd w:id="176"/>
+      <w:bookmarkEnd w:id="179"/>
     </w:p>
     <w:p>
       <w:pPr>
@@ -22026,7 +22042,7 @@
       <w:pPr>
         <w:pStyle w:val="Slideheading"/>
       </w:pPr>
-      <w:bookmarkStart w:id="177" w:name="s253030"/>
+      <w:bookmarkStart w:id="180" w:name="s253030"/>
       <w:r>
         <w:rPr>
           <w:rStyle w:val="Slidecode"/>
@@ -22040,7 +22056,7 @@
         </w:rPr>
         <w:t xml:space="preserve"> Organization of Conducting Cells in Xylem and Phloem</w:t>
       </w:r>
-      <w:bookmarkEnd w:id="177"/>
+      <w:bookmarkEnd w:id="180"/>
     </w:p>
     <w:p>
       <w:pPr>
@@ -22077,7 +22093,7 @@
       <w:pPr>
         <w:pStyle w:val="Slideheading"/>
       </w:pPr>
-      <w:bookmarkStart w:id="178" w:name="s253031"/>
+      <w:bookmarkStart w:id="181" w:name="s253031"/>
       <w:r>
         <w:rPr>
           <w:rStyle w:val="Slidecode"/>
@@ -22091,7 +22107,7 @@
         </w:rPr>
         <w:t xml:space="preserve"> The Role of Water Potential</w:t>
       </w:r>
-      <w:bookmarkEnd w:id="178"/>
+      <w:bookmarkEnd w:id="181"/>
     </w:p>
     <w:p>
       <w:pPr>
@@ -22175,7 +22191,7 @@
       <w:pPr>
         <w:pStyle w:val="Slideheading"/>
       </w:pPr>
-      <w:bookmarkStart w:id="179" w:name="s253032"/>
+      <w:bookmarkStart w:id="182" w:name="s253032"/>
       <w:r>
         <w:rPr>
           <w:rStyle w:val="Slidecode"/>
@@ -22189,7 +22205,7 @@
         </w:rPr>
         <w:t xml:space="preserve"> Plant Transport and Water Potential</w:t>
       </w:r>
-      <w:bookmarkEnd w:id="179"/>
+      <w:bookmarkEnd w:id="182"/>
     </w:p>
     <w:p>
       <w:pPr>
@@ -22210,7 +22226,7 @@
       <w:pPr>
         <w:pStyle w:val="Slideheading"/>
       </w:pPr>
-      <w:bookmarkStart w:id="180" w:name="s253033"/>
+      <w:bookmarkStart w:id="183" w:name="s253033"/>
       <w:r>
         <w:rPr>
           <w:rStyle w:val="Slidecode"/>
@@ -22224,7 +22240,7 @@
         </w:rPr>
         <w:t xml:space="preserve"> The Concept of Water Potential</w:t>
       </w:r>
-      <w:bookmarkEnd w:id="180"/>
+      <w:bookmarkEnd w:id="183"/>
     </w:p>
     <w:p>
       <w:pPr>
@@ -22321,7 +22337,7 @@
       <w:pPr>
         <w:pStyle w:val="Slideheading"/>
       </w:pPr>
-      <w:bookmarkStart w:id="181" w:name="s253034"/>
+      <w:bookmarkStart w:id="184" w:name="s253034"/>
       <w:r>
         <w:rPr>
           <w:rStyle w:val="Slidecode"/>
@@ -22335,7 +22351,7 @@
         </w:rPr>
         <w:t xml:space="preserve"> Water Potential and Turgor Pressure</w:t>
       </w:r>
-      <w:bookmarkEnd w:id="181"/>
+      <w:bookmarkEnd w:id="184"/>
     </w:p>
     <w:p>
       <w:pPr>
@@ -22372,7 +22388,7 @@
       <w:pPr>
         <w:pStyle w:val="Slideheading"/>
       </w:pPr>
-      <w:bookmarkStart w:id="182" w:name="s253035"/>
+      <w:bookmarkStart w:id="185" w:name="s253035"/>
       <w:r>
         <w:rPr>
           <w:rStyle w:val="Slidecode"/>
@@ -22386,7 +22402,7 @@
         </w:rPr>
         <w:t xml:space="preserve"> Water Transport</w:t>
       </w:r>
-      <w:bookmarkEnd w:id="182"/>
+      <w:bookmarkEnd w:id="185"/>
     </w:p>
     <w:p>
       <w:pPr>
@@ -22483,7 +22499,7 @@
       <w:pPr>
         <w:pStyle w:val="Slideheading"/>
       </w:pPr>
-      <w:bookmarkStart w:id="183" w:name="s253036"/>
+      <w:bookmarkStart w:id="186" w:name="s253036"/>
       <w:r>
         <w:rPr>
           <w:rStyle w:val="Slidecode"/>
@@ -22497,7 +22513,7 @@
         </w:rPr>
         <w:t xml:space="preserve"> Root Pressure and Guttation</w:t>
       </w:r>
-      <w:bookmarkEnd w:id="183"/>
+      <w:bookmarkEnd w:id="186"/>
     </w:p>
     <w:p>
       <w:pPr>
@@ -22518,7 +22534,7 @@
       <w:pPr>
         <w:pStyle w:val="Slideheading"/>
       </w:pPr>
-      <w:bookmarkStart w:id="184" w:name="s253037"/>
+      <w:bookmarkStart w:id="187" w:name="s253037"/>
       <w:r>
         <w:rPr>
           <w:rStyle w:val="Slidecode"/>
@@ -22532,7 +22548,7 @@
         </w:rPr>
         <w:t xml:space="preserve"> Xylem Transport Cohesion-Tension Model</w:t>
       </w:r>
-      <w:bookmarkEnd w:id="184"/>
+      <w:bookmarkEnd w:id="187"/>
     </w:p>
     <w:p>
       <w:pPr>
@@ -22590,7 +22606,7 @@
       <w:pPr>
         <w:pStyle w:val="Slideheading"/>
       </w:pPr>
-      <w:bookmarkStart w:id="185" w:name="s253038"/>
+      <w:bookmarkStart w:id="188" w:name="s253038"/>
       <w:r>
         <w:rPr>
           <w:rStyle w:val="Slidecode"/>
@@ -22604,7 +22620,7 @@
         </w:rPr>
         <w:t xml:space="preserve"> Cohesion-Tension Model of Xylem Transport</w:t>
       </w:r>
-      <w:bookmarkEnd w:id="185"/>
+      <w:bookmarkEnd w:id="188"/>
     </w:p>
     <w:p>
       <w:pPr>
@@ -22625,7 +22641,7 @@
       <w:pPr>
         <w:pStyle w:val="Slideheading"/>
       </w:pPr>
-      <w:bookmarkStart w:id="186" w:name="s253039"/>
+      <w:bookmarkStart w:id="189" w:name="s253039"/>
       <w:r>
         <w:rPr>
           <w:rStyle w:val="Slidecode"/>
@@ -22639,7 +22655,7 @@
         </w:rPr>
         <w:t xml:space="preserve"> Tension in Leaves, Stems, and Roots</w:t>
       </w:r>
-      <w:bookmarkEnd w:id="186"/>
+      <w:bookmarkEnd w:id="189"/>
     </w:p>
     <w:p>
       <w:pPr>
@@ -22762,7 +22778,7 @@
       <w:pPr>
         <w:pStyle w:val="Slideheading"/>
       </w:pPr>
-      <w:bookmarkStart w:id="187" w:name="s253040"/>
+      <w:bookmarkStart w:id="190" w:name="s253040"/>
       <w:r>
         <w:rPr>
           <w:rStyle w:val="Slidecode"/>
@@ -22776,7 +22792,7 @@
         </w:rPr>
         <w:t xml:space="preserve"> Plant-Transpired Mist Rising from a Tropical Forest</w:t>
       </w:r>
-      <w:bookmarkEnd w:id="187"/>
+      <w:bookmarkEnd w:id="190"/>
     </w:p>
     <w:p>
       <w:pPr>
@@ -22797,7 +22813,7 @@
       <w:pPr>
         <w:pStyle w:val="Slideheading"/>
       </w:pPr>
-      <w:bookmarkStart w:id="188" w:name="s253041"/>
+      <w:bookmarkStart w:id="191" w:name="s253041"/>
       <w:r>
         <w:rPr>
           <w:rStyle w:val="Slidecode"/>
@@ -22811,7 +22827,7 @@
         </w:rPr>
         <w:t xml:space="preserve"> Stomata Opening and Closing</w:t>
       </w:r>
-      <w:bookmarkEnd w:id="188"/>
+      <w:bookmarkEnd w:id="191"/>
     </w:p>
     <w:p>
       <w:pPr>
@@ -22895,7 +22911,7 @@
       <w:pPr>
         <w:pStyle w:val="Slideheading"/>
       </w:pPr>
-      <w:bookmarkStart w:id="189" w:name="s253042"/>
+      <w:bookmarkStart w:id="192" w:name="s253042"/>
       <w:r>
         <w:rPr>
           <w:rStyle w:val="Slidecode"/>
@@ -22909,7 +22925,7 @@
         </w:rPr>
         <w:t xml:space="preserve"> Opening and Closing of Stomata</w:t>
       </w:r>
-      <w:bookmarkEnd w:id="189"/>
+      <w:bookmarkEnd w:id="192"/>
     </w:p>
     <w:p>
       <w:pPr>
@@ -22930,7 +22946,7 @@
       <w:pPr>
         <w:pStyle w:val="Slideheading"/>
       </w:pPr>
-      <w:bookmarkStart w:id="190" w:name="s253043"/>
+      <w:bookmarkStart w:id="193" w:name="s253043"/>
       <w:r>
         <w:rPr>
           <w:rStyle w:val="Slidecode"/>
@@ -22944,7 +22960,7 @@
         </w:rPr>
         <w:t xml:space="preserve"> Role of Phloem</w:t>
       </w:r>
-      <w:bookmarkEnd w:id="190"/>
+      <w:bookmarkEnd w:id="193"/>
     </w:p>
     <w:p>
       <w:pPr>
@@ -23041,7 +23057,7 @@
       <w:pPr>
         <w:pStyle w:val="Slideheading"/>
       </w:pPr>
-      <w:bookmarkStart w:id="191" w:name="s253044"/>
+      <w:bookmarkStart w:id="194" w:name="s253044"/>
       <w:r>
         <w:rPr>
           <w:rStyle w:val="Slidecode"/>
@@ -23055,7 +23071,7 @@
         </w:rPr>
         <w:t xml:space="preserve"> The Movement of Phloem from Source to Sink</w:t>
       </w:r>
-      <w:bookmarkEnd w:id="191"/>
+      <w:bookmarkEnd w:id="194"/>
     </w:p>
     <w:p>
       <w:pPr>
@@ -23076,7 +23092,7 @@
       <w:pPr>
         <w:pStyle w:val="Slideheading"/>
       </w:pPr>
-      <w:bookmarkStart w:id="192" w:name="s253045"/>
+      <w:bookmarkStart w:id="195" w:name="s253045"/>
       <w:r>
         <w:rPr>
           <w:rStyle w:val="Slidecode"/>
@@ -23090,7 +23106,7 @@
         </w:rPr>
         <w:t xml:space="preserve"> Sucrose Loading Is Dependent on a H+ Ion Gradient</w:t>
       </w:r>
-      <w:bookmarkEnd w:id="192"/>
+      <w:bookmarkEnd w:id="195"/>
     </w:p>
     <w:p>
       <w:pPr>
@@ -23111,7 +23127,7 @@
       <w:pPr>
         <w:pStyle w:val="Slideheading"/>
       </w:pPr>
-      <w:bookmarkStart w:id="193" w:name="s253046"/>
+      <w:bookmarkStart w:id="196" w:name="s253046"/>
       <w:r>
         <w:rPr>
           <w:rStyle w:val="Slidecode"/>
@@ -23125,7 +23141,7 @@
         </w:rPr>
         <w:t xml:space="preserve"> Phloem Transport and Pressure-Flow Model</w:t>
       </w:r>
-      <w:bookmarkEnd w:id="193"/>
+      <w:bookmarkEnd w:id="196"/>
     </w:p>
     <w:p>
       <w:pPr>
@@ -23222,7 +23238,7 @@
       <w:pPr>
         <w:pStyle w:val="Slideheading"/>
       </w:pPr>
-      <w:bookmarkStart w:id="194" w:name="s253047"/>
+      <w:bookmarkStart w:id="197" w:name="s253047"/>
       <w:r>
         <w:rPr>
           <w:rStyle w:val="Slidecode"/>
@@ -23236,7 +23252,7 @@
         </w:rPr>
         <w:t xml:space="preserve"> Pressure-Flow Model of Phloem Transport</w:t>
       </w:r>
-      <w:bookmarkEnd w:id="194"/>
+      <w:bookmarkEnd w:id="197"/>
     </w:p>
     <w:p>
       <w:pPr>
@@ -23257,7 +23273,7 @@
       <w:pPr>
         <w:pStyle w:val="Slideheading"/>
       </w:pPr>
-      <w:bookmarkStart w:id="195" w:name="s253048"/>
+      <w:bookmarkStart w:id="198" w:name="s253048"/>
       <w:r>
         <w:rPr>
           <w:rStyle w:val="Slidecode"/>
@@ -23271,7 +23287,7 @@
         </w:rPr>
         <w:t xml:space="preserve"> Acquiring Phloem Sap</w:t>
       </w:r>
-      <w:bookmarkEnd w:id="195"/>
+      <w:bookmarkEnd w:id="198"/>
     </w:p>
     <w:p>
       <w:pPr>
@@ -23292,14 +23308,14 @@
       <w:pPr>
         <w:pStyle w:val="Lookupheading"/>
       </w:pPr>
-      <w:bookmarkStart w:id="196" w:name="lk25LkTables"/>
+      <w:bookmarkStart w:id="199" w:name="lk25LkTables"/>
       <w:r>
         <w:rPr>
           <w:rStyle w:val="Slidecode"/>
         </w:rPr>
         <w:t>Comparison tables</w:t>
       </w:r>
-      <w:bookmarkEnd w:id="196"/>
+      <w:bookmarkEnd w:id="199"/>
     </w:p>
     <w:p>
       <w:pPr>
@@ -25415,14 +25431,14 @@
       <w:pPr>
         <w:pStyle w:val="Lookupheading"/>
       </w:pPr>
-      <w:bookmarkStart w:id="197" w:name="lk25LkSeq"/>
+      <w:bookmarkStart w:id="200" w:name="lk25LkSeq"/>
       <w:r>
         <w:rPr>
           <w:rStyle w:val="Slidecode"/>
         </w:rPr>
         <w:t>Sequences</w:t>
       </w:r>
-      <w:bookmarkEnd w:id="197"/>
+      <w:bookmarkEnd w:id="200"/>
     </w:p>
     <w:p>
       <w:pPr>
@@ -25548,14 +25564,14 @@
       <w:pPr>
         <w:pStyle w:val="Lookupheading"/>
       </w:pPr>
-      <w:bookmarkStart w:id="198" w:name="lk25LkUses"/>
+      <w:bookmarkStart w:id="201" w:name="lk25LkUses"/>
       <w:r>
         <w:rPr>
           <w:rStyle w:val="Slidecode"/>
         </w:rPr>
         <w:t>Uses</w:t>
       </w:r>
-      <w:bookmarkEnd w:id="198"/>
+      <w:bookmarkEnd w:id="201"/>
     </w:p>
     <w:p>
       <w:pPr>
@@ -25810,6 +25826,7 @@
           <w:pgSz w:w="12240" w:h="15840"/>
           <w:pgMar w:top="792" w:right="576" w:bottom="720" w:left="576" w:header="432" w:footer="360" w:gutter="0"/>
           <w:cols w:space="288" w:num="2" w:sep="1"/>
+          <w:titlePg/>
           <w:docGrid w:linePitch="360"/>
         </w:sectPr>
       </w:pPr>
@@ -25818,19 +25835,23 @@
       <w:pPr>
         <w:pStyle w:val="Notestitle"/>
       </w:pPr>
+      <w:bookmarkStart w:id="202" w:name="t26"/>
       <w:r>
         <w:rPr/>
         <w:t>Ch. 26: Flowering Plants: Control of Growth Responses</w:t>
       </w:r>
+      <w:bookmarkEnd w:id="202"/>
     </w:p>
     <w:p>
       <w:pPr>
         <w:sectPr>
-          <w:headerReference w:type="default" r:id="rId13"/>
+          <w:headerReference w:type="default" r:id="rId17"/>
+          <w:headerReference w:type="first" r:id="rId18"/>
           <w:type w:val="oddPage"/>
           <w:pgSz w:w="12240" w:h="15840"/>
           <w:pgMar w:top="792" w:right="576" w:bottom="720" w:left="576" w:header="432" w:footer="360" w:gutter="0"/>
           <w:cols w:space="288" w:num="1" w:sep="0"/>
+          <w:titlePg/>
           <w:docGrid w:linePitch="360"/>
         </w:sectPr>
       </w:pPr>
@@ -25848,7 +25869,7 @@
       <w:pPr>
         <w:pStyle w:val="Slideheading"/>
       </w:pPr>
-      <w:bookmarkStart w:id="199" w:name="s261003"/>
+      <w:bookmarkStart w:id="203" w:name="s261003"/>
       <w:r>
         <w:rPr>
           <w:rStyle w:val="Slidecode"/>
@@ -25856,7 +25877,7 @@
         </w:rPr>
         <w:t>26.1.3</w:t>
       </w:r>
-      <w:bookmarkEnd w:id="199"/>
+      <w:bookmarkEnd w:id="203"/>
     </w:p>
     <w:p>
       <w:pPr>
@@ -25966,7 +25987,7 @@
       <w:pPr>
         <w:pStyle w:val="Slideheading"/>
       </w:pPr>
-      <w:bookmarkStart w:id="200" w:name="s261004"/>
+      <w:bookmarkStart w:id="204" w:name="s261004"/>
       <w:r>
         <w:rPr>
           <w:rStyle w:val="Slidecode"/>
@@ -25980,7 +26001,7 @@
         </w:rPr>
         <w:t xml:space="preserve"> Signal Transduction</w:t>
       </w:r>
-      <w:bookmarkEnd w:id="200"/>
+      <w:bookmarkEnd w:id="204"/>
     </w:p>
     <w:p>
       <w:pPr>
@@ -26064,7 +26085,7 @@
       <w:pPr>
         <w:pStyle w:val="Slideheading"/>
       </w:pPr>
-      <w:bookmarkStart w:id="201" w:name="s261005"/>
+      <w:bookmarkStart w:id="205" w:name="s261005"/>
       <w:r>
         <w:rPr>
           <w:rStyle w:val="Slidecode"/>
@@ -26078,7 +26099,7 @@
         </w:rPr>
         <w:t xml:space="preserve"> Signal Transduction in Plants</w:t>
       </w:r>
-      <w:bookmarkEnd w:id="201"/>
+      <w:bookmarkEnd w:id="205"/>
     </w:p>
     <w:p>
       <w:pPr>
@@ -26099,7 +26120,7 @@
       <w:pPr>
         <w:pStyle w:val="Slideheading"/>
       </w:pPr>
-      <w:bookmarkStart w:id="202" w:name="s261006"/>
+      <w:bookmarkStart w:id="206" w:name="s261006"/>
       <w:r>
         <w:rPr>
           <w:rStyle w:val="Slidecode"/>
@@ -26113,7 +26134,7 @@
         </w:rPr>
         <w:t xml:space="preserve"> Hormones</w:t>
       </w:r>
-      <w:bookmarkEnd w:id="202"/>
+      <w:bookmarkEnd w:id="206"/>
     </w:p>
     <w:p>
       <w:pPr>
@@ -26171,7 +26192,7 @@
       <w:pPr>
         <w:pStyle w:val="Slideheading"/>
       </w:pPr>
-      <w:bookmarkStart w:id="203" w:name="s261007"/>
+      <w:bookmarkStart w:id="207" w:name="s261007"/>
       <w:r>
         <w:rPr>
           <w:rStyle w:val="Slidecode"/>
@@ -26179,7 +26200,7 @@
         </w:rPr>
         <w:t>26.1.7</w:t>
       </w:r>
-      <w:bookmarkEnd w:id="203"/>
+      <w:bookmarkEnd w:id="207"/>
     </w:p>
     <w:p>
       <w:pPr>
@@ -26200,7 +26221,7 @@
       <w:pPr>
         <w:pStyle w:val="Slideheading"/>
       </w:pPr>
-      <w:bookmarkStart w:id="204" w:name="s261008"/>
+      <w:bookmarkStart w:id="208" w:name="s261008"/>
       <w:r>
         <w:rPr>
           <w:rStyle w:val="Slidecode"/>
@@ -26214,7 +26235,7 @@
         </w:rPr>
         <w:t xml:space="preserve"> Auxins Affect Growth and Development</w:t>
       </w:r>
-      <w:bookmarkEnd w:id="204"/>
+      <w:bookmarkEnd w:id="208"/>
     </w:p>
     <w:p>
       <w:pPr>
@@ -26324,7 +26345,7 @@
       <w:pPr>
         <w:pStyle w:val="Slideheading"/>
       </w:pPr>
-      <w:bookmarkStart w:id="205" w:name="s261009"/>
+      <w:bookmarkStart w:id="209" w:name="s261009"/>
       <w:r>
         <w:rPr>
           <w:rStyle w:val="Slidecode"/>
@@ -26338,7 +26359,7 @@
         </w:rPr>
         <w:t xml:space="preserve"> Auxin and Phototropism</w:t>
       </w:r>
-      <w:bookmarkEnd w:id="205"/>
+      <w:bookmarkEnd w:id="209"/>
     </w:p>
     <w:p>
       <w:pPr>
@@ -26359,7 +26380,7 @@
       <w:pPr>
         <w:pStyle w:val="Slideheading"/>
       </w:pPr>
-      <w:bookmarkStart w:id="206" w:name="s261010"/>
+      <w:bookmarkStart w:id="210" w:name="s261010"/>
       <w:r>
         <w:rPr>
           <w:rStyle w:val="Slidecode"/>
@@ -26373,7 +26394,7 @@
         </w:rPr>
         <w:t xml:space="preserve"> How Auxins Cause Stems to Bend</w:t>
       </w:r>
-      <w:bookmarkEnd w:id="206"/>
+      <w:bookmarkEnd w:id="210"/>
     </w:p>
     <w:p>
       <w:pPr>
@@ -26499,7 +26520,7 @@
       <w:pPr>
         <w:pStyle w:val="Slideheading"/>
       </w:pPr>
-      <w:bookmarkStart w:id="207" w:name="s261011"/>
+      <w:bookmarkStart w:id="211" w:name="s261011"/>
       <w:r>
         <w:rPr>
           <w:rStyle w:val="Slidecode"/>
@@ -26513,7 +26534,7 @@
         </w:rPr>
         <w:t xml:space="preserve"> Expansion of the Cell Wall on the Shady Side of a Plant</w:t>
       </w:r>
-      <w:bookmarkEnd w:id="207"/>
+      <w:bookmarkEnd w:id="211"/>
     </w:p>
     <w:p>
       <w:pPr>
@@ -26534,7 +26555,7 @@
       <w:pPr>
         <w:pStyle w:val="Slideheading"/>
       </w:pPr>
-      <w:bookmarkStart w:id="208" w:name="s261012"/>
+      <w:bookmarkStart w:id="212" w:name="s261012"/>
       <w:r>
         <w:rPr>
           <w:rStyle w:val="Slidecode"/>
@@ -26548,7 +26569,7 @@
         </w:rPr>
         <w:t xml:space="preserve"> Gibberellins</w:t>
       </w:r>
-      <w:bookmarkEnd w:id="208"/>
+      <w:bookmarkEnd w:id="212"/>
     </w:p>
     <w:p>
       <w:pPr>
@@ -26658,7 +26679,7 @@
       <w:pPr>
         <w:pStyle w:val="Slideheading"/>
       </w:pPr>
-      <w:bookmarkStart w:id="209" w:name="s261013"/>
+      <w:bookmarkStart w:id="213" w:name="s261013"/>
       <w:r>
         <w:rPr>
           <w:rStyle w:val="Slidecode"/>
@@ -26672,7 +26693,7 @@
         </w:rPr>
         <w:t xml:space="preserve"> Gibberellins Cause Stem Elongation</w:t>
       </w:r>
-      <w:bookmarkEnd w:id="209"/>
+      <w:bookmarkEnd w:id="213"/>
     </w:p>
     <w:p>
       <w:pPr>
@@ -26708,7 +26729,7 @@
       <w:pPr>
         <w:pStyle w:val="Slideheading"/>
       </w:pPr>
-      <w:bookmarkStart w:id="210" w:name="s261014"/>
+      <w:bookmarkStart w:id="214" w:name="s261014"/>
       <w:r>
         <w:rPr>
           <w:rStyle w:val="Slidecode"/>
@@ -26722,7 +26743,7 @@
         </w:rPr>
         <w:t xml:space="preserve"> Cytokinins</w:t>
       </w:r>
-      <w:bookmarkEnd w:id="210"/>
+      <w:bookmarkEnd w:id="214"/>
     </w:p>
     <w:p>
       <w:pPr>
@@ -26806,7 +26827,7 @@
       <w:pPr>
         <w:pStyle w:val="Slideheading"/>
       </w:pPr>
-      <w:bookmarkStart w:id="211" w:name="s261015"/>
+      <w:bookmarkStart w:id="215" w:name="s261015"/>
       <w:r>
         <w:rPr>
           <w:rStyle w:val="Slidecode"/>
@@ -26820,7 +26841,7 @@
         </w:rPr>
         <w:t xml:space="preserve"> Interaction of Cytokinins and Auxins in Organ Development</w:t>
       </w:r>
-      <w:bookmarkEnd w:id="211"/>
+      <w:bookmarkEnd w:id="215"/>
     </w:p>
     <w:p>
       <w:pPr>
@@ -26856,7 +26877,7 @@
       <w:pPr>
         <w:pStyle w:val="Slideheading"/>
       </w:pPr>
-      <w:bookmarkStart w:id="212" w:name="s261016"/>
+      <w:bookmarkStart w:id="216" w:name="s261016"/>
       <w:r>
         <w:rPr>
           <w:rStyle w:val="Slidecode"/>
@@ -26870,7 +26891,7 @@
         </w:rPr>
         <w:t xml:space="preserve"> Leaves Change Color When Cytokinin Levels Are Low</w:t>
       </w:r>
-      <w:bookmarkEnd w:id="212"/>
+      <w:bookmarkEnd w:id="216"/>
     </w:p>
     <w:p>
       <w:pPr>
@@ -26891,7 +26912,7 @@
       <w:pPr>
         <w:pStyle w:val="Slideheading"/>
       </w:pPr>
-      <w:bookmarkStart w:id="213" w:name="s261017"/>
+      <w:bookmarkStart w:id="217" w:name="s261017"/>
       <w:r>
         <w:rPr>
           <w:rStyle w:val="Slidecode"/>
@@ -26905,7 +26926,7 @@
         </w:rPr>
         <w:t xml:space="preserve"> Abscisic Acid</w:t>
       </w:r>
-      <w:bookmarkEnd w:id="213"/>
+      <w:bookmarkEnd w:id="217"/>
     </w:p>
     <w:p>
       <w:pPr>
@@ -27005,7 +27026,7 @@
       <w:pPr>
         <w:pStyle w:val="Slideheading"/>
       </w:pPr>
-      <w:bookmarkStart w:id="214" w:name="s261018"/>
+      <w:bookmarkStart w:id="218" w:name="s261018"/>
       <w:r>
         <w:rPr>
           <w:rStyle w:val="Slidecode"/>
@@ -27019,7 +27040,7 @@
         </w:rPr>
         <w:t xml:space="preserve"> Dormancy and Germination</w:t>
       </w:r>
-      <w:bookmarkEnd w:id="214"/>
+      <w:bookmarkEnd w:id="218"/>
     </w:p>
     <w:p>
       <w:pPr>
@@ -27040,7 +27061,7 @@
       <w:pPr>
         <w:pStyle w:val="Slideheading"/>
       </w:pPr>
-      <w:bookmarkStart w:id="215" w:name="s261019"/>
+      <w:bookmarkStart w:id="219" w:name="s261019"/>
       <w:r>
         <w:rPr>
           <w:rStyle w:val="Slidecode"/>
@@ -27054,7 +27075,7 @@
         </w:rPr>
         <w:t xml:space="preserve"> Abscisic Acid Promotes Closure of Stomata</w:t>
       </w:r>
-      <w:bookmarkEnd w:id="215"/>
+      <w:bookmarkEnd w:id="219"/>
     </w:p>
     <w:p>
       <w:pPr>
@@ -27090,7 +27111,7 @@
       <w:pPr>
         <w:pStyle w:val="Slideheading"/>
       </w:pPr>
-      <w:bookmarkStart w:id="216" w:name="s261020"/>
+      <w:bookmarkStart w:id="220" w:name="s261020"/>
       <w:r>
         <w:rPr>
           <w:rStyle w:val="Slidecode"/>
@@ -27104,7 +27125,7 @@
         </w:rPr>
         <w:t xml:space="preserve"> Ethylene</w:t>
       </w:r>
-      <w:bookmarkEnd w:id="216"/>
+      <w:bookmarkEnd w:id="220"/>
     </w:p>
     <w:p>
       <w:pPr>
@@ -27227,7 +27248,7 @@
       <w:pPr>
         <w:pStyle w:val="Slideheading"/>
       </w:pPr>
-      <w:bookmarkStart w:id="217" w:name="s261021"/>
+      <w:bookmarkStart w:id="221" w:name="s261021"/>
       <w:r>
         <w:rPr>
           <w:rStyle w:val="Slidecode"/>
@@ -27241,7 +27262,7 @@
         </w:rPr>
         <w:t xml:space="preserve"> Ethylene and Abscission</w:t>
       </w:r>
-      <w:bookmarkEnd w:id="217"/>
+      <w:bookmarkEnd w:id="221"/>
     </w:p>
     <w:p>
       <w:pPr>
@@ -27288,7 +27309,7 @@
       <w:pPr>
         <w:pStyle w:val="Slideheading"/>
       </w:pPr>
-      <w:bookmarkStart w:id="218" w:name="s261022"/>
+      <w:bookmarkStart w:id="222" w:name="s261022"/>
       <w:r>
         <w:rPr>
           <w:rStyle w:val="Slidecode"/>
@@ -27302,7 +27323,7 @@
         </w:rPr>
         <w:t xml:space="preserve"> Ethylene Ripens Fruit</w:t>
       </w:r>
-      <w:bookmarkEnd w:id="218"/>
+      <w:bookmarkEnd w:id="222"/>
     </w:p>
     <w:p>
       <w:pPr>
@@ -27323,7 +27344,7 @@
       <w:pPr>
         <w:pStyle w:val="Slideheading"/>
       </w:pPr>
-      <w:bookmarkStart w:id="219" w:name="s261023"/>
+      <w:bookmarkStart w:id="223" w:name="s261023"/>
       <w:r>
         <w:rPr>
           <w:rStyle w:val="Slidecode"/>
@@ -27337,7 +27358,7 @@
         </w:rPr>
         <w:t xml:space="preserve"> Responding to the Biotic Environment</w:t>
       </w:r>
-      <w:bookmarkEnd w:id="219"/>
+      <w:bookmarkEnd w:id="223"/>
     </w:p>
     <w:p>
       <w:pPr>
@@ -27430,7 +27451,7 @@
       <w:pPr>
         <w:pStyle w:val="Slideheading"/>
       </w:pPr>
-      <w:bookmarkStart w:id="220" w:name="s262024"/>
+      <w:bookmarkStart w:id="224" w:name="s262024"/>
       <w:r>
         <w:rPr>
           <w:rStyle w:val="Slidecode"/>
@@ -27438,7 +27459,7 @@
         </w:rPr>
         <w:t>26.2.24</w:t>
       </w:r>
-      <w:bookmarkEnd w:id="220"/>
+      <w:bookmarkEnd w:id="224"/>
     </w:p>
     <w:p>
       <w:pPr>
@@ -27522,7 +27543,7 @@
       <w:pPr>
         <w:pStyle w:val="Slideheading"/>
       </w:pPr>
-      <w:bookmarkStart w:id="221" w:name="s262025"/>
+      <w:bookmarkStart w:id="225" w:name="s262025"/>
       <w:r>
         <w:rPr>
           <w:rStyle w:val="Slidecode"/>
@@ -27536,7 +27557,7 @@
         </w:rPr>
         <w:t xml:space="preserve"> Phototropism</w:t>
       </w:r>
-      <w:bookmarkEnd w:id="221"/>
+      <w:bookmarkEnd w:id="225"/>
     </w:p>
     <w:p>
       <w:pPr>
@@ -27607,7 +27628,7 @@
       <w:pPr>
         <w:pStyle w:val="Slideheading"/>
       </w:pPr>
-      <w:bookmarkStart w:id="222" w:name="s262026"/>
+      <w:bookmarkStart w:id="226" w:name="s262026"/>
       <w:r>
         <w:rPr>
           <w:rStyle w:val="Slidecode"/>
@@ -27621,7 +27642,7 @@
         </w:rPr>
         <w:t xml:space="preserve"> Phototropin</w:t>
       </w:r>
-      <w:bookmarkEnd w:id="222"/>
+      <w:bookmarkEnd w:id="226"/>
     </w:p>
     <w:p>
       <w:pPr>
@@ -27642,7 +27663,7 @@
       <w:pPr>
         <w:pStyle w:val="Slideheading"/>
       </w:pPr>
-      <w:bookmarkStart w:id="223" w:name="s262027"/>
+      <w:bookmarkStart w:id="227" w:name="s262027"/>
       <w:r>
         <w:rPr>
           <w:rStyle w:val="Slidecode"/>
@@ -27656,7 +27677,7 @@
         </w:rPr>
         <w:t xml:space="preserve"> Thigmotropism</w:t>
       </w:r>
-      <w:bookmarkEnd w:id="223"/>
+      <w:bookmarkEnd w:id="227"/>
     </w:p>
     <w:p>
       <w:pPr>
@@ -27714,7 +27735,7 @@
       <w:pPr>
         <w:pStyle w:val="Slideheading"/>
       </w:pPr>
-      <w:bookmarkStart w:id="224" w:name="s262028"/>
+      <w:bookmarkStart w:id="228" w:name="s262028"/>
       <w:r>
         <w:rPr>
           <w:rStyle w:val="Slidecode"/>
@@ -27728,7 +27749,7 @@
         </w:rPr>
         <w:t xml:space="preserve"> Phototropism and Thigmotropism</w:t>
       </w:r>
-      <w:bookmarkEnd w:id="224"/>
+      <w:bookmarkEnd w:id="228"/>
     </w:p>
     <w:p>
       <w:pPr>
@@ -27762,7 +27783,7 @@
       <w:pPr>
         <w:pStyle w:val="Slideheading"/>
       </w:pPr>
-      <w:bookmarkStart w:id="225" w:name="s262029"/>
+      <w:bookmarkStart w:id="229" w:name="s262029"/>
       <w:r>
         <w:rPr>
           <w:rStyle w:val="Slidecode"/>
@@ -27776,7 +27797,7 @@
         </w:rPr>
         <w:t xml:space="preserve"> Gravitropism</w:t>
       </w:r>
-      <w:bookmarkEnd w:id="225"/>
+      <w:bookmarkEnd w:id="229"/>
     </w:p>
     <w:p>
       <w:pPr>
@@ -27876,7 +27897,7 @@
       <w:pPr>
         <w:pStyle w:val="Slideheading"/>
       </w:pPr>
-      <w:bookmarkStart w:id="226" w:name="s262030"/>
+      <w:bookmarkStart w:id="230" w:name="s262030"/>
       <w:r>
         <w:rPr>
           <w:rStyle w:val="Slidecode"/>
@@ -27890,7 +27911,7 @@
         </w:rPr>
         <w:t xml:space="preserve"> Gravitropism Examples</w:t>
       </w:r>
-      <w:bookmarkEnd w:id="226"/>
+      <w:bookmarkEnd w:id="230"/>
     </w:p>
     <w:p>
       <w:pPr>
@@ -27911,7 +27932,7 @@
       <w:pPr>
         <w:pStyle w:val="Slideheading"/>
       </w:pPr>
-      <w:bookmarkStart w:id="227" w:name="s262031"/>
+      <w:bookmarkStart w:id="231" w:name="s262031"/>
       <w:r>
         <w:rPr>
           <w:rStyle w:val="Slidecode"/>
@@ -27925,7 +27946,7 @@
         </w:rPr>
         <w:t xml:space="preserve"> Why So Many Scientists Work with Arabidopsis</w:t>
       </w:r>
-      <w:bookmarkEnd w:id="227"/>
+      <w:bookmarkEnd w:id="231"/>
     </w:p>
     <w:p>
       <w:pPr>
@@ -28035,7 +28056,7 @@
       <w:pPr>
         <w:pStyle w:val="Slideheading"/>
       </w:pPr>
-      <w:bookmarkStart w:id="228" w:name="s262032"/>
+      <w:bookmarkStart w:id="232" w:name="s262032"/>
       <w:r>
         <w:rPr>
           <w:rStyle w:val="Slidecode"/>
@@ -28049,7 +28070,7 @@
         </w:rPr>
         <w:t xml:space="preserve"> Arabidopsis thaliana</w:t>
       </w:r>
-      <w:bookmarkEnd w:id="228"/>
+      <w:bookmarkEnd w:id="232"/>
     </w:p>
     <w:p>
       <w:pPr>
@@ -28070,7 +28091,7 @@
       <w:pPr>
         <w:pStyle w:val="Slideheading"/>
       </w:pPr>
-      <w:bookmarkStart w:id="229" w:name="s262033"/>
+      <w:bookmarkStart w:id="233" w:name="s262033"/>
       <w:r>
         <w:rPr>
           <w:rStyle w:val="Slidecode"/>
@@ -28084,7 +28105,7 @@
         </w:rPr>
         <w:t xml:space="preserve"> Movement Caused by Internal Stimuli</w:t>
       </w:r>
-      <w:bookmarkEnd w:id="229"/>
+      <w:bookmarkEnd w:id="233"/>
     </w:p>
     <w:p>
       <w:pPr>
@@ -28220,7 +28241,7 @@
       <w:pPr>
         <w:pStyle w:val="Slideheading"/>
       </w:pPr>
-      <w:bookmarkStart w:id="230" w:name="s262034"/>
+      <w:bookmarkStart w:id="234" w:name="s262034"/>
       <w:r>
         <w:rPr>
           <w:rStyle w:val="Slidecode"/>
@@ -28234,7 +28255,7 @@
         </w:rPr>
         <w:t xml:space="preserve"> Plant Cell Exhibits Turgor</w:t>
       </w:r>
-      <w:bookmarkEnd w:id="230"/>
+      <w:bookmarkEnd w:id="234"/>
     </w:p>
     <w:p>
       <w:pPr>
@@ -28281,7 +28302,7 @@
       <w:pPr>
         <w:pStyle w:val="Slideheading"/>
       </w:pPr>
-      <w:bookmarkStart w:id="231" w:name="s262035"/>
+      <w:bookmarkStart w:id="235" w:name="s262035"/>
       <w:r>
         <w:rPr>
           <w:rStyle w:val="Slidecode"/>
@@ -28295,7 +28316,7 @@
         </w:rPr>
         <w:t xml:space="preserve"> Turgor Movement</w:t>
       </w:r>
-      <w:bookmarkEnd w:id="231"/>
+      <w:bookmarkEnd w:id="235"/>
     </w:p>
     <w:p>
       <w:pPr>
@@ -28325,7 +28346,7 @@
       <w:pPr>
         <w:pStyle w:val="Slideheading"/>
       </w:pPr>
-      <w:bookmarkStart w:id="232" w:name="s263036"/>
+      <w:bookmarkStart w:id="236" w:name="s263036"/>
       <w:r>
         <w:rPr>
           <w:rStyle w:val="Slidecode"/>
@@ -28333,7 +28354,7 @@
         </w:rPr>
         <w:t>26.3.36</w:t>
       </w:r>
-      <w:bookmarkEnd w:id="232"/>
+      <w:bookmarkEnd w:id="236"/>
     </w:p>
     <w:p>
       <w:pPr>
@@ -28378,7 +28399,7 @@
       <w:pPr>
         <w:pStyle w:val="Slideheading"/>
       </w:pPr>
-      <w:bookmarkStart w:id="233" w:name="s263037"/>
+      <w:bookmarkStart w:id="237" w:name="s263037"/>
       <w:r>
         <w:rPr>
           <w:rStyle w:val="Slidecode"/>
@@ -28392,7 +28413,7 @@
         </w:rPr>
         <w:t xml:space="preserve"> Phytochrome</w:t>
       </w:r>
-      <w:bookmarkEnd w:id="233"/>
+      <w:bookmarkEnd w:id="237"/>
     </w:p>
     <w:p>
       <w:pPr>
@@ -28463,7 +28484,7 @@
       <w:pPr>
         <w:pStyle w:val="Slideheading"/>
       </w:pPr>
-      <w:bookmarkStart w:id="234" w:name="s263038"/>
+      <w:bookmarkStart w:id="238" w:name="s263038"/>
       <w:r>
         <w:rPr>
           <w:rStyle w:val="Slidecode"/>
@@ -28477,7 +28498,7 @@
         </w:rPr>
         <w:t xml:space="preserve"> Inactive and Active Phytochrome</w:t>
       </w:r>
-      <w:bookmarkEnd w:id="234"/>
+      <w:bookmarkEnd w:id="238"/>
     </w:p>
     <w:p>
       <w:pPr>
@@ -28522,7 +28543,7 @@
       <w:pPr>
         <w:pStyle w:val="Slideheading"/>
       </w:pPr>
-      <w:bookmarkStart w:id="235" w:name="s263039"/>
+      <w:bookmarkStart w:id="239" w:name="s263039"/>
       <w:r>
         <w:rPr>
           <w:rStyle w:val="Slidecode"/>
@@ -28536,7 +28557,7 @@
         </w:rPr>
         <w:t xml:space="preserve"> Phytochrome Conversion Cycle</w:t>
       </w:r>
-      <w:bookmarkEnd w:id="235"/>
+      <w:bookmarkEnd w:id="239"/>
     </w:p>
     <w:p>
       <w:pPr>
@@ -28557,7 +28578,7 @@
       <w:pPr>
         <w:pStyle w:val="Slideheading"/>
       </w:pPr>
-      <w:bookmarkStart w:id="236" w:name="s263040"/>
+      <w:bookmarkStart w:id="240" w:name="s263040"/>
       <w:r>
         <w:rPr>
           <w:rStyle w:val="Slidecode"/>
@@ -28571,7 +28592,7 @@
         </w:rPr>
         <w:t xml:space="preserve"> Flowering and Photoperiodism</w:t>
       </w:r>
-      <w:bookmarkEnd w:id="236"/>
+      <w:bookmarkEnd w:id="240"/>
     </w:p>
     <w:p>
       <w:pPr>
@@ -28668,7 +28689,7 @@
       <w:pPr>
         <w:pStyle w:val="Slideheading"/>
       </w:pPr>
-      <w:bookmarkStart w:id="237" w:name="s263041"/>
+      <w:bookmarkStart w:id="241" w:name="s263041"/>
       <w:r>
         <w:rPr>
           <w:rStyle w:val="Slidecode"/>
@@ -28682,7 +28703,7 @@
         </w:rPr>
         <w:t xml:space="preserve"> Short-Day (Long-Night) Plant</w:t>
       </w:r>
-      <w:bookmarkEnd w:id="237"/>
+      <w:bookmarkEnd w:id="241"/>
     </w:p>
     <w:p>
       <w:pPr>
@@ -28732,7 +28753,7 @@
       <w:pPr>
         <w:pStyle w:val="Slideheading"/>
       </w:pPr>
-      <w:bookmarkStart w:id="238" w:name="s263042"/>
+      <w:bookmarkStart w:id="242" w:name="s263042"/>
       <w:r>
         <w:rPr>
           <w:rStyle w:val="Slidecode"/>
@@ -28746,7 +28767,7 @@
         </w:rPr>
         <w:t xml:space="preserve"> Long-Day (Short-Night) Plant</w:t>
       </w:r>
-      <w:bookmarkEnd w:id="238"/>
+      <w:bookmarkEnd w:id="242"/>
     </w:p>
     <w:p>
       <w:pPr>
@@ -28780,7 +28801,7 @@
       <w:pPr>
         <w:pStyle w:val="Slideheading"/>
       </w:pPr>
-      <w:bookmarkStart w:id="239" w:name="s263043"/>
+      <w:bookmarkStart w:id="243" w:name="s263043"/>
       <w:r>
         <w:rPr>
           <w:rStyle w:val="Slidecode"/>
@@ -28794,7 +28815,7 @@
         </w:rPr>
         <w:t xml:space="preserve"> Phytochrome Controls Shoot Elongation and Chlorophyll Production</w:t>
       </w:r>
-      <w:bookmarkEnd w:id="239"/>
+      <w:bookmarkEnd w:id="243"/>
     </w:p>
     <w:p>
       <w:pPr>
@@ -28830,7 +28851,7 @@
       <w:pPr>
         <w:pStyle w:val="Slideheading"/>
       </w:pPr>
-      <w:bookmarkStart w:id="240" w:name="s263044"/>
+      <w:bookmarkStart w:id="244" w:name="s263044"/>
       <w:r>
         <w:rPr>
           <w:rStyle w:val="Slidecode"/>
@@ -28844,7 +28865,7 @@
         </w:rPr>
         <w:t xml:space="preserve"> Phytochrome and Competition</w:t>
       </w:r>
-      <w:bookmarkEnd w:id="240"/>
+      <w:bookmarkEnd w:id="244"/>
     </w:p>
     <w:p>
       <w:pPr>
@@ -28915,7 +28936,7 @@
       <w:pPr>
         <w:pStyle w:val="Slideheading"/>
       </w:pPr>
-      <w:bookmarkStart w:id="241" w:name="s263045"/>
+      <w:bookmarkStart w:id="245" w:name="s263045"/>
       <w:r>
         <w:rPr>
           <w:rStyle w:val="Slidecode"/>
@@ -28929,7 +28950,7 @@
         </w:rPr>
         <w:t xml:space="preserve"> Circadian Rhythms</w:t>
       </w:r>
-      <w:bookmarkEnd w:id="241"/>
+      <w:bookmarkEnd w:id="245"/>
     </w:p>
     <w:p>
       <w:pPr>
@@ -29013,7 +29034,7 @@
       <w:pPr>
         <w:pStyle w:val="Slideheading"/>
       </w:pPr>
-      <w:bookmarkStart w:id="242" w:name="s263046"/>
+      <w:bookmarkStart w:id="246" w:name="s263046"/>
       <w:r>
         <w:rPr>
           <w:rStyle w:val="Slidecode"/>
@@ -29027,7 +29048,7 @@
         </w:rPr>
         <w:t xml:space="preserve"> Examples of Circadian Rhythms</w:t>
       </w:r>
-      <w:bookmarkEnd w:id="242"/>
+      <w:bookmarkEnd w:id="246"/>
     </w:p>
     <w:p>
       <w:pPr>
@@ -29048,14 +29069,14 @@
       <w:pPr>
         <w:pStyle w:val="Lookupheading"/>
       </w:pPr>
-      <w:bookmarkStart w:id="243" w:name="lk26LkTables"/>
+      <w:bookmarkStart w:id="247" w:name="lk26LkTables"/>
       <w:r>
         <w:rPr>
           <w:rStyle w:val="Slidecode"/>
         </w:rPr>
         <w:t>Comparison tables</w:t>
       </w:r>
-      <w:bookmarkEnd w:id="243"/>
+      <w:bookmarkEnd w:id="247"/>
     </w:p>
     <w:p>
       <w:pPr>
@@ -30972,14 +30993,14 @@
       <w:pPr>
         <w:pStyle w:val="Lookupheading"/>
       </w:pPr>
-      <w:bookmarkStart w:id="244" w:name="lk26LkSeq"/>
+      <w:bookmarkStart w:id="248" w:name="lk26LkSeq"/>
       <w:r>
         <w:rPr>
           <w:rStyle w:val="Slidecode"/>
         </w:rPr>
         <w:t>Sequences</w:t>
       </w:r>
-      <w:bookmarkEnd w:id="244"/>
+      <w:bookmarkEnd w:id="248"/>
     </w:p>
     <w:p>
       <w:pPr>
@@ -31129,14 +31150,14 @@
       <w:pPr>
         <w:pStyle w:val="Lookupheading"/>
       </w:pPr>
-      <w:bookmarkStart w:id="245" w:name="lk26LkUses"/>
+      <w:bookmarkStart w:id="249" w:name="lk26LkUses"/>
       <w:r>
         <w:rPr>
           <w:rStyle w:val="Slidecode"/>
         </w:rPr>
         <w:t>Uses</w:t>
       </w:r>
-      <w:bookmarkEnd w:id="245"/>
+      <w:bookmarkEnd w:id="249"/>
     </w:p>
     <w:p>
       <w:pPr>
@@ -31457,6 +31478,7 @@
           <w:pgSz w:w="12240" w:h="15840"/>
           <w:pgMar w:top="792" w:right="576" w:bottom="720" w:left="576" w:header="432" w:footer="360" w:gutter="0"/>
           <w:cols w:space="288" w:num="2" w:sep="1"/>
+          <w:titlePg/>
           <w:docGrid w:linePitch="360"/>
         </w:sectPr>
       </w:pPr>
@@ -31465,19 +31487,23 @@
       <w:pPr>
         <w:pStyle w:val="Notestitle"/>
       </w:pPr>
+      <w:bookmarkStart w:id="250" w:name="t27"/>
       <w:r>
         <w:rPr/>
         <w:t>Ch. 27: Flowering Plants: Reproduction</w:t>
       </w:r>
+      <w:bookmarkEnd w:id="250"/>
     </w:p>
     <w:p>
       <w:pPr>
         <w:sectPr>
-          <w:headerReference w:type="default" r:id="rId14"/>
+          <w:headerReference w:type="default" r:id="rId19"/>
+          <w:headerReference w:type="first" r:id="rId20"/>
           <w:type w:val="oddPage"/>
           <w:pgSz w:w="12240" w:h="15840"/>
           <w:pgMar w:top="792" w:right="576" w:bottom="720" w:left="576" w:header="432" w:footer="360" w:gutter="0"/>
           <w:cols w:space="288" w:num="1" w:sep="0"/>
+          <w:titlePg/>
           <w:docGrid w:linePitch="360"/>
         </w:sectPr>
       </w:pPr>
@@ -31495,7 +31521,7 @@
       <w:pPr>
         <w:pStyle w:val="Slideheading"/>
       </w:pPr>
-      <w:bookmarkStart w:id="246" w:name="s271003"/>
+      <w:bookmarkStart w:id="251" w:name="s271003"/>
       <w:r>
         <w:rPr>
           <w:rStyle w:val="Slidecode"/>
@@ -31503,7 +31529,7 @@
         </w:rPr>
         <w:t>27.1.3</w:t>
       </w:r>
-      <w:bookmarkEnd w:id="246"/>
+      <w:bookmarkEnd w:id="251"/>
     </w:p>
     <w:p>
       <w:pPr>
@@ -31613,7 +31639,7 @@
       <w:pPr>
         <w:pStyle w:val="Slideheading"/>
       </w:pPr>
-      <w:bookmarkStart w:id="247" w:name="s271004"/>
+      <w:bookmarkStart w:id="252" w:name="s271004"/>
       <w:r>
         <w:rPr>
           <w:rStyle w:val="Slidecode"/>
@@ -31627,7 +31653,7 @@
         </w:rPr>
         <w:t xml:space="preserve"> Sexual Reproduction in Flowering Plants</w:t>
       </w:r>
-      <w:bookmarkEnd w:id="247"/>
+      <w:bookmarkEnd w:id="252"/>
     </w:p>
     <w:p>
       <w:pPr>
@@ -31648,7 +31674,7 @@
       <w:pPr>
         <w:pStyle w:val="Slideheading"/>
       </w:pPr>
-      <w:bookmarkStart w:id="248" w:name="s271005"/>
+      <w:bookmarkStart w:id="253" w:name="s271005"/>
       <w:r>
         <w:rPr>
           <w:rStyle w:val="Slidecode"/>
@@ -31656,7 +31682,7 @@
         </w:rPr>
         <w:t>27.1.5</w:t>
       </w:r>
-      <w:bookmarkEnd w:id="248"/>
+      <w:bookmarkEnd w:id="253"/>
     </w:p>
     <w:p>
       <w:pPr>
@@ -31795,7 +31821,7 @@
       <w:pPr>
         <w:pStyle w:val="Slideheading"/>
       </w:pPr>
-      <w:bookmarkStart w:id="249" w:name="s271006"/>
+      <w:bookmarkStart w:id="254" w:name="s271006"/>
       <w:r>
         <w:rPr>
           <w:rStyle w:val="Slidecode"/>
@@ -31809,7 +31835,7 @@
         </w:rPr>
         <w:t xml:space="preserve"> Flowers</w:t>
       </w:r>
-      <w:bookmarkEnd w:id="249"/>
+      <w:bookmarkEnd w:id="254"/>
     </w:p>
     <w:p>
       <w:pPr>
@@ -31906,7 +31932,7 @@
       <w:pPr>
         <w:pStyle w:val="Slideheading"/>
       </w:pPr>
-      <w:bookmarkStart w:id="250" w:name="s271007"/>
+      <w:bookmarkStart w:id="255" w:name="s271007"/>
       <w:r>
         <w:rPr>
           <w:rStyle w:val="Slidecode"/>
@@ -31920,7 +31946,7 @@
         </w:rPr>
         <w:t xml:space="preserve"> Flower Structure</w:t>
       </w:r>
-      <w:bookmarkEnd w:id="250"/>
+      <w:bookmarkEnd w:id="255"/>
     </w:p>
     <w:p>
       <w:pPr>
@@ -32069,7 +32095,7 @@
       <w:pPr>
         <w:pStyle w:val="Slideheading"/>
       </w:pPr>
-      <w:bookmarkStart w:id="251" w:name="s271008"/>
+      <w:bookmarkStart w:id="256" w:name="s271008"/>
       <w:r>
         <w:rPr>
           <w:rStyle w:val="Slidecode"/>
@@ -32083,7 +32109,7 @@
         </w:rPr>
         <w:t xml:space="preserve"> Anatomy of a Flower</w:t>
       </w:r>
-      <w:bookmarkEnd w:id="251"/>
+      <w:bookmarkEnd w:id="256"/>
     </w:p>
     <w:p>
       <w:pPr>
@@ -32119,7 +32145,7 @@
       <w:pPr>
         <w:pStyle w:val="Slideheading"/>
       </w:pPr>
-      <w:bookmarkStart w:id="252" w:name="s271009"/>
+      <w:bookmarkStart w:id="257" w:name="s271009"/>
       <w:r>
         <w:rPr>
           <w:rStyle w:val="Slidecode"/>
@@ -32133,7 +32159,7 @@
         </w:rPr>
         <w:t xml:space="preserve"> Monocot Versus Eudicot Flowers</w:t>
       </w:r>
-      <w:bookmarkEnd w:id="252"/>
+      <w:bookmarkEnd w:id="257"/>
     </w:p>
     <w:p>
       <w:pPr>
@@ -32196,7 +32222,7 @@
       <w:pPr>
         <w:pStyle w:val="Slideheading"/>
       </w:pPr>
-      <w:bookmarkStart w:id="253" w:name="s271010"/>
+      <w:bookmarkStart w:id="258" w:name="s271010"/>
       <w:r>
         <w:rPr>
           <w:rStyle w:val="Slidecode"/>
@@ -32210,7 +32236,7 @@
         </w:rPr>
         <w:t xml:space="preserve"> Variations in Flower Structure</w:t>
       </w:r>
-      <w:bookmarkEnd w:id="253"/>
+      <w:bookmarkEnd w:id="258"/>
     </w:p>
     <w:p>
       <w:pPr>
@@ -32346,7 +32372,7 @@
       <w:pPr>
         <w:pStyle w:val="Slideheading"/>
       </w:pPr>
-      <w:bookmarkStart w:id="254" w:name="s271011"/>
+      <w:bookmarkStart w:id="259" w:name="s271011"/>
       <w:r>
         <w:rPr>
           <w:rStyle w:val="Slidecode"/>
@@ -32360,7 +32386,7 @@
         </w:rPr>
         <w:t xml:space="preserve"> Monoecious and Dioecious Plants</w:t>
       </w:r>
-      <w:bookmarkEnd w:id="254"/>
+      <w:bookmarkEnd w:id="259"/>
     </w:p>
     <w:p>
       <w:pPr>
@@ -32396,7 +32422,7 @@
       <w:pPr>
         <w:pStyle w:val="Slideheading"/>
       </w:pPr>
-      <w:bookmarkStart w:id="255" w:name="s271012"/>
+      <w:bookmarkStart w:id="260" w:name="s271012"/>
       <w:r>
         <w:rPr>
           <w:rStyle w:val="Slidecode"/>
@@ -32410,7 +32436,7 @@
         </w:rPr>
         <w:t xml:space="preserve"> Development of Male Gametophyte</w:t>
       </w:r>
-      <w:bookmarkEnd w:id="255"/>
+      <w:bookmarkEnd w:id="260"/>
     </w:p>
     <w:p>
       <w:pPr>
@@ -32536,7 +32562,7 @@
       <w:pPr>
         <w:pStyle w:val="Slideheading"/>
       </w:pPr>
-      <w:bookmarkStart w:id="256" w:name="s271013"/>
+      <w:bookmarkStart w:id="261" w:name="s271013"/>
       <w:r>
         <w:rPr>
           <w:rStyle w:val="Slidecode"/>
@@ -32550,7 +32576,7 @@
         </w:rPr>
         <w:t xml:space="preserve"> Life Cycle of Flowering Plants</w:t>
       </w:r>
-      <w:bookmarkEnd w:id="256"/>
+      <w:bookmarkEnd w:id="261"/>
     </w:p>
     <w:p>
       <w:pPr>
@@ -32587,7 +32613,7 @@
       <w:pPr>
         <w:pStyle w:val="Slideheading"/>
       </w:pPr>
-      <w:bookmarkStart w:id="257" w:name="s271014"/>
+      <w:bookmarkStart w:id="262" w:name="s271014"/>
       <w:r>
         <w:rPr>
           <w:rStyle w:val="Slidecode"/>
@@ -32601,7 +32627,7 @@
         </w:rPr>
         <w:t xml:space="preserve"> Development of Female Gametophyte</w:t>
       </w:r>
-      <w:bookmarkEnd w:id="257"/>
+      <w:bookmarkEnd w:id="262"/>
     </w:p>
     <w:p>
       <w:pPr>
@@ -32724,7 +32750,7 @@
       <w:pPr>
         <w:pStyle w:val="Slideheading"/>
       </w:pPr>
-      <w:bookmarkStart w:id="258" w:name="s271015"/>
+      <w:bookmarkStart w:id="263" w:name="s271015"/>
       <w:r>
         <w:rPr>
           <w:rStyle w:val="Slidecode"/>
@@ -32738,7 +32764,7 @@
         </w:rPr>
         <w:t xml:space="preserve"> Types of Pollination</w:t>
       </w:r>
-      <w:bookmarkEnd w:id="258"/>
+      <w:bookmarkEnd w:id="263"/>
     </w:p>
     <w:p>
       <w:pPr>
@@ -32783,7 +32809,7 @@
       <w:pPr>
         <w:pStyle w:val="Slideheading"/>
       </w:pPr>
-      <w:bookmarkStart w:id="259" w:name="s271016"/>
+      <w:bookmarkStart w:id="264" w:name="s271016"/>
       <w:r>
         <w:rPr>
           <w:rStyle w:val="Slidecode"/>
@@ -32797,7 +32823,7 @@
         </w:rPr>
         <w:t xml:space="preserve"> Pollination</w:t>
       </w:r>
-      <w:bookmarkEnd w:id="259"/>
+      <w:bookmarkEnd w:id="264"/>
     </w:p>
     <w:p>
       <w:pPr>
@@ -32833,7 +32859,7 @@
       <w:pPr>
         <w:pStyle w:val="Slideheading"/>
       </w:pPr>
-      <w:bookmarkStart w:id="260" w:name="s271017"/>
+      <w:bookmarkStart w:id="265" w:name="s271017"/>
       <w:r>
         <w:rPr>
           <w:rStyle w:val="Slidecode"/>
@@ -32847,7 +32873,7 @@
         </w:rPr>
         <w:t xml:space="preserve"> Fertilization</w:t>
       </w:r>
-      <w:bookmarkEnd w:id="260"/>
+      <w:bookmarkEnd w:id="265"/>
     </w:p>
     <w:p>
       <w:pPr>
@@ -32931,7 +32957,7 @@
       <w:pPr>
         <w:pStyle w:val="Slideheading"/>
       </w:pPr>
-      <w:bookmarkStart w:id="261" w:name="s271018"/>
+      <w:bookmarkStart w:id="266" w:name="s271018"/>
       <w:r>
         <w:rPr>
           <w:rStyle w:val="Slidecode"/>
@@ -32945,7 +32971,7 @@
         </w:rPr>
         <w:t xml:space="preserve"> Insect Pollinators</w:t>
       </w:r>
-      <w:bookmarkEnd w:id="261"/>
+      <w:bookmarkEnd w:id="266"/>
     </w:p>
     <w:p>
       <w:pPr>
@@ -32981,7 +33007,7 @@
       <w:pPr>
         <w:pStyle w:val="Slideheading"/>
       </w:pPr>
-      <w:bookmarkStart w:id="262" w:name="s271019"/>
+      <w:bookmarkStart w:id="267" w:name="s271019"/>
       <w:r>
         <w:rPr>
           <w:rStyle w:val="Slidecode"/>
@@ -32995,7 +33021,7 @@
         </w:rPr>
         <w:t xml:space="preserve"> Bird and Bat Pollinators</w:t>
       </w:r>
-      <w:bookmarkEnd w:id="262"/>
+      <w:bookmarkEnd w:id="267"/>
     </w:p>
     <w:p>
       <w:pPr>
@@ -33025,7 +33051,7 @@
       <w:pPr>
         <w:pStyle w:val="Slideheading"/>
       </w:pPr>
-      <w:bookmarkStart w:id="263" w:name="s272020"/>
+      <w:bookmarkStart w:id="268" w:name="s272020"/>
       <w:r>
         <w:rPr>
           <w:rStyle w:val="Slidecode"/>
@@ -33033,7 +33059,7 @@
         </w:rPr>
         <w:t>27.2.20</w:t>
       </w:r>
-      <w:bookmarkEnd w:id="263"/>
+      <w:bookmarkEnd w:id="268"/>
     </w:p>
     <w:p>
       <w:pPr>
@@ -33143,7 +33169,7 @@
       <w:pPr>
         <w:pStyle w:val="Slideheading"/>
       </w:pPr>
-      <w:bookmarkStart w:id="264" w:name="s272021"/>
+      <w:bookmarkStart w:id="269" w:name="s272021"/>
       <w:r>
         <w:rPr>
           <w:rStyle w:val="Slidecode"/>
@@ -33157,7 +33183,7 @@
         </w:rPr>
         <w:t xml:space="preserve"> The Heart Stage and Torpedo Stage Embryos</w:t>
       </w:r>
-      <w:bookmarkEnd w:id="264"/>
+      <w:bookmarkEnd w:id="269"/>
     </w:p>
     <w:p>
       <w:pPr>
@@ -33215,7 +33241,7 @@
       <w:pPr>
         <w:pStyle w:val="Slideheading"/>
       </w:pPr>
-      <w:bookmarkStart w:id="265" w:name="s272022"/>
+      <w:bookmarkStart w:id="270" w:name="s272022"/>
       <w:r>
         <w:rPr>
           <w:rStyle w:val="Slidecode"/>
@@ -33229,7 +33255,7 @@
         </w:rPr>
         <w:t xml:space="preserve"> The Mature Embryo</w:t>
       </w:r>
-      <w:bookmarkEnd w:id="265"/>
+      <w:bookmarkEnd w:id="270"/>
     </w:p>
     <w:p>
       <w:pPr>
@@ -33274,7 +33300,7 @@
       <w:pPr>
         <w:pStyle w:val="Slideheading"/>
       </w:pPr>
-      <w:bookmarkStart w:id="266" w:name="s272023"/>
+      <w:bookmarkStart w:id="271" w:name="s272023"/>
       <w:r>
         <w:rPr>
           <w:rStyle w:val="Slidecode"/>
@@ -33288,7 +33314,7 @@
         </w:rPr>
         <w:t xml:space="preserve"> Development of a Eudicot Embryo 1</w:t>
       </w:r>
-      <w:bookmarkEnd w:id="266"/>
+      <w:bookmarkEnd w:id="271"/>
     </w:p>
     <w:p>
       <w:pPr>
@@ -33309,7 +33335,7 @@
       <w:pPr>
         <w:pStyle w:val="Slideheading"/>
       </w:pPr>
-      <w:bookmarkStart w:id="267" w:name="s272024"/>
+      <w:bookmarkStart w:id="272" w:name="s272024"/>
       <w:r>
         <w:rPr>
           <w:rStyle w:val="Slidecode"/>
@@ -33323,7 +33349,7 @@
         </w:rPr>
         <w:t xml:space="preserve"> Development of a Eudicot Embryo 2</w:t>
       </w:r>
-      <w:bookmarkEnd w:id="267"/>
+      <w:bookmarkEnd w:id="272"/>
     </w:p>
     <w:p>
       <w:pPr>
@@ -33360,7 +33386,7 @@
       <w:pPr>
         <w:pStyle w:val="Slideheading"/>
       </w:pPr>
-      <w:bookmarkStart w:id="268" w:name="s272025"/>
+      <w:bookmarkStart w:id="273" w:name="s272025"/>
       <w:r>
         <w:rPr>
           <w:rStyle w:val="Slidecode"/>
@@ -33374,7 +33400,7 @@
         </w:rPr>
         <w:t xml:space="preserve"> Monocot Versus Eudicot Seeds</w:t>
       </w:r>
-      <w:bookmarkEnd w:id="268"/>
+      <w:bookmarkEnd w:id="273"/>
     </w:p>
     <w:p>
       <w:pPr>
@@ -33432,7 +33458,7 @@
       <w:pPr>
         <w:pStyle w:val="Slideheading"/>
       </w:pPr>
-      <w:bookmarkStart w:id="269" w:name="s272026"/>
+      <w:bookmarkStart w:id="274" w:name="s272026"/>
       <w:r>
         <w:rPr>
           <w:rStyle w:val="Slidecode"/>
@@ -33446,7 +33472,7 @@
         </w:rPr>
         <w:t xml:space="preserve"> Monocot Versus Eudicot</w:t>
       </w:r>
-      <w:bookmarkEnd w:id="269"/>
+      <w:bookmarkEnd w:id="274"/>
     </w:p>
     <w:p>
       <w:pPr>
@@ -33492,7 +33518,7 @@
       <w:pPr>
         <w:pStyle w:val="Slideheading"/>
       </w:pPr>
-      <w:bookmarkStart w:id="270" w:name="s273027"/>
+      <w:bookmarkStart w:id="275" w:name="s273027"/>
       <w:r>
         <w:rPr>
           <w:rStyle w:val="Slidecode"/>
@@ -33500,7 +33526,7 @@
         </w:rPr>
         <w:t>27.3.27</w:t>
       </w:r>
-      <w:bookmarkEnd w:id="270"/>
+      <w:bookmarkEnd w:id="275"/>
     </w:p>
     <w:p>
       <w:pPr>
@@ -33636,7 +33662,7 @@
       <w:pPr>
         <w:pStyle w:val="Slideheading"/>
       </w:pPr>
-      <w:bookmarkStart w:id="271" w:name="s273028"/>
+      <w:bookmarkStart w:id="276" w:name="s273028"/>
       <w:r>
         <w:rPr>
           <w:rStyle w:val="Slidecode"/>
@@ -33650,7 +33676,7 @@
         </w:rPr>
         <w:t xml:space="preserve"> Fruit Development</w:t>
       </w:r>
-      <w:bookmarkEnd w:id="271"/>
+      <w:bookmarkEnd w:id="276"/>
     </w:p>
     <w:p>
       <w:pPr>
@@ -33708,7 +33734,7 @@
       <w:pPr>
         <w:pStyle w:val="Slideheading"/>
       </w:pPr>
-      <w:bookmarkStart w:id="272" w:name="s273029"/>
+      <w:bookmarkStart w:id="277" w:name="s273029"/>
       <w:r>
         <w:rPr>
           <w:rStyle w:val="Slidecode"/>
@@ -33722,7 +33748,7 @@
         </w:rPr>
         <w:t xml:space="preserve"> Fruit Types</w:t>
       </w:r>
-      <w:bookmarkEnd w:id="272"/>
+      <w:bookmarkEnd w:id="277"/>
     </w:p>
     <w:p>
       <w:pPr>
@@ -33793,7 +33819,7 @@
       <w:pPr>
         <w:pStyle w:val="Slideheading"/>
       </w:pPr>
-      <w:bookmarkStart w:id="273" w:name="s273030"/>
+      <w:bookmarkStart w:id="278" w:name="s273030"/>
       <w:r>
         <w:rPr>
           <w:rStyle w:val="Slidecode"/>
@@ -33807,7 +33833,7 @@
         </w:rPr>
         <w:t xml:space="preserve"> Fruits</w:t>
       </w:r>
-      <w:bookmarkEnd w:id="273"/>
+      <w:bookmarkEnd w:id="278"/>
     </w:p>
     <w:p>
       <w:pPr>
@@ -33828,7 +33854,7 @@
       <w:pPr>
         <w:pStyle w:val="Slideheading"/>
       </w:pPr>
-      <w:bookmarkStart w:id="274" w:name="s273031"/>
+      <w:bookmarkStart w:id="279" w:name="s273031"/>
       <w:r>
         <w:rPr>
           <w:rStyle w:val="Slidecode"/>
@@ -33842,7 +33868,7 @@
         </w:rPr>
         <w:t xml:space="preserve"> Dispersal of Fruits</w:t>
       </w:r>
-      <w:bookmarkEnd w:id="274"/>
+      <w:bookmarkEnd w:id="279"/>
     </w:p>
     <w:p>
       <w:pPr>
@@ -33926,7 +33952,7 @@
       <w:pPr>
         <w:pStyle w:val="Slideheading"/>
       </w:pPr>
-      <w:bookmarkStart w:id="275" w:name="s273032"/>
+      <w:bookmarkStart w:id="280" w:name="s273032"/>
       <w:r>
         <w:rPr>
           <w:rStyle w:val="Slidecode"/>
@@ -33940,7 +33966,7 @@
         </w:rPr>
         <w:t xml:space="preserve"> Methods of Fruit and Seed Dispersal</w:t>
       </w:r>
-      <w:bookmarkEnd w:id="275"/>
+      <w:bookmarkEnd w:id="280"/>
     </w:p>
     <w:p>
       <w:pPr>
@@ -33961,7 +33987,7 @@
       <w:pPr>
         <w:pStyle w:val="Slideheading"/>
       </w:pPr>
-      <w:bookmarkStart w:id="276" w:name="s273033"/>
+      <w:bookmarkStart w:id="281" w:name="s273033"/>
       <w:r>
         <w:rPr>
           <w:rStyle w:val="Slidecode"/>
@@ -33975,7 +34001,7 @@
         </w:rPr>
         <w:t xml:space="preserve"> Seed Germination</w:t>
       </w:r>
-      <w:bookmarkEnd w:id="276"/>
+      <w:bookmarkEnd w:id="281"/>
     </w:p>
     <w:p>
       <w:pPr>
@@ -34059,7 +34085,7 @@
       <w:pPr>
         <w:pStyle w:val="Slideheading"/>
       </w:pPr>
-      <w:bookmarkStart w:id="277" w:name="s273034"/>
+      <w:bookmarkStart w:id="282" w:name="s273034"/>
       <w:r>
         <w:rPr>
           <w:rStyle w:val="Slidecode"/>
@@ -34073,7 +34099,7 @@
         </w:rPr>
         <w:t xml:space="preserve"> Germination Requirements</w:t>
       </w:r>
-      <w:bookmarkEnd w:id="277"/>
+      <w:bookmarkEnd w:id="282"/>
     </w:p>
     <w:p>
       <w:pPr>
@@ -34118,7 +34144,7 @@
       <w:pPr>
         <w:pStyle w:val="Slideheading"/>
       </w:pPr>
-      <w:bookmarkStart w:id="278" w:name="s273035"/>
+      <w:bookmarkStart w:id="283" w:name="s273035"/>
       <w:r>
         <w:rPr>
           <w:rStyle w:val="Slidecode"/>
@@ -34132,7 +34158,7 @@
         </w:rPr>
         <w:t xml:space="preserve"> Eudicot and Monocot Seed Germination</w:t>
       </w:r>
-      <w:bookmarkEnd w:id="278"/>
+      <w:bookmarkEnd w:id="283"/>
     </w:p>
     <w:p>
       <w:pPr>
@@ -34188,7 +34214,7 @@
       <w:pPr>
         <w:pStyle w:val="Slideheading"/>
       </w:pPr>
-      <w:bookmarkStart w:id="279" w:name="s274036"/>
+      <w:bookmarkStart w:id="284" w:name="s274036"/>
       <w:r>
         <w:rPr>
           <w:rStyle w:val="Slidecode"/>
@@ -34196,7 +34222,7 @@
         </w:rPr>
         <w:t>27.4.36</w:t>
       </w:r>
-      <w:bookmarkEnd w:id="279"/>
+      <w:bookmarkEnd w:id="284"/>
     </w:p>
     <w:p>
       <w:pPr>
@@ -34280,7 +34306,7 @@
       <w:pPr>
         <w:pStyle w:val="Slideheading"/>
       </w:pPr>
-      <w:bookmarkStart w:id="280" w:name="s274037"/>
+      <w:bookmarkStart w:id="285" w:name="s274037"/>
       <w:r>
         <w:rPr>
           <w:rStyle w:val="Slidecode"/>
@@ -34294,7 +34320,7 @@
         </w:rPr>
         <w:t xml:space="preserve"> Asexual Reproduction in Plants</w:t>
       </w:r>
-      <w:bookmarkEnd w:id="280"/>
+      <w:bookmarkEnd w:id="285"/>
     </w:p>
     <w:p>
       <w:pPr>
@@ -34315,7 +34341,7 @@
       <w:pPr>
         <w:pStyle w:val="Slideheading"/>
       </w:pPr>
-      <w:bookmarkStart w:id="281" w:name="s274038"/>
+      <w:bookmarkStart w:id="286" w:name="s274038"/>
       <w:r>
         <w:rPr>
           <w:rStyle w:val="Slidecode"/>
@@ -34329,7 +34355,7 @@
         </w:rPr>
         <w:t xml:space="preserve"> Tissue Culture of Plants</w:t>
       </w:r>
-      <w:bookmarkEnd w:id="281"/>
+      <w:bookmarkEnd w:id="286"/>
     </w:p>
     <w:p>
       <w:pPr>
@@ -34374,7 +34400,7 @@
       <w:pPr>
         <w:pStyle w:val="Slideheading"/>
       </w:pPr>
-      <w:bookmarkStart w:id="282" w:name="s274039"/>
+      <w:bookmarkStart w:id="287" w:name="s274039"/>
       <w:r>
         <w:rPr>
           <w:rStyle w:val="Slidecode"/>
@@ -34388,7 +34414,7 @@
         </w:rPr>
         <w:t xml:space="preserve"> Asexual Reproduction Through Tissue Culture</w:t>
       </w:r>
-      <w:bookmarkEnd w:id="282"/>
+      <w:bookmarkEnd w:id="287"/>
     </w:p>
     <w:p>
       <w:pPr>
@@ -34409,7 +34435,7 @@
       <w:pPr>
         <w:pStyle w:val="Slideheading"/>
       </w:pPr>
-      <w:bookmarkStart w:id="283" w:name="s274040"/>
+      <w:bookmarkStart w:id="288" w:name="s274040"/>
       <w:r>
         <w:rPr>
           <w:rStyle w:val="Slidecode"/>
@@ -34423,7 +34449,7 @@
         </w:rPr>
         <w:t xml:space="preserve"> Tissue Culture and Cell Suspension Culture</w:t>
       </w:r>
-      <w:bookmarkEnd w:id="283"/>
+      <w:bookmarkEnd w:id="288"/>
     </w:p>
     <w:p>
       <w:pPr>
@@ -34585,7 +34611,7 @@
       <w:pPr>
         <w:pStyle w:val="Slideheading"/>
       </w:pPr>
-      <w:bookmarkStart w:id="284" w:name="s274041"/>
+      <w:bookmarkStart w:id="289" w:name="s274041"/>
       <w:r>
         <w:rPr>
           <w:rStyle w:val="Slidecode"/>
@@ -34599,7 +34625,7 @@
         </w:rPr>
         <w:t xml:space="preserve"> Tissue Culture for Plant Conservation</w:t>
       </w:r>
-      <w:bookmarkEnd w:id="284"/>
+      <w:bookmarkEnd w:id="289"/>
     </w:p>
     <w:p>
       <w:pPr>
@@ -34620,14 +34646,14 @@
       <w:pPr>
         <w:pStyle w:val="Lookupheading"/>
       </w:pPr>
-      <w:bookmarkStart w:id="285" w:name="lk27LkTables"/>
+      <w:bookmarkStart w:id="290" w:name="lk27LkTables"/>
       <w:r>
         <w:rPr>
           <w:rStyle w:val="Slidecode"/>
         </w:rPr>
         <w:t>Comparison tables</w:t>
       </w:r>
-      <w:bookmarkEnd w:id="285"/>
+      <w:bookmarkEnd w:id="290"/>
     </w:p>
     <w:p>
       <w:pPr>
@@ -37486,14 +37512,14 @@
       <w:pPr>
         <w:pStyle w:val="Lookupheading"/>
       </w:pPr>
-      <w:bookmarkStart w:id="286" w:name="lk27LkSeq"/>
+      <w:bookmarkStart w:id="291" w:name="lk27LkSeq"/>
       <w:r>
         <w:rPr>
           <w:rStyle w:val="Slidecode"/>
         </w:rPr>
         <w:t>Sequences</w:t>
       </w:r>
-      <w:bookmarkEnd w:id="286"/>
+      <w:bookmarkEnd w:id="291"/>
     </w:p>
     <w:p>
       <w:pPr>
@@ -37619,14 +37645,14 @@
       <w:pPr>
         <w:pStyle w:val="Lookupheading"/>
       </w:pPr>
-      <w:bookmarkStart w:id="287" w:name="lk27LkPloidy"/>
+      <w:bookmarkStart w:id="292" w:name="lk27LkPloidy"/>
       <w:r>
         <w:rPr>
           <w:rStyle w:val="Slidecode"/>
         </w:rPr>
         <w:t>n / 2n / 3n and where meiosis happens</w:t>
       </w:r>
-      <w:bookmarkEnd w:id="287"/>
+      <w:bookmarkEnd w:id="292"/>
     </w:p>
     <w:p>
       <w:pPr>
@@ -37877,14 +37903,14 @@
       <w:pPr>
         <w:pStyle w:val="Lookupheading"/>
       </w:pPr>
-      <w:bookmarkStart w:id="288" w:name="lk27LkUses"/>
+      <w:bookmarkStart w:id="293" w:name="lk27LkUses"/>
       <w:r>
         <w:rPr>
           <w:rStyle w:val="Slidecode"/>
         </w:rPr>
         <w:t>Uses</w:t>
       </w:r>
-      <w:bookmarkEnd w:id="288"/>
+      <w:bookmarkEnd w:id="293"/>
     </w:p>
     <w:p>
       <w:pPr>
@@ -38071,6 +38097,7 @@
       <w:pgSz w:w="12240" w:h="15840"/>
       <w:pgMar w:top="792" w:right="576" w:bottom="720" w:left="576" w:header="432" w:footer="360" w:gutter="0"/>
       <w:cols w:space="288" w:num="2" w:sep="1"/>
+      <w:titlePg/>
       <w:docGrid w:linePitch="360"/>
     </w:sectPr>
   </w:body>
@@ -38078,6 +38105,32 @@
 </file>
 
 <file path=word/footer1.xml><?xml version="1.0" encoding="utf-8"?>
+<w:ftr xmlns:m="http://schemas.openxmlformats.org/officeDocument/2006/math" xmlns:mc="http://schemas.openxmlformats.org/markup-compatibility/2006" xmlns:mo="http://schemas.microsoft.com/office/mac/office/2008/main" xmlns:mv="urn:schemas-microsoft-com:mac:vml" xmlns:o="urn:schemas-microsoft-com:office:office" xmlns:r="http://schemas.openxmlformats.org/officeDocument/2006/relationships" xmlns:v="urn:schemas-microsoft-com:vml" xmlns:w10="urn:schemas-microsoft-com:office:word" xmlns:w14="http://schemas.microsoft.com/office/word/2010/wordml" xmlns:w="http://schemas.openxmlformats.org/wordprocessingml/2006/main" xmlns:wne="http://schemas.microsoft.com/office/word/2006/wordml" xmlns:wp14="http://schemas.microsoft.com/office/word/2010/wordprocessingDrawing" xmlns:wp="http://schemas.openxmlformats.org/drawingml/2006/wordprocessingDrawing" xmlns:wpc="http://schemas.microsoft.com/office/word/2010/wordprocessingCanvas" xmlns:wpg="http://schemas.microsoft.com/office/word/2010/wordprocessingGroup" xmlns:wpi="http://schemas.microsoft.com/office/word/2010/wordprocessingInk" xmlns:wps="http://schemas.microsoft.com/office/word/2010/wordprocessingShape" mc:Ignorable="w14 wp14">
+  <w:p>
+    <w:pPr>
+      <w:pStyle w:val="Footer"/>
+      <w:jc w:val="center"/>
+    </w:pPr>
+    <w:r>
+      <w:fldChar w:fldCharType="begin"/>
+    </w:r>
+    <w:r>
+      <w:instrText xml:space="preserve"> PAGE </w:instrText>
+    </w:r>
+    <w:r>
+      <w:fldChar w:fldCharType="separate"/>
+    </w:r>
+    <w:r>
+      <w:t>1</w:t>
+    </w:r>
+    <w:r>
+      <w:fldChar w:fldCharType="end"/>
+    </w:r>
+  </w:p>
+</w:ftr>
+</file>
+
+<file path=word/footer2.xml><?xml version="1.0" encoding="utf-8"?>
 <w:ftr xmlns:m="http://schemas.openxmlformats.org/officeDocument/2006/math" xmlns:mc="http://schemas.openxmlformats.org/markup-compatibility/2006" xmlns:mo="http://schemas.microsoft.com/office/mac/office/2008/main" xmlns:mv="urn:schemas-microsoft-com:mac:vml" xmlns:o="urn:schemas-microsoft-com:office:office" xmlns:r="http://schemas.openxmlformats.org/officeDocument/2006/relationships" xmlns:v="urn:schemas-microsoft-com:vml" xmlns:w10="urn:schemas-microsoft-com:office:word" xmlns:w14="http://schemas.microsoft.com/office/word/2010/wordml" xmlns:w="http://schemas.openxmlformats.org/wordprocessingml/2006/main" xmlns:wne="http://schemas.microsoft.com/office/word/2006/wordml" xmlns:wp14="http://schemas.microsoft.com/office/word/2010/wordprocessingDrawing" xmlns:wp="http://schemas.openxmlformats.org/drawingml/2006/wordprocessingDrawing" xmlns:wpc="http://schemas.microsoft.com/office/word/2010/wordprocessingCanvas" xmlns:wpg="http://schemas.microsoft.com/office/word/2010/wordprocessingGroup" xmlns:wpi="http://schemas.microsoft.com/office/word/2010/wordprocessingInk" xmlns:wps="http://schemas.microsoft.com/office/word/2010/wordprocessingShape" mc:Ignorable="w14 wp14">
   <w:p>
     <w:pPr>
@@ -38194,93 +38247,22 @@
 </w:hdr>
 </file>
 
+<file path=word/header10.xml><?xml version="1.0" encoding="utf-8"?>
+<w:hdr xmlns:m="http://schemas.openxmlformats.org/officeDocument/2006/math" xmlns:mc="http://schemas.openxmlformats.org/markup-compatibility/2006" xmlns:mo="http://schemas.microsoft.com/office/mac/office/2008/main" xmlns:mv="urn:schemas-microsoft-com:mac:vml" xmlns:o="urn:schemas-microsoft-com:office:office" xmlns:r="http://schemas.openxmlformats.org/officeDocument/2006/relationships" xmlns:v="urn:schemas-microsoft-com:vml" xmlns:w10="urn:schemas-microsoft-com:office:word" xmlns:w14="http://schemas.microsoft.com/office/word/2010/wordml" xmlns:w="http://schemas.openxmlformats.org/wordprocessingml/2006/main" xmlns:wne="http://schemas.microsoft.com/office/word/2006/wordml" xmlns:wp14="http://schemas.microsoft.com/office/word/2010/wordprocessingDrawing" xmlns:wp="http://schemas.openxmlformats.org/drawingml/2006/wordprocessingDrawing" xmlns:wpc="http://schemas.microsoft.com/office/word/2010/wordprocessingCanvas" xmlns:wpg="http://schemas.microsoft.com/office/word/2010/wordprocessingGroup" xmlns:wpi="http://schemas.microsoft.com/office/word/2010/wordprocessingInk" xmlns:wps="http://schemas.microsoft.com/office/word/2010/wordprocessingShape" mc:Ignorable="w14 wp14">
+  <w:p>
+    <w:pPr>
+      <w:pStyle w:val="Header"/>
+    </w:pPr>
+  </w:p>
+</w:hdr>
+</file>
+
 <file path=word/header2.xml><?xml version="1.0" encoding="utf-8"?>
 <w:hdr xmlns:m="http://schemas.openxmlformats.org/officeDocument/2006/math" xmlns:mc="http://schemas.openxmlformats.org/markup-compatibility/2006" xmlns:mo="http://schemas.microsoft.com/office/mac/office/2008/main" xmlns:mv="urn:schemas-microsoft-com:mac:vml" xmlns:o="urn:schemas-microsoft-com:office:office" xmlns:r="http://schemas.openxmlformats.org/officeDocument/2006/relationships" xmlns:v="urn:schemas-microsoft-com:vml" xmlns:w10="urn:schemas-microsoft-com:office:word" xmlns:w14="http://schemas.microsoft.com/office/word/2010/wordml" xmlns:w="http://schemas.openxmlformats.org/wordprocessingml/2006/main" xmlns:wne="http://schemas.microsoft.com/office/word/2006/wordml" xmlns:wp14="http://schemas.microsoft.com/office/word/2010/wordprocessingDrawing" xmlns:wp="http://schemas.openxmlformats.org/drawingml/2006/wordprocessingDrawing" xmlns:wpc="http://schemas.microsoft.com/office/word/2010/wordprocessingCanvas" xmlns:wpg="http://schemas.microsoft.com/office/word/2010/wordprocessingGroup" xmlns:wpi="http://schemas.microsoft.com/office/word/2010/wordprocessingInk" xmlns:wps="http://schemas.microsoft.com/office/word/2010/wordprocessingShape" mc:Ignorable="w14 wp14">
   <w:p>
     <w:pPr>
       <w:pStyle w:val="Header"/>
-      <w:tabs>
-        <w:tab w:pos="11088" w:val="right"/>
-      </w:tabs>
     </w:pPr>
-    <w:r>
-      <w:rPr>
-        <w:sz w:val="17"/>
-      </w:rPr>
-    </w:r>
-    <w:r>
-      <w:rPr>
-        <w:sz w:val="15"/>
-      </w:rPr>
-      <w:t>Ch. 24: Flowering Plants: Structure and Organization</w:t>
-      <w:tab/>
-    </w:r>
-    <w:r>
-      <w:rPr>
-        <w:sz w:val="17"/>
-      </w:rPr>
-      <w:fldChar w:fldCharType="begin"/>
-    </w:r>
-    <w:r>
-      <w:rPr>
-        <w:sz w:val="17"/>
-      </w:rPr>
-      <w:instrText xml:space="preserve"> STYLEREF "Slide code" </w:instrText>
-    </w:r>
-    <w:r>
-      <w:rPr>
-        <w:sz w:val="17"/>
-      </w:rPr>
-      <w:fldChar w:fldCharType="separate"/>
-    </w:r>
-    <w:r>
-      <w:rPr>
-        <w:sz w:val="17"/>
-      </w:rPr>
-      <w:t/>
-    </w:r>
-    <w:r>
-      <w:rPr>
-        <w:sz w:val="17"/>
-      </w:rPr>
-      <w:fldChar w:fldCharType="end"/>
-    </w:r>
-    <w:r>
-      <w:rPr>
-        <w:sz w:val="17"/>
-      </w:rPr>
-      <w:t xml:space="preserve"> – </w:t>
-    </w:r>
-    <w:r>
-      <w:rPr>
-        <w:sz w:val="17"/>
-      </w:rPr>
-      <w:fldChar w:fldCharType="begin"/>
-    </w:r>
-    <w:r>
-      <w:rPr>
-        <w:sz w:val="17"/>
-      </w:rPr>
-      <w:instrText xml:space="preserve"> STYLEREF "Slide code" \l </w:instrText>
-    </w:r>
-    <w:r>
-      <w:rPr>
-        <w:sz w:val="17"/>
-      </w:rPr>
-      <w:fldChar w:fldCharType="separate"/>
-    </w:r>
-    <w:r>
-      <w:rPr>
-        <w:sz w:val="17"/>
-      </w:rPr>
-      <w:t/>
-    </w:r>
-    <w:r>
-      <w:rPr>
-        <w:sz w:val="17"/>
-      </w:rPr>
-      <w:fldChar w:fldCharType="end"/>
-    </w:r>
   </w:p>
 </w:hdr>
 </file>
@@ -38303,7 +38285,7 @@
       <w:rPr>
         <w:sz w:val="15"/>
       </w:rPr>
-      <w:t>Ch. 25: Flowering Plants: Nutrition and Transport</w:t>
+      <w:t>Ch. 24: Flowering Plants: Structure and Organization</w:t>
       <w:tab/>
     </w:r>
     <w:r>
@@ -38381,6 +38363,16 @@
   <w:p>
     <w:pPr>
       <w:pStyle w:val="Header"/>
+    </w:pPr>
+  </w:p>
+</w:hdr>
+</file>
+
+<file path=word/header5.xml><?xml version="1.0" encoding="utf-8"?>
+<w:hdr xmlns:m="http://schemas.openxmlformats.org/officeDocument/2006/math" xmlns:mc="http://schemas.openxmlformats.org/markup-compatibility/2006" xmlns:mo="http://schemas.microsoft.com/office/mac/office/2008/main" xmlns:mv="urn:schemas-microsoft-com:mac:vml" xmlns:o="urn:schemas-microsoft-com:office:office" xmlns:r="http://schemas.openxmlformats.org/officeDocument/2006/relationships" xmlns:v="urn:schemas-microsoft-com:vml" xmlns:w10="urn:schemas-microsoft-com:office:word" xmlns:w14="http://schemas.microsoft.com/office/word/2010/wordml" xmlns:w="http://schemas.openxmlformats.org/wordprocessingml/2006/main" xmlns:wne="http://schemas.microsoft.com/office/word/2006/wordml" xmlns:wp14="http://schemas.microsoft.com/office/word/2010/wordprocessingDrawing" xmlns:wp="http://schemas.openxmlformats.org/drawingml/2006/wordprocessingDrawing" xmlns:wpc="http://schemas.microsoft.com/office/word/2010/wordprocessingCanvas" xmlns:wpg="http://schemas.microsoft.com/office/word/2010/wordprocessingGroup" xmlns:wpi="http://schemas.microsoft.com/office/word/2010/wordprocessingInk" xmlns:wps="http://schemas.microsoft.com/office/word/2010/wordprocessingShape" mc:Ignorable="w14 wp14">
+  <w:p>
+    <w:pPr>
+      <w:pStyle w:val="Header"/>
       <w:tabs>
         <w:tab w:pos="11088" w:val="right"/>
       </w:tabs>
@@ -38394,7 +38386,7 @@
       <w:rPr>
         <w:sz w:val="15"/>
       </w:rPr>
-      <w:t>Ch. 26: Flowering Plants: Control of Growth Responses</w:t>
+      <w:t>Ch. 25: Flowering Plants: Nutrition and Transport</w:t>
       <w:tab/>
     </w:r>
     <w:r>
@@ -38467,7 +38459,118 @@
 </w:hdr>
 </file>
 
-<file path=word/header5.xml><?xml version="1.0" encoding="utf-8"?>
+<file path=word/header6.xml><?xml version="1.0" encoding="utf-8"?>
+<w:hdr xmlns:m="http://schemas.openxmlformats.org/officeDocument/2006/math" xmlns:mc="http://schemas.openxmlformats.org/markup-compatibility/2006" xmlns:mo="http://schemas.microsoft.com/office/mac/office/2008/main" xmlns:mv="urn:schemas-microsoft-com:mac:vml" xmlns:o="urn:schemas-microsoft-com:office:office" xmlns:r="http://schemas.openxmlformats.org/officeDocument/2006/relationships" xmlns:v="urn:schemas-microsoft-com:vml" xmlns:w10="urn:schemas-microsoft-com:office:word" xmlns:w14="http://schemas.microsoft.com/office/word/2010/wordml" xmlns:w="http://schemas.openxmlformats.org/wordprocessingml/2006/main" xmlns:wne="http://schemas.microsoft.com/office/word/2006/wordml" xmlns:wp14="http://schemas.microsoft.com/office/word/2010/wordprocessingDrawing" xmlns:wp="http://schemas.openxmlformats.org/drawingml/2006/wordprocessingDrawing" xmlns:wpc="http://schemas.microsoft.com/office/word/2010/wordprocessingCanvas" xmlns:wpg="http://schemas.microsoft.com/office/word/2010/wordprocessingGroup" xmlns:wpi="http://schemas.microsoft.com/office/word/2010/wordprocessingInk" xmlns:wps="http://schemas.microsoft.com/office/word/2010/wordprocessingShape" mc:Ignorable="w14 wp14">
+  <w:p>
+    <w:pPr>
+      <w:pStyle w:val="Header"/>
+    </w:pPr>
+  </w:p>
+</w:hdr>
+</file>
+
+<file path=word/header7.xml><?xml version="1.0" encoding="utf-8"?>
+<w:hdr xmlns:m="http://schemas.openxmlformats.org/officeDocument/2006/math" xmlns:mc="http://schemas.openxmlformats.org/markup-compatibility/2006" xmlns:mo="http://schemas.microsoft.com/office/mac/office/2008/main" xmlns:mv="urn:schemas-microsoft-com:mac:vml" xmlns:o="urn:schemas-microsoft-com:office:office" xmlns:r="http://schemas.openxmlformats.org/officeDocument/2006/relationships" xmlns:v="urn:schemas-microsoft-com:vml" xmlns:w10="urn:schemas-microsoft-com:office:word" xmlns:w14="http://schemas.microsoft.com/office/word/2010/wordml" xmlns:w="http://schemas.openxmlformats.org/wordprocessingml/2006/main" xmlns:wne="http://schemas.microsoft.com/office/word/2006/wordml" xmlns:wp14="http://schemas.microsoft.com/office/word/2010/wordprocessingDrawing" xmlns:wp="http://schemas.openxmlformats.org/drawingml/2006/wordprocessingDrawing" xmlns:wpc="http://schemas.microsoft.com/office/word/2010/wordprocessingCanvas" xmlns:wpg="http://schemas.microsoft.com/office/word/2010/wordprocessingGroup" xmlns:wpi="http://schemas.microsoft.com/office/word/2010/wordprocessingInk" xmlns:wps="http://schemas.microsoft.com/office/word/2010/wordprocessingShape" mc:Ignorable="w14 wp14">
+  <w:p>
+    <w:pPr>
+      <w:pStyle w:val="Header"/>
+      <w:tabs>
+        <w:tab w:pos="11088" w:val="right"/>
+      </w:tabs>
+    </w:pPr>
+    <w:r>
+      <w:rPr>
+        <w:sz w:val="17"/>
+      </w:rPr>
+    </w:r>
+    <w:r>
+      <w:rPr>
+        <w:sz w:val="15"/>
+      </w:rPr>
+      <w:t>Ch. 26: Flowering Plants: Control of Growth Responses</w:t>
+      <w:tab/>
+    </w:r>
+    <w:r>
+      <w:rPr>
+        <w:sz w:val="17"/>
+      </w:rPr>
+      <w:fldChar w:fldCharType="begin"/>
+    </w:r>
+    <w:r>
+      <w:rPr>
+        <w:sz w:val="17"/>
+      </w:rPr>
+      <w:instrText xml:space="preserve"> STYLEREF "Slide code" </w:instrText>
+    </w:r>
+    <w:r>
+      <w:rPr>
+        <w:sz w:val="17"/>
+      </w:rPr>
+      <w:fldChar w:fldCharType="separate"/>
+    </w:r>
+    <w:r>
+      <w:rPr>
+        <w:sz w:val="17"/>
+      </w:rPr>
+      <w:t/>
+    </w:r>
+    <w:r>
+      <w:rPr>
+        <w:sz w:val="17"/>
+      </w:rPr>
+      <w:fldChar w:fldCharType="end"/>
+    </w:r>
+    <w:r>
+      <w:rPr>
+        <w:sz w:val="17"/>
+      </w:rPr>
+      <w:t xml:space="preserve"> – </w:t>
+    </w:r>
+    <w:r>
+      <w:rPr>
+        <w:sz w:val="17"/>
+      </w:rPr>
+      <w:fldChar w:fldCharType="begin"/>
+    </w:r>
+    <w:r>
+      <w:rPr>
+        <w:sz w:val="17"/>
+      </w:rPr>
+      <w:instrText xml:space="preserve"> STYLEREF "Slide code" \l </w:instrText>
+    </w:r>
+    <w:r>
+      <w:rPr>
+        <w:sz w:val="17"/>
+      </w:rPr>
+      <w:fldChar w:fldCharType="separate"/>
+    </w:r>
+    <w:r>
+      <w:rPr>
+        <w:sz w:val="17"/>
+      </w:rPr>
+      <w:t/>
+    </w:r>
+    <w:r>
+      <w:rPr>
+        <w:sz w:val="17"/>
+      </w:rPr>
+      <w:fldChar w:fldCharType="end"/>
+    </w:r>
+  </w:p>
+</w:hdr>
+</file>
+
+<file path=word/header8.xml><?xml version="1.0" encoding="utf-8"?>
+<w:hdr xmlns:m="http://schemas.openxmlformats.org/officeDocument/2006/math" xmlns:mc="http://schemas.openxmlformats.org/markup-compatibility/2006" xmlns:mo="http://schemas.microsoft.com/office/mac/office/2008/main" xmlns:mv="urn:schemas-microsoft-com:mac:vml" xmlns:o="urn:schemas-microsoft-com:office:office" xmlns:r="http://schemas.openxmlformats.org/officeDocument/2006/relationships" xmlns:v="urn:schemas-microsoft-com:vml" xmlns:w10="urn:schemas-microsoft-com:office:word" xmlns:w14="http://schemas.microsoft.com/office/word/2010/wordml" xmlns:w="http://schemas.openxmlformats.org/wordprocessingml/2006/main" xmlns:wne="http://schemas.microsoft.com/office/word/2006/wordml" xmlns:wp14="http://schemas.microsoft.com/office/word/2010/wordprocessingDrawing" xmlns:wp="http://schemas.openxmlformats.org/drawingml/2006/wordprocessingDrawing" xmlns:wpc="http://schemas.microsoft.com/office/word/2010/wordprocessingCanvas" xmlns:wpg="http://schemas.microsoft.com/office/word/2010/wordprocessingGroup" xmlns:wpi="http://schemas.microsoft.com/office/word/2010/wordprocessingInk" xmlns:wps="http://schemas.microsoft.com/office/word/2010/wordprocessingShape" mc:Ignorable="w14 wp14">
+  <w:p>
+    <w:pPr>
+      <w:pStyle w:val="Header"/>
+    </w:pPr>
+  </w:p>
+</w:hdr>
+</file>
+
+<file path=word/header9.xml><?xml version="1.0" encoding="utf-8"?>
 <w:hdr xmlns:m="http://schemas.openxmlformats.org/officeDocument/2006/math" xmlns:mc="http://schemas.openxmlformats.org/markup-compatibility/2006" xmlns:mo="http://schemas.microsoft.com/office/mac/office/2008/main" xmlns:mv="urn:schemas-microsoft-com:mac:vml" xmlns:o="urn:schemas-microsoft-com:office:office" xmlns:r="http://schemas.openxmlformats.org/officeDocument/2006/relationships" xmlns:v="urn:schemas-microsoft-com:vml" xmlns:w10="urn:schemas-microsoft-com:office:word" xmlns:w14="http://schemas.microsoft.com/office/word/2010/wordml" xmlns:w="http://schemas.openxmlformats.org/wordprocessingml/2006/main" xmlns:wne="http://schemas.microsoft.com/office/word/2006/wordml" xmlns:wp14="http://schemas.microsoft.com/office/word/2010/wordprocessingDrawing" xmlns:wp="http://schemas.openxmlformats.org/drawingml/2006/wordprocessingDrawing" xmlns:wpc="http://schemas.microsoft.com/office/word/2010/wordprocessingCanvas" xmlns:wpg="http://schemas.microsoft.com/office/word/2010/wordprocessingGroup" xmlns:wpi="http://schemas.microsoft.com/office/word/2010/wordprocessingInk" xmlns:wps="http://schemas.microsoft.com/office/word/2010/wordprocessingShape" mc:Ignorable="w14 wp14">
   <w:p>
     <w:pPr>
